--- a/docs/BaoCao_CuoiKy_DeTai5_CanhBaoThienTai_PhanCongDong.docx
+++ b/docs/BaoCao_CuoiKy_DeTai5_CanhBaoThienTai_PhanCongDong.docx
@@ -4,30 +4,32 @@
   <w:body>
     <w:p>
       <w:pPr>
-        <w:spacing w:before="0" w:after="40"/>
+        <w:spacing w:line="288" w:lineRule="auto" w:before="200" w:after="40"/>
         <w:jc w:val="center"/>
       </w:pPr>
       <w:r>
         <w:rPr>
           <w:rFonts w:ascii="Times New Roman" w:hAnsi="Times New Roman"/>
           <w:b/>
-          <w:color w:val="005691"/>
-          <w:sz w:val="28"/>
+          <w:color w:val="000000"/>
+          <w:sz w:val="26"/>
         </w:rPr>
+        <w:t>BỘ GIÁO DỤC VÀ ĐÀO TẠO</w:t>
+        <w:br/>
         <w:t>TRƯỜNG ĐẠI HỌC GIA ĐỊNH</w:t>
         <w:br/>
-        <w:t>KHOA CÔNG NGHỆ THÔNG TIN</w:t>
+        <w:t>KHOA: CÔNG NGHỆ THÔNG TIN</w:t>
       </w:r>
     </w:p>
     <w:p>
       <w:pPr>
-        <w:spacing w:before="320" w:after="320"/>
+        <w:spacing w:before="360" w:after="360"/>
         <w:jc w:val="center"/>
       </w:pPr>
       <w:r>
         <w:drawing>
           <wp:inline xmlns:a="http://schemas.openxmlformats.org/drawingml/2006/main" xmlns:pic="http://schemas.openxmlformats.org/drawingml/2006/picture">
-            <wp:extent cx="2377440" cy="2377440"/>
+            <wp:extent cx="2194560" cy="2194560"/>
             <wp:docPr id="1" name="Picture 1"/>
             <wp:cNvGraphicFramePr>
               <a:graphicFrameLocks noChangeAspect="1"/>
@@ -48,7 +50,7 @@
                   <pic:spPr>
                     <a:xfrm>
                       <a:off x="0" y="0"/>
-                      <a:ext cx="2377440" cy="2377440"/>
+                      <a:ext cx="2194560" cy="2194560"/>
                     </a:xfrm>
                     <a:prstGeom prst="rect"/>
                   </pic:spPr>
@@ -61,57 +63,30 @@
     </w:p>
     <w:p>
       <w:pPr>
-        <w:spacing w:before="200" w:after="80"/>
+        <w:spacing w:before="160" w:after="40"/>
         <w:jc w:val="center"/>
       </w:pPr>
       <w:r>
         <w:rPr>
           <w:rFonts w:ascii="Times New Roman" w:hAnsi="Times New Roman"/>
           <w:b/>
-          <w:color w:val="005691"/>
-          <w:sz w:val="36"/>
+          <w:color w:val="000000"/>
+          <w:sz w:val="60"/>
         </w:rPr>
-        <w:t>BÁO CÁO TIỂU LUẬN KẾT THÚC HỌC PHẦN</w:t>
+        <w:t>TIỂU LUẬN</w:t>
       </w:r>
     </w:p>
     <w:p>
       <w:pPr>
-        <w:spacing w:after="40"/>
+        <w:spacing w:before="400" w:after="200"/>
         <w:jc w:val="center"/>
       </w:pPr>
       <w:r>
         <w:rPr>
           <w:rFonts w:ascii="Times New Roman" w:hAnsi="Times New Roman"/>
           <w:b/>
-          <w:color w:val="1E3C6E"/>
-          <w:sz w:val="26"/>
-        </w:rPr>
-        <w:t>HỌC PHẦN: CẢM BIẾN VÀ CƠ CẤU CHẤP HÀNH</w:t>
-        <w:br/>
-        <w:t>MÃ LỚP HỌC PHẦN: 020100139101</w:t>
-      </w:r>
-    </w:p>
-    <w:p>
-      <w:pPr>
-        <w:spacing w:before="320" w:after="160"/>
-        <w:jc w:val="center"/>
-      </w:pPr>
-      <w:r>
-        <w:rPr>
-          <w:rFonts w:ascii="Times New Roman" w:hAnsi="Times New Roman"/>
-          <w:b/>
-          <w:color w:val="005691"/>
-          <w:sz w:val="28"/>
-        </w:rPr>
-        <w:t>ĐỀ TÀI 5:</w:t>
-        <w:br/>
-      </w:r>
-      <w:r>
-        <w:rPr>
-          <w:rFonts w:ascii="Times New Roman" w:hAnsi="Times New Roman"/>
-          <w:b/>
-          <w:color w:val="B40000"/>
-          <w:sz w:val="32"/>
+          <w:color w:val="000000"/>
+          <w:sz w:val="36"/>
         </w:rPr>
         <w:t>HỆ THỐNG CẢNH BÁO THIÊN TAI ĐA NĂNG</w:t>
         <w:br/>
@@ -120,7 +95,187 @@
     </w:p>
     <w:p>
       <w:pPr>
-        <w:spacing w:after="600"/>
+        <w:spacing w:before="280" w:after="120"/>
+        <w:ind w:left="1152"/>
+        <w:jc w:val="left"/>
+      </w:pPr>
+      <w:r>
+        <w:rPr>
+          <w:rFonts w:ascii="Times New Roman" w:hAnsi="Times New Roman"/>
+          <w:b/>
+          <w:sz w:val="32"/>
+        </w:rPr>
+        <w:t xml:space="preserve">MÔN: </w:t>
+      </w:r>
+      <w:r>
+        <w:rPr>
+          <w:rFonts w:ascii="Times New Roman" w:hAnsi="Times New Roman"/>
+          <w:b/>
+          <w:sz w:val="32"/>
+        </w:rPr>
+        <w:t>CẢM BIẾN VÀ CƠ CẤU CHẤP HÀNH</w:t>
+      </w:r>
+    </w:p>
+    <w:p>
+      <w:pPr>
+        <w:spacing w:after="80"/>
+        <w:ind w:left="1152"/>
+        <w:jc w:val="left"/>
+      </w:pPr>
+      <w:r>
+        <w:rPr>
+          <w:rFonts w:ascii="Times New Roman" w:hAnsi="Times New Roman"/>
+          <w:sz w:val="32"/>
+        </w:rPr>
+        <w:t xml:space="preserve">Ngành: </w:t>
+      </w:r>
+      <w:r>
+        <w:rPr>
+          <w:rFonts w:ascii="Times New Roman" w:hAnsi="Times New Roman"/>
+          <w:b/>
+          <w:sz w:val="32"/>
+        </w:rPr>
+        <w:t>CÔNG NGHỆ THÔNG TIN</w:t>
+      </w:r>
+    </w:p>
+    <w:p>
+      <w:pPr>
+        <w:spacing w:after="400"/>
+        <w:ind w:left="1152"/>
+        <w:jc w:val="left"/>
+      </w:pPr>
+      <w:r>
+        <w:rPr>
+          <w:rFonts w:ascii="Times New Roman" w:hAnsi="Times New Roman"/>
+          <w:sz w:val="32"/>
+        </w:rPr>
+        <w:t xml:space="preserve">Chuyên ngành (nếu có): </w:t>
+      </w:r>
+      <w:r>
+        <w:rPr>
+          <w:rFonts w:ascii="Times New Roman" w:hAnsi="Times New Roman"/>
+          <w:b/>
+          <w:sz w:val="32"/>
+        </w:rPr>
+        <w:t>KỸ THUẬT PHẦN MỀM / IOT</w:t>
+      </w:r>
+    </w:p>
+    <w:p>
+      <w:pPr>
+        <w:spacing w:after="80"/>
+        <w:ind w:left="1152"/>
+        <w:jc w:val="left"/>
+      </w:pPr>
+      <w:r>
+        <w:rPr>
+          <w:rFonts w:ascii="Times New Roman" w:hAnsi="Times New Roman"/>
+          <w:sz w:val="28"/>
+        </w:rPr>
+        <w:t xml:space="preserve">Giảng viên hướng dẫn: </w:t>
+      </w:r>
+      <w:r>
+        <w:rPr>
+          <w:rFonts w:ascii="Times New Roman" w:hAnsi="Times New Roman"/>
+          <w:b/>
+          <w:sz w:val="28"/>
+        </w:rPr>
+        <w:t>TS. PHAN VĂN ĐỨC — ThS. NGUYỄN LÊ TUẤN VŨ</w:t>
+      </w:r>
+    </w:p>
+    <w:p>
+      <w:pPr>
+        <w:spacing w:after="80"/>
+        <w:ind w:left="1152"/>
+        <w:jc w:val="left"/>
+      </w:pPr>
+      <w:r>
+        <w:rPr>
+          <w:rFonts w:ascii="Times New Roman" w:hAnsi="Times New Roman"/>
+          <w:sz w:val="28"/>
+        </w:rPr>
+        <w:t xml:space="preserve">Sinh viên thực hiện: </w:t>
+      </w:r>
+      <w:r>
+        <w:rPr>
+          <w:rFonts w:ascii="Times New Roman" w:hAnsi="Times New Roman"/>
+          <w:b/>
+          <w:sz w:val="28"/>
+        </w:rPr>
+        <w:t>PHAN CÔNG ĐỒNG</w:t>
+      </w:r>
+    </w:p>
+    <w:p>
+      <w:pPr>
+        <w:spacing w:after="80"/>
+        <w:ind w:left="1152"/>
+        <w:jc w:val="left"/>
+      </w:pPr>
+      <w:r>
+        <w:rPr>
+          <w:rFonts w:ascii="Times New Roman" w:hAnsi="Times New Roman"/>
+          <w:sz w:val="28"/>
+        </w:rPr>
+        <w:t xml:space="preserve">MSSV: </w:t>
+      </w:r>
+      <w:r>
+        <w:rPr>
+          <w:rFonts w:ascii="Times New Roman" w:hAnsi="Times New Roman"/>
+          <w:b/>
+          <w:sz w:val="28"/>
+        </w:rPr>
+        <w:t>25150018</w:t>
+      </w:r>
+    </w:p>
+    <w:p>
+      <w:pPr>
+        <w:spacing w:after="80"/>
+        <w:ind w:left="1152"/>
+        <w:jc w:val="left"/>
+      </w:pPr>
+      <w:r>
+        <w:rPr>
+          <w:rFonts w:ascii="Times New Roman" w:hAnsi="Times New Roman"/>
+          <w:sz w:val="28"/>
+        </w:rPr>
+        <w:t xml:space="preserve">Lớp học phần: </w:t>
+      </w:r>
+      <w:r>
+        <w:rPr>
+          <w:rFonts w:ascii="Times New Roman" w:hAnsi="Times New Roman"/>
+          <w:b/>
+          <w:sz w:val="28"/>
+        </w:rPr>
+        <w:t>020100139101</w:t>
+      </w:r>
+    </w:p>
+    <w:p>
+      <w:pPr>
+        <w:spacing w:before="900" w:after="0"/>
+        <w:jc w:val="center"/>
+      </w:pPr>
+      <w:r>
+        <w:rPr>
+          <w:rFonts w:ascii="Times New Roman" w:hAnsi="Times New Roman"/>
+          <w:b w:val="0"/>
+          <w:sz w:val="28"/>
+        </w:rPr>
+        <w:t>TP. Hồ Chí Minh, tháng 10 năm 2026</w:t>
+      </w:r>
+    </w:p>
+    <w:p>
+      <w:pPr>
+        <w:sectPr>
+          <w:pgSz w:w="12240" w:h="15840"/>
+          <w:pgMar w:top="1134" w:right="1134" w:bottom="1134" w:left="1417" w:header="720" w:footer="720" w:gutter="0"/>
+          <w:cols w:space="720"/>
+          <w:docGrid w:linePitch="360"/>
+          <w:pgBorders w:offsetFrom="page">
+            <w:top w:val="single" w:sz="18" w:space="24" w:color="000000"/>
+            <w:left w:val="single" w:sz="18" w:space="24" w:color="000000"/>
+            <w:bottom w:val="single" w:sz="18" w:space="24" w:color="000000"/>
+            <w:right w:val="single" w:sz="18" w:space="24" w:color="000000"/>
+          </w:pgBorders>
+        </w:sectPr>
       </w:pPr>
     </w:p>
     <w:tbl>
@@ -137,12 +292,6 @@
         <w:tc>
           <w:tcPr>
             <w:tcW w:type="dxa" w:w="4608"/>
-            <w:tcMar>
-              <w:top w:w="60" w:type="dxa"/>
-              <w:bottom w:w="60" w:type="dxa"/>
-              <w:left w:w="80" w:type="dxa"/>
-              <w:right w:w="80" w:type="dxa"/>
-            </w:tcMar>
             <w:tcBorders>
               <w:top w:val="none"/>
               <w:bottom w:val="none"/>
@@ -151,25 +300,34 @@
             </w:tcBorders>
           </w:tcPr>
           <w:p>
+            <w:pPr>
+              <w:spacing w:line="276" w:lineRule="auto"/>
+              <w:jc w:val="center"/>
+            </w:pPr>
             <w:r>
               <w:rPr>
                 <w:rFonts w:ascii="Times New Roman" w:hAnsi="Times New Roman"/>
                 <w:b/>
                 <w:sz w:val="24"/>
               </w:rPr>
-              <w:t>Giảng viên ra đề &amp; Chấm thi:</w:t>
+              <w:t>TRƯỜNG ĐẠI HỌC GIA ĐỊNH</w:t>
+              <w:br/>
+              <w:t>KHOA CÔNG NGHỆ THÔNG TIN</w:t>
+              <w:br/>
+            </w:r>
+            <w:r>
+              <w:rPr>
+                <w:rFonts w:ascii="Times New Roman" w:hAnsi="Times New Roman"/>
+                <w:b/>
+                <w:sz w:val="24"/>
+              </w:rPr>
+              <w:t>————————</w:t>
             </w:r>
           </w:p>
         </w:tc>
         <w:tc>
           <w:tcPr>
             <w:tcW w:type="dxa" w:w="5472"/>
-            <w:tcMar>
-              <w:top w:w="60" w:type="dxa"/>
-              <w:bottom w:w="60" w:type="dxa"/>
-              <w:left w:w="80" w:type="dxa"/>
-              <w:right w:w="80" w:type="dxa"/>
-            </w:tcMar>
             <w:tcBorders>
               <w:top w:val="none"/>
               <w:bottom w:val="none"/>
@@ -178,177 +336,28 @@
             </w:tcBorders>
           </w:tcPr>
           <w:p>
-            <w:r>
-              <w:rPr>
-                <w:rFonts w:ascii="Times New Roman" w:hAnsi="Times New Roman"/>
-                <w:sz w:val="24"/>
-              </w:rPr>
-              <w:t>TS. PHAN VĂN ĐỨC — ThS. NGUYỄN LÊ TUẤN VŨ</w:t>
-            </w:r>
-          </w:p>
-        </w:tc>
-      </w:tr>
-      <w:tr>
-        <w:tc>
-          <w:tcPr>
-            <w:tcW w:type="dxa" w:w="4608"/>
-            <w:tcMar>
-              <w:top w:w="60" w:type="dxa"/>
-              <w:bottom w:w="60" w:type="dxa"/>
-              <w:left w:w="80" w:type="dxa"/>
-              <w:right w:w="80" w:type="dxa"/>
-            </w:tcMar>
-            <w:tcBorders>
-              <w:top w:val="none"/>
-              <w:bottom w:val="none"/>
-              <w:left w:val="none"/>
-              <w:right w:val="none"/>
-            </w:tcBorders>
-          </w:tcPr>
-          <w:p>
+            <w:pPr>
+              <w:spacing w:line="276" w:lineRule="auto"/>
+              <w:jc w:val="center"/>
+            </w:pPr>
             <w:r>
               <w:rPr>
                 <w:rFonts w:ascii="Times New Roman" w:hAnsi="Times New Roman"/>
                 <w:b/>
                 <w:sz w:val="24"/>
               </w:rPr>
-              <w:t>Nhóm sinh viên thực hiện:</w:t>
-            </w:r>
-          </w:p>
-        </w:tc>
-        <w:tc>
-          <w:tcPr>
-            <w:tcW w:type="dxa" w:w="5472"/>
-            <w:tcMar>
-              <w:top w:w="60" w:type="dxa"/>
-              <w:bottom w:w="60" w:type="dxa"/>
-              <w:left w:w="80" w:type="dxa"/>
-              <w:right w:w="80" w:type="dxa"/>
-            </w:tcMar>
-            <w:tcBorders>
-              <w:top w:val="none"/>
-              <w:bottom w:val="none"/>
-              <w:left w:val="none"/>
-              <w:right w:val="none"/>
-            </w:tcBorders>
-          </w:tcPr>
-          <w:p>
-            <w:r>
-              <w:rPr>
-                <w:rFonts w:ascii="Times New Roman" w:hAnsi="Times New Roman"/>
-                <w:sz w:val="24"/>
-              </w:rPr>
-              <w:t>NHÓM 2</w:t>
-            </w:r>
-          </w:p>
-        </w:tc>
-      </w:tr>
-      <w:tr>
-        <w:tc>
-          <w:tcPr>
-            <w:tcW w:type="dxa" w:w="4608"/>
-            <w:tcMar>
-              <w:top w:w="60" w:type="dxa"/>
-              <w:bottom w:w="60" w:type="dxa"/>
-              <w:left w:w="80" w:type="dxa"/>
-              <w:right w:w="80" w:type="dxa"/>
-            </w:tcMar>
-            <w:tcBorders>
-              <w:top w:val="none"/>
-              <w:bottom w:val="none"/>
-              <w:left w:val="none"/>
-              <w:right w:val="none"/>
-            </w:tcBorders>
-          </w:tcPr>
-          <w:p>
+              <w:t>CỘNG HÒA XÃ HỘI CHỦ NGHĨA VIỆT NAM</w:t>
+              <w:br/>
+              <w:t>Độc lập – Tự do – Hạnh phúc</w:t>
+              <w:br/>
+            </w:r>
             <w:r>
               <w:rPr>
                 <w:rFonts w:ascii="Times New Roman" w:hAnsi="Times New Roman"/>
                 <w:b/>
                 <w:sz w:val="24"/>
               </w:rPr>
-              <w:t>Sinh viên đại diện (Nhóm trưởng):</w:t>
-            </w:r>
-          </w:p>
-        </w:tc>
-        <w:tc>
-          <w:tcPr>
-            <w:tcW w:type="dxa" w:w="5472"/>
-            <w:tcMar>
-              <w:top w:w="60" w:type="dxa"/>
-              <w:bottom w:w="60" w:type="dxa"/>
-              <w:left w:w="80" w:type="dxa"/>
-              <w:right w:w="80" w:type="dxa"/>
-            </w:tcMar>
-            <w:tcBorders>
-              <w:top w:val="none"/>
-              <w:bottom w:val="none"/>
-              <w:left w:val="none"/>
-              <w:right w:val="none"/>
-            </w:tcBorders>
-          </w:tcPr>
-          <w:p>
-            <w:r>
-              <w:rPr>
-                <w:rFonts w:ascii="Times New Roman" w:hAnsi="Times New Roman"/>
-                <w:sz w:val="24"/>
-              </w:rPr>
-              <w:t>PHAN CÔNG ĐỒNG — MSSV: 25150018</w:t>
-            </w:r>
-          </w:p>
-        </w:tc>
-      </w:tr>
-      <w:tr>
-        <w:tc>
-          <w:tcPr>
-            <w:tcW w:type="dxa" w:w="4608"/>
-            <w:tcMar>
-              <w:top w:w="60" w:type="dxa"/>
-              <w:bottom w:w="60" w:type="dxa"/>
-              <w:left w:w="80" w:type="dxa"/>
-              <w:right w:w="80" w:type="dxa"/>
-            </w:tcMar>
-            <w:tcBorders>
-              <w:top w:val="none"/>
-              <w:bottom w:val="none"/>
-              <w:left w:val="none"/>
-              <w:right w:val="none"/>
-            </w:tcBorders>
-          </w:tcPr>
-          <w:p>
-            <w:r>
-              <w:rPr>
-                <w:rFonts w:ascii="Times New Roman" w:hAnsi="Times New Roman"/>
-                <w:b/>
-                <w:sz w:val="24"/>
-              </w:rPr>
-              <w:t>Hình thức nộp bài:</w:t>
-            </w:r>
-          </w:p>
-        </w:tc>
-        <w:tc>
-          <w:tcPr>
-            <w:tcW w:type="dxa" w:w="5472"/>
-            <w:tcMar>
-              <w:top w:w="60" w:type="dxa"/>
-              <w:bottom w:w="60" w:type="dxa"/>
-              <w:left w:w="80" w:type="dxa"/>
-              <w:right w:w="80" w:type="dxa"/>
-            </w:tcMar>
-            <w:tcBorders>
-              <w:top w:val="none"/>
-              <w:bottom w:val="none"/>
-              <w:left w:val="none"/>
-              <w:right w:val="none"/>
-            </w:tcBorders>
-          </w:tcPr>
-          <w:p>
-            <w:r>
-              <w:rPr>
-                <w:rFonts w:ascii="Times New Roman" w:hAnsi="Times New Roman"/>
-                <w:sz w:val="24"/>
-              </w:rPr>
-              <w:t>Tiểu luận &amp; Mô hình Thực nghiệm IoT</w:t>
+              <w:t>————————</w:t>
             </w:r>
           </w:p>
         </w:tc>
@@ -356,22 +365,1190 @@
     </w:tbl>
     <w:p>
       <w:pPr>
-        <w:spacing w:before="800" w:after="0"/>
+        <w:spacing w:before="320" w:after="280"/>
         <w:jc w:val="center"/>
       </w:pPr>
       <w:r>
         <w:rPr>
           <w:rFonts w:ascii="Times New Roman" w:hAnsi="Times New Roman"/>
           <w:b/>
-          <w:color w:val="1E3C6E"/>
+          <w:sz w:val="32"/>
+        </w:rPr>
+        <w:t>PHIẾU CHẤM BÀI THI TIỂU LUẬN</w:t>
+      </w:r>
+    </w:p>
+    <w:p>
+      <w:pPr>
+        <w:spacing w:line="312" w:lineRule="auto" w:after="80"/>
+      </w:pPr>
+      <w:r>
+        <w:rPr>
+          <w:b/>
+        </w:rPr>
+        <w:t xml:space="preserve">Tên học phần: </w:t>
+      </w:r>
+      <w:r>
+        <w:t xml:space="preserve">Cảm biến và cơ cấu chấp hành </w:t>
+      </w:r>
+      <w:r>
+        <w:rPr>
+          <w:b/>
+        </w:rPr>
+        <w:t xml:space="preserve">............................ Lớp học phần: </w:t>
+      </w:r>
+      <w:r>
+        <w:t>020100139101 ............................</w:t>
+      </w:r>
+    </w:p>
+    <w:p>
+      <w:pPr>
+        <w:spacing w:line="312" w:lineRule="auto" w:after="280"/>
+      </w:pPr>
+      <w:r>
+        <w:rPr>
+          <w:b/>
+        </w:rPr>
+        <w:t xml:space="preserve">Họ và tên sinh viên: </w:t>
+      </w:r>
+      <w:r>
+        <w:t xml:space="preserve">Phan Công Đồng </w:t>
+      </w:r>
+      <w:r>
+        <w:rPr>
+          <w:b/>
+        </w:rPr>
+        <w:t xml:space="preserve">.................................... Mã số sinh viên: </w:t>
+      </w:r>
+      <w:r>
+        <w:t>25150018 ................................</w:t>
+      </w:r>
+    </w:p>
+    <w:tbl>
+      <w:tblPr>
+        <w:tblW w:type="auto" w:w="0"/>
+        <w:jc w:val="center"/>
+        <w:tblLayout w:type="fixed"/>
+        <w:tblLook w:firstColumn="1" w:firstRow="1" w:lastColumn="0" w:lastRow="0" w:noHBand="0" w:noVBand="1" w:val="04A0"/>
+      </w:tblPr>
+      <w:tblGrid>
+        <w:gridCol w:w="2351"/>
+        <w:gridCol w:w="2351"/>
+        <w:gridCol w:w="2351"/>
+        <w:gridCol w:w="2351"/>
+      </w:tblGrid>
+      <w:tr>
+        <w:tc>
+          <w:tcPr>
+            <w:tcW w:type="dxa" w:w="864"/>
+            <w:tcMar>
+              <w:top w:w="120" w:type="dxa"/>
+              <w:bottom w:w="120" w:type="dxa"/>
+              <w:left w:w="140" w:type="dxa"/>
+              <w:right w:w="140" w:type="dxa"/>
+            </w:tcMar>
+            <w:tcBorders>
+              <w:top w:val="single" w:sz="6" w:space="0" w:color="000000"/>
+              <w:bottom w:val="single" w:sz="6" w:space="0" w:color="000000"/>
+              <w:left w:val="single" w:sz="6" w:space="0" w:color="000000"/>
+              <w:right w:val="single" w:sz="6" w:space="0" w:color="000000"/>
+            </w:tcBorders>
+          </w:tcPr>
+          <w:p>
+            <w:pPr>
+              <w:jc w:val="center"/>
+            </w:pPr>
+            <w:r>
+              <w:rPr>
+                <w:rFonts w:ascii="Times New Roman" w:hAnsi="Times New Roman"/>
+                <w:b/>
+                <w:sz w:val="24"/>
+              </w:rPr>
+              <w:t>STT</w:t>
+            </w:r>
+          </w:p>
+        </w:tc>
+        <w:tc>
+          <w:tcPr>
+            <w:tcW w:type="dxa" w:w="5184"/>
+            <w:tcMar>
+              <w:top w:w="120" w:type="dxa"/>
+              <w:bottom w:w="120" w:type="dxa"/>
+              <w:left w:w="140" w:type="dxa"/>
+              <w:right w:w="140" w:type="dxa"/>
+            </w:tcMar>
+            <w:tcBorders>
+              <w:top w:val="single" w:sz="6" w:space="0" w:color="000000"/>
+              <w:bottom w:val="single" w:sz="6" w:space="0" w:color="000000"/>
+              <w:left w:val="single" w:sz="6" w:space="0" w:color="000000"/>
+              <w:right w:val="single" w:sz="6" w:space="0" w:color="000000"/>
+            </w:tcBorders>
+          </w:tcPr>
+          <w:p>
+            <w:pPr>
+              <w:jc w:val="center"/>
+            </w:pPr>
+            <w:r>
+              <w:rPr>
+                <w:rFonts w:ascii="Times New Roman" w:hAnsi="Times New Roman"/>
+                <w:b/>
+                <w:sz w:val="24"/>
+              </w:rPr>
+              <w:t>Tiêu chí</w:t>
+            </w:r>
+          </w:p>
+        </w:tc>
+        <w:tc>
+          <w:tcPr>
+            <w:tcW w:type="dxa" w:w="1584"/>
+            <w:tcMar>
+              <w:top w:w="120" w:type="dxa"/>
+              <w:bottom w:w="120" w:type="dxa"/>
+              <w:left w:w="140" w:type="dxa"/>
+              <w:right w:w="140" w:type="dxa"/>
+            </w:tcMar>
+            <w:tcBorders>
+              <w:top w:val="single" w:sz="6" w:space="0" w:color="000000"/>
+              <w:bottom w:val="single" w:sz="6" w:space="0" w:color="000000"/>
+              <w:left w:val="single" w:sz="6" w:space="0" w:color="000000"/>
+              <w:right w:val="single" w:sz="6" w:space="0" w:color="000000"/>
+            </w:tcBorders>
+          </w:tcPr>
+          <w:p>
+            <w:pPr>
+              <w:jc w:val="center"/>
+            </w:pPr>
+            <w:r>
+              <w:rPr>
+                <w:rFonts w:ascii="Times New Roman" w:hAnsi="Times New Roman"/>
+                <w:b/>
+                <w:sz w:val="24"/>
+              </w:rPr>
+              <w:t>Điểm</w:t>
+            </w:r>
+          </w:p>
+        </w:tc>
+        <w:tc>
+          <w:tcPr>
+            <w:tcW w:type="dxa" w:w="2448"/>
+            <w:tcMar>
+              <w:top w:w="120" w:type="dxa"/>
+              <w:bottom w:w="120" w:type="dxa"/>
+              <w:left w:w="140" w:type="dxa"/>
+              <w:right w:w="140" w:type="dxa"/>
+            </w:tcMar>
+            <w:tcBorders>
+              <w:top w:val="single" w:sz="6" w:space="0" w:color="000000"/>
+              <w:bottom w:val="single" w:sz="6" w:space="0" w:color="000000"/>
+              <w:left w:val="single" w:sz="6" w:space="0" w:color="000000"/>
+              <w:right w:val="single" w:sz="6" w:space="0" w:color="000000"/>
+            </w:tcBorders>
+          </w:tcPr>
+          <w:p>
+            <w:pPr>
+              <w:jc w:val="center"/>
+            </w:pPr>
+            <w:r>
+              <w:rPr>
+                <w:rFonts w:ascii="Times New Roman" w:hAnsi="Times New Roman"/>
+                <w:b/>
+                <w:sz w:val="24"/>
+              </w:rPr>
+              <w:t>Ghi chú</w:t>
+            </w:r>
+          </w:p>
+        </w:tc>
+      </w:tr>
+      <w:tr>
+        <w:tc>
+          <w:tcPr>
+            <w:tcW w:type="dxa" w:w="864"/>
+            <w:tcMar>
+              <w:top w:w="80" w:type="dxa"/>
+              <w:bottom w:w="80" w:type="dxa"/>
+              <w:left w:w="100" w:type="dxa"/>
+              <w:right w:w="100" w:type="dxa"/>
+            </w:tcMar>
+            <w:tcBorders>
+              <w:top w:val="single" w:sz="4" w:space="0" w:color="000000"/>
+              <w:bottom w:val="single" w:sz="4" w:space="0" w:color="000000"/>
+              <w:left w:val="single" w:sz="4" w:space="0" w:color="000000"/>
+              <w:right w:val="single" w:sz="4" w:space="0" w:color="000000"/>
+            </w:tcBorders>
+          </w:tcPr>
+          <w:p>
+            <w:pPr>
+              <w:spacing w:line="276" w:lineRule="auto" w:after="40"/>
+              <w:jc w:val="center"/>
+            </w:pPr>
+            <w:r>
+              <w:rPr>
+                <w:rFonts w:ascii="Times New Roman" w:hAnsi="Times New Roman"/>
+                <w:sz w:val="22"/>
+              </w:rPr>
+              <w:t>1</w:t>
+            </w:r>
+          </w:p>
+        </w:tc>
+        <w:tc>
+          <w:tcPr>
+            <w:tcW w:type="dxa" w:w="5184"/>
+            <w:tcMar>
+              <w:top w:w="80" w:type="dxa"/>
+              <w:bottom w:w="80" w:type="dxa"/>
+              <w:left w:w="100" w:type="dxa"/>
+              <w:right w:w="100" w:type="dxa"/>
+            </w:tcMar>
+            <w:tcBorders>
+              <w:top w:val="single" w:sz="4" w:space="0" w:color="000000"/>
+              <w:bottom w:val="single" w:sz="4" w:space="0" w:color="000000"/>
+              <w:left w:val="single" w:sz="4" w:space="0" w:color="000000"/>
+              <w:right w:val="single" w:sz="4" w:space="0" w:color="000000"/>
+            </w:tcBorders>
+          </w:tcPr>
+          <w:p>
+            <w:pPr>
+              <w:spacing w:line="276" w:lineRule="auto" w:after="40"/>
+              <w:jc w:val="left"/>
+            </w:pPr>
+            <w:r>
+              <w:rPr>
+                <w:rFonts w:ascii="Times New Roman" w:hAnsi="Times New Roman"/>
+                <w:sz w:val="22"/>
+              </w:rPr>
+              <w:t>Tiêu chí 1: Bố cục (Mô tả hệ thống, 5 yêu cầu chức năng, 3 yêu cầu phi chức năng, sơ đồ thuật toán, mô tả hoạt động)</w:t>
+            </w:r>
+          </w:p>
+        </w:tc>
+        <w:tc>
+          <w:tcPr>
+            <w:tcW w:type="dxa" w:w="1584"/>
+            <w:tcMar>
+              <w:top w:w="80" w:type="dxa"/>
+              <w:bottom w:w="80" w:type="dxa"/>
+              <w:left w:w="100" w:type="dxa"/>
+              <w:right w:w="100" w:type="dxa"/>
+            </w:tcMar>
+            <w:tcBorders>
+              <w:top w:val="single" w:sz="4" w:space="0" w:color="000000"/>
+              <w:bottom w:val="single" w:sz="4" w:space="0" w:color="000000"/>
+              <w:left w:val="single" w:sz="4" w:space="0" w:color="000000"/>
+              <w:right w:val="single" w:sz="4" w:space="0" w:color="000000"/>
+            </w:tcBorders>
+          </w:tcPr>
+          <w:p>
+            <w:pPr>
+              <w:spacing w:line="276" w:lineRule="auto" w:after="40"/>
+              <w:jc w:val="center"/>
+            </w:pPr>
+            <w:r>
+              <w:rPr>
+                <w:rFonts w:ascii="Times New Roman" w:hAnsi="Times New Roman"/>
+                <w:sz w:val="22"/>
+              </w:rPr>
+              <w:t>1,5 điểm</w:t>
+            </w:r>
+          </w:p>
+        </w:tc>
+        <w:tc>
+          <w:tcPr>
+            <w:tcW w:type="dxa" w:w="2448"/>
+            <w:tcMar>
+              <w:top w:w="80" w:type="dxa"/>
+              <w:bottom w:w="80" w:type="dxa"/>
+              <w:left w:w="100" w:type="dxa"/>
+              <w:right w:w="100" w:type="dxa"/>
+            </w:tcMar>
+            <w:tcBorders>
+              <w:top w:val="single" w:sz="4" w:space="0" w:color="000000"/>
+              <w:bottom w:val="single" w:sz="4" w:space="0" w:color="000000"/>
+              <w:left w:val="single" w:sz="4" w:space="0" w:color="000000"/>
+              <w:right w:val="single" w:sz="4" w:space="0" w:color="000000"/>
+            </w:tcBorders>
+          </w:tcPr>
+          <w:p>
+            <w:pPr>
+              <w:spacing w:line="276" w:lineRule="auto" w:after="40"/>
+              <w:jc w:val="center"/>
+            </w:pPr>
+            <w:r>
+              <w:rPr>
+                <w:rFonts w:ascii="Times New Roman" w:hAnsi="Times New Roman"/>
+                <w:sz w:val="22"/>
+              </w:rPr>
+              <w:t>Theo yêu cầu đề thi</w:t>
+            </w:r>
+          </w:p>
+        </w:tc>
+      </w:tr>
+      <w:tr>
+        <w:tc>
+          <w:tcPr>
+            <w:tcW w:type="dxa" w:w="864"/>
+            <w:tcMar>
+              <w:top w:w="80" w:type="dxa"/>
+              <w:bottom w:w="80" w:type="dxa"/>
+              <w:left w:w="100" w:type="dxa"/>
+              <w:right w:w="100" w:type="dxa"/>
+            </w:tcMar>
+            <w:tcBorders>
+              <w:top w:val="single" w:sz="4" w:space="0" w:color="000000"/>
+              <w:bottom w:val="single" w:sz="4" w:space="0" w:color="000000"/>
+              <w:left w:val="single" w:sz="4" w:space="0" w:color="000000"/>
+              <w:right w:val="single" w:sz="4" w:space="0" w:color="000000"/>
+            </w:tcBorders>
+          </w:tcPr>
+          <w:p>
+            <w:pPr>
+              <w:spacing w:line="276" w:lineRule="auto" w:after="40"/>
+              <w:jc w:val="center"/>
+            </w:pPr>
+            <w:r>
+              <w:rPr>
+                <w:rFonts w:ascii="Times New Roman" w:hAnsi="Times New Roman"/>
+                <w:sz w:val="22"/>
+              </w:rPr>
+              <w:t>2</w:t>
+            </w:r>
+          </w:p>
+        </w:tc>
+        <w:tc>
+          <w:tcPr>
+            <w:tcW w:type="dxa" w:w="5184"/>
+            <w:tcMar>
+              <w:top w:w="80" w:type="dxa"/>
+              <w:bottom w:w="80" w:type="dxa"/>
+              <w:left w:w="100" w:type="dxa"/>
+              <w:right w:w="100" w:type="dxa"/>
+            </w:tcMar>
+            <w:tcBorders>
+              <w:top w:val="single" w:sz="4" w:space="0" w:color="000000"/>
+              <w:bottom w:val="single" w:sz="4" w:space="0" w:color="000000"/>
+              <w:left w:val="single" w:sz="4" w:space="0" w:color="000000"/>
+              <w:right w:val="single" w:sz="4" w:space="0" w:color="000000"/>
+            </w:tcBorders>
+          </w:tcPr>
+          <w:p>
+            <w:pPr>
+              <w:spacing w:line="276" w:lineRule="auto" w:after="40"/>
+              <w:jc w:val="left"/>
+            </w:pPr>
+            <w:r>
+              <w:rPr>
+                <w:rFonts w:ascii="Times New Roman" w:hAnsi="Times New Roman"/>
+                <w:sz w:val="22"/>
+              </w:rPr>
+              <w:t>Tiêu chí 2: Hình thức (Đúng mẫu tiểu luận, Times New Roman 12, giãn dòng 1.5, canh lề 2.5cm, chính tả, trích dẫn tài liệu)</w:t>
+            </w:r>
+          </w:p>
+        </w:tc>
+        <w:tc>
+          <w:tcPr>
+            <w:tcW w:type="dxa" w:w="1584"/>
+            <w:tcMar>
+              <w:top w:w="80" w:type="dxa"/>
+              <w:bottom w:w="80" w:type="dxa"/>
+              <w:left w:w="100" w:type="dxa"/>
+              <w:right w:w="100" w:type="dxa"/>
+            </w:tcMar>
+            <w:tcBorders>
+              <w:top w:val="single" w:sz="4" w:space="0" w:color="000000"/>
+              <w:bottom w:val="single" w:sz="4" w:space="0" w:color="000000"/>
+              <w:left w:val="single" w:sz="4" w:space="0" w:color="000000"/>
+              <w:right w:val="single" w:sz="4" w:space="0" w:color="000000"/>
+            </w:tcBorders>
+          </w:tcPr>
+          <w:p>
+            <w:pPr>
+              <w:spacing w:line="276" w:lineRule="auto" w:after="40"/>
+              <w:jc w:val="center"/>
+            </w:pPr>
+            <w:r>
+              <w:rPr>
+                <w:rFonts w:ascii="Times New Roman" w:hAnsi="Times New Roman"/>
+                <w:sz w:val="22"/>
+              </w:rPr>
+              <w:t>1,5 điểm</w:t>
+            </w:r>
+          </w:p>
+        </w:tc>
+        <w:tc>
+          <w:tcPr>
+            <w:tcW w:type="dxa" w:w="2448"/>
+            <w:tcMar>
+              <w:top w:w="80" w:type="dxa"/>
+              <w:bottom w:w="80" w:type="dxa"/>
+              <w:left w:w="100" w:type="dxa"/>
+              <w:right w:w="100" w:type="dxa"/>
+            </w:tcMar>
+            <w:tcBorders>
+              <w:top w:val="single" w:sz="4" w:space="0" w:color="000000"/>
+              <w:bottom w:val="single" w:sz="4" w:space="0" w:color="000000"/>
+              <w:left w:val="single" w:sz="4" w:space="0" w:color="000000"/>
+              <w:right w:val="single" w:sz="4" w:space="0" w:color="000000"/>
+            </w:tcBorders>
+          </w:tcPr>
+          <w:p>
+            <w:pPr>
+              <w:spacing w:line="276" w:lineRule="auto" w:after="40"/>
+              <w:jc w:val="center"/>
+            </w:pPr>
+            <w:r>
+              <w:rPr>
+                <w:rFonts w:ascii="Times New Roman" w:hAnsi="Times New Roman"/>
+                <w:sz w:val="22"/>
+              </w:rPr>
+              <w:t>Theo yêu cầu đề thi</w:t>
+            </w:r>
+          </w:p>
+        </w:tc>
+      </w:tr>
+      <w:tr>
+        <w:tc>
+          <w:tcPr>
+            <w:tcW w:type="dxa" w:w="864"/>
+            <w:tcMar>
+              <w:top w:w="80" w:type="dxa"/>
+              <w:bottom w:w="80" w:type="dxa"/>
+              <w:left w:w="100" w:type="dxa"/>
+              <w:right w:w="100" w:type="dxa"/>
+            </w:tcMar>
+            <w:tcBorders>
+              <w:top w:val="single" w:sz="4" w:space="0" w:color="000000"/>
+              <w:bottom w:val="single" w:sz="4" w:space="0" w:color="000000"/>
+              <w:left w:val="single" w:sz="4" w:space="0" w:color="000000"/>
+              <w:right w:val="single" w:sz="4" w:space="0" w:color="000000"/>
+            </w:tcBorders>
+          </w:tcPr>
+          <w:p>
+            <w:pPr>
+              <w:spacing w:line="276" w:lineRule="auto" w:after="40"/>
+              <w:jc w:val="center"/>
+            </w:pPr>
+            <w:r>
+              <w:rPr>
+                <w:rFonts w:ascii="Times New Roman" w:hAnsi="Times New Roman"/>
+                <w:sz w:val="22"/>
+              </w:rPr>
+              <w:t>3</w:t>
+            </w:r>
+          </w:p>
+        </w:tc>
+        <w:tc>
+          <w:tcPr>
+            <w:tcW w:type="dxa" w:w="5184"/>
+            <w:tcMar>
+              <w:top w:w="80" w:type="dxa"/>
+              <w:bottom w:w="80" w:type="dxa"/>
+              <w:left w:w="100" w:type="dxa"/>
+              <w:right w:w="100" w:type="dxa"/>
+            </w:tcMar>
+            <w:tcBorders>
+              <w:top w:val="single" w:sz="4" w:space="0" w:color="000000"/>
+              <w:bottom w:val="single" w:sz="4" w:space="0" w:color="000000"/>
+              <w:left w:val="single" w:sz="4" w:space="0" w:color="000000"/>
+              <w:right w:val="single" w:sz="4" w:space="0" w:color="000000"/>
+            </w:tcBorders>
+          </w:tcPr>
+          <w:p>
+            <w:pPr>
+              <w:spacing w:line="276" w:lineRule="auto" w:after="40"/>
+              <w:jc w:val="left"/>
+            </w:pPr>
+            <w:r>
+              <w:rPr>
+                <w:rFonts w:ascii="Times New Roman" w:hAnsi="Times New Roman"/>
+                <w:sz w:val="22"/>
+              </w:rPr>
+              <w:t>Tiêu chí 3: Chương 1 - Giới thiệu tổng quan (Lý do chọn đề tài, vấn đề, đóng góp, và giới hạn)</w:t>
+            </w:r>
+          </w:p>
+        </w:tc>
+        <w:tc>
+          <w:tcPr>
+            <w:tcW w:type="dxa" w:w="1584"/>
+            <w:tcMar>
+              <w:top w:w="80" w:type="dxa"/>
+              <w:bottom w:w="80" w:type="dxa"/>
+              <w:left w:w="100" w:type="dxa"/>
+              <w:right w:w="100" w:type="dxa"/>
+            </w:tcMar>
+            <w:tcBorders>
+              <w:top w:val="single" w:sz="4" w:space="0" w:color="000000"/>
+              <w:bottom w:val="single" w:sz="4" w:space="0" w:color="000000"/>
+              <w:left w:val="single" w:sz="4" w:space="0" w:color="000000"/>
+              <w:right w:val="single" w:sz="4" w:space="0" w:color="000000"/>
+            </w:tcBorders>
+          </w:tcPr>
+          <w:p>
+            <w:pPr>
+              <w:spacing w:line="276" w:lineRule="auto" w:after="40"/>
+              <w:jc w:val="center"/>
+            </w:pPr>
+            <w:r>
+              <w:rPr>
+                <w:rFonts w:ascii="Times New Roman" w:hAnsi="Times New Roman"/>
+                <w:sz w:val="22"/>
+              </w:rPr>
+              <w:t>1,5 điểm</w:t>
+            </w:r>
+          </w:p>
+        </w:tc>
+        <w:tc>
+          <w:tcPr>
+            <w:tcW w:type="dxa" w:w="2448"/>
+            <w:tcMar>
+              <w:top w:w="80" w:type="dxa"/>
+              <w:bottom w:w="80" w:type="dxa"/>
+              <w:left w:w="100" w:type="dxa"/>
+              <w:right w:w="100" w:type="dxa"/>
+            </w:tcMar>
+            <w:tcBorders>
+              <w:top w:val="single" w:sz="4" w:space="0" w:color="000000"/>
+              <w:bottom w:val="single" w:sz="4" w:space="0" w:color="000000"/>
+              <w:left w:val="single" w:sz="4" w:space="0" w:color="000000"/>
+              <w:right w:val="single" w:sz="4" w:space="0" w:color="000000"/>
+            </w:tcBorders>
+          </w:tcPr>
+          <w:p>
+            <w:pPr>
+              <w:spacing w:line="276" w:lineRule="auto" w:after="40"/>
+              <w:jc w:val="center"/>
+            </w:pPr>
+            <w:r>
+              <w:rPr>
+                <w:rFonts w:ascii="Times New Roman" w:hAnsi="Times New Roman"/>
+                <w:sz w:val="22"/>
+              </w:rPr>
+              <w:t>Theo yêu cầu đề thi</w:t>
+            </w:r>
+          </w:p>
+        </w:tc>
+      </w:tr>
+      <w:tr>
+        <w:tc>
+          <w:tcPr>
+            <w:tcW w:type="dxa" w:w="864"/>
+            <w:tcMar>
+              <w:top w:w="80" w:type="dxa"/>
+              <w:bottom w:w="80" w:type="dxa"/>
+              <w:left w:w="100" w:type="dxa"/>
+              <w:right w:w="100" w:type="dxa"/>
+            </w:tcMar>
+            <w:tcBorders>
+              <w:top w:val="single" w:sz="4" w:space="0" w:color="000000"/>
+              <w:bottom w:val="single" w:sz="4" w:space="0" w:color="000000"/>
+              <w:left w:val="single" w:sz="4" w:space="0" w:color="000000"/>
+              <w:right w:val="single" w:sz="4" w:space="0" w:color="000000"/>
+            </w:tcBorders>
+          </w:tcPr>
+          <w:p>
+            <w:pPr>
+              <w:spacing w:line="276" w:lineRule="auto" w:after="40"/>
+              <w:jc w:val="center"/>
+            </w:pPr>
+            <w:r>
+              <w:rPr>
+                <w:rFonts w:ascii="Times New Roman" w:hAnsi="Times New Roman"/>
+                <w:sz w:val="22"/>
+              </w:rPr>
+              <w:t>4</w:t>
+            </w:r>
+          </w:p>
+        </w:tc>
+        <w:tc>
+          <w:tcPr>
+            <w:tcW w:type="dxa" w:w="5184"/>
+            <w:tcMar>
+              <w:top w:w="80" w:type="dxa"/>
+              <w:bottom w:w="80" w:type="dxa"/>
+              <w:left w:w="100" w:type="dxa"/>
+              <w:right w:w="100" w:type="dxa"/>
+            </w:tcMar>
+            <w:tcBorders>
+              <w:top w:val="single" w:sz="4" w:space="0" w:color="000000"/>
+              <w:bottom w:val="single" w:sz="4" w:space="0" w:color="000000"/>
+              <w:left w:val="single" w:sz="4" w:space="0" w:color="000000"/>
+              <w:right w:val="single" w:sz="4" w:space="0" w:color="000000"/>
+            </w:tcBorders>
+          </w:tcPr>
+          <w:p>
+            <w:pPr>
+              <w:spacing w:line="276" w:lineRule="auto" w:after="40"/>
+              <w:jc w:val="left"/>
+            </w:pPr>
+            <w:r>
+              <w:rPr>
+                <w:rFonts w:ascii="Times New Roman" w:hAnsi="Times New Roman"/>
+                <w:sz w:val="22"/>
+              </w:rPr>
+              <w:t>Tiêu chí 4: Chương 2 - Cơ sở lý thuyết (Nguyên lý hoạt động của các linh kiện, ưu/nhược điểm của linh kiện)</w:t>
+            </w:r>
+          </w:p>
+        </w:tc>
+        <w:tc>
+          <w:tcPr>
+            <w:tcW w:type="dxa" w:w="1584"/>
+            <w:tcMar>
+              <w:top w:w="80" w:type="dxa"/>
+              <w:bottom w:w="80" w:type="dxa"/>
+              <w:left w:w="100" w:type="dxa"/>
+              <w:right w:w="100" w:type="dxa"/>
+            </w:tcMar>
+            <w:tcBorders>
+              <w:top w:val="single" w:sz="4" w:space="0" w:color="000000"/>
+              <w:bottom w:val="single" w:sz="4" w:space="0" w:color="000000"/>
+              <w:left w:val="single" w:sz="4" w:space="0" w:color="000000"/>
+              <w:right w:val="single" w:sz="4" w:space="0" w:color="000000"/>
+            </w:tcBorders>
+          </w:tcPr>
+          <w:p>
+            <w:pPr>
+              <w:spacing w:line="276" w:lineRule="auto" w:after="40"/>
+              <w:jc w:val="center"/>
+            </w:pPr>
+            <w:r>
+              <w:rPr>
+                <w:rFonts w:ascii="Times New Roman" w:hAnsi="Times New Roman"/>
+                <w:sz w:val="22"/>
+              </w:rPr>
+              <w:t>2,0 điểm</w:t>
+            </w:r>
+          </w:p>
+        </w:tc>
+        <w:tc>
+          <w:tcPr>
+            <w:tcW w:type="dxa" w:w="2448"/>
+            <w:tcMar>
+              <w:top w:w="80" w:type="dxa"/>
+              <w:bottom w:w="80" w:type="dxa"/>
+              <w:left w:w="100" w:type="dxa"/>
+              <w:right w:w="100" w:type="dxa"/>
+            </w:tcMar>
+            <w:tcBorders>
+              <w:top w:val="single" w:sz="4" w:space="0" w:color="000000"/>
+              <w:bottom w:val="single" w:sz="4" w:space="0" w:color="000000"/>
+              <w:left w:val="single" w:sz="4" w:space="0" w:color="000000"/>
+              <w:right w:val="single" w:sz="4" w:space="0" w:color="000000"/>
+            </w:tcBorders>
+          </w:tcPr>
+          <w:p>
+            <w:pPr>
+              <w:spacing w:line="276" w:lineRule="auto" w:after="40"/>
+              <w:jc w:val="center"/>
+            </w:pPr>
+            <w:r>
+              <w:rPr>
+                <w:rFonts w:ascii="Times New Roman" w:hAnsi="Times New Roman"/>
+                <w:sz w:val="22"/>
+              </w:rPr>
+              <w:t>Theo yêu cầu đề thi</w:t>
+            </w:r>
+          </w:p>
+        </w:tc>
+      </w:tr>
+      <w:tr>
+        <w:tc>
+          <w:tcPr>
+            <w:tcW w:type="dxa" w:w="864"/>
+            <w:tcMar>
+              <w:top w:w="80" w:type="dxa"/>
+              <w:bottom w:w="80" w:type="dxa"/>
+              <w:left w:w="100" w:type="dxa"/>
+              <w:right w:w="100" w:type="dxa"/>
+            </w:tcMar>
+            <w:tcBorders>
+              <w:top w:val="single" w:sz="4" w:space="0" w:color="000000"/>
+              <w:bottom w:val="single" w:sz="4" w:space="0" w:color="000000"/>
+              <w:left w:val="single" w:sz="4" w:space="0" w:color="000000"/>
+              <w:right w:val="single" w:sz="4" w:space="0" w:color="000000"/>
+            </w:tcBorders>
+          </w:tcPr>
+          <w:p>
+            <w:pPr>
+              <w:spacing w:line="276" w:lineRule="auto" w:after="40"/>
+              <w:jc w:val="center"/>
+            </w:pPr>
+            <w:r>
+              <w:rPr>
+                <w:rFonts w:ascii="Times New Roman" w:hAnsi="Times New Roman"/>
+                <w:sz w:val="22"/>
+              </w:rPr>
+              <w:t>5</w:t>
+            </w:r>
+          </w:p>
+        </w:tc>
+        <w:tc>
+          <w:tcPr>
+            <w:tcW w:type="dxa" w:w="5184"/>
+            <w:tcMar>
+              <w:top w:w="80" w:type="dxa"/>
+              <w:bottom w:w="80" w:type="dxa"/>
+              <w:left w:w="100" w:type="dxa"/>
+              <w:right w:w="100" w:type="dxa"/>
+            </w:tcMar>
+            <w:tcBorders>
+              <w:top w:val="single" w:sz="4" w:space="0" w:color="000000"/>
+              <w:bottom w:val="single" w:sz="4" w:space="0" w:color="000000"/>
+              <w:left w:val="single" w:sz="4" w:space="0" w:color="000000"/>
+              <w:right w:val="single" w:sz="4" w:space="0" w:color="000000"/>
+            </w:tcBorders>
+          </w:tcPr>
+          <w:p>
+            <w:pPr>
+              <w:spacing w:line="276" w:lineRule="auto" w:after="40"/>
+              <w:jc w:val="left"/>
+            </w:pPr>
+            <w:r>
+              <w:rPr>
+                <w:rFonts w:ascii="Times New Roman" w:hAnsi="Times New Roman"/>
+                <w:sz w:val="22"/>
+              </w:rPr>
+              <w:t>Tiêu chí 5: Chương 3 - Thiết kế hệ thống và thực nghiệm (Sơ đồ khối, bảng chân kết nối, mã nguồn, lưu đồ, số liệu)</w:t>
+            </w:r>
+          </w:p>
+        </w:tc>
+        <w:tc>
+          <w:tcPr>
+            <w:tcW w:type="dxa" w:w="1584"/>
+            <w:tcMar>
+              <w:top w:w="80" w:type="dxa"/>
+              <w:bottom w:w="80" w:type="dxa"/>
+              <w:left w:w="100" w:type="dxa"/>
+              <w:right w:w="100" w:type="dxa"/>
+            </w:tcMar>
+            <w:tcBorders>
+              <w:top w:val="single" w:sz="4" w:space="0" w:color="000000"/>
+              <w:bottom w:val="single" w:sz="4" w:space="0" w:color="000000"/>
+              <w:left w:val="single" w:sz="4" w:space="0" w:color="000000"/>
+              <w:right w:val="single" w:sz="4" w:space="0" w:color="000000"/>
+            </w:tcBorders>
+          </w:tcPr>
+          <w:p>
+            <w:pPr>
+              <w:spacing w:line="276" w:lineRule="auto" w:after="40"/>
+              <w:jc w:val="center"/>
+            </w:pPr>
+            <w:r>
+              <w:rPr>
+                <w:rFonts w:ascii="Times New Roman" w:hAnsi="Times New Roman"/>
+                <w:sz w:val="22"/>
+              </w:rPr>
+              <w:t>2,0 điểm</w:t>
+            </w:r>
+          </w:p>
+        </w:tc>
+        <w:tc>
+          <w:tcPr>
+            <w:tcW w:type="dxa" w:w="2448"/>
+            <w:tcMar>
+              <w:top w:w="80" w:type="dxa"/>
+              <w:bottom w:w="80" w:type="dxa"/>
+              <w:left w:w="100" w:type="dxa"/>
+              <w:right w:w="100" w:type="dxa"/>
+            </w:tcMar>
+            <w:tcBorders>
+              <w:top w:val="single" w:sz="4" w:space="0" w:color="000000"/>
+              <w:bottom w:val="single" w:sz="4" w:space="0" w:color="000000"/>
+              <w:left w:val="single" w:sz="4" w:space="0" w:color="000000"/>
+              <w:right w:val="single" w:sz="4" w:space="0" w:color="000000"/>
+            </w:tcBorders>
+          </w:tcPr>
+          <w:p>
+            <w:pPr>
+              <w:spacing w:line="276" w:lineRule="auto" w:after="40"/>
+              <w:jc w:val="center"/>
+            </w:pPr>
+            <w:r>
+              <w:rPr>
+                <w:rFonts w:ascii="Times New Roman" w:hAnsi="Times New Roman"/>
+                <w:sz w:val="22"/>
+              </w:rPr>
+              <w:t>Theo yêu cầu đề thi</w:t>
+            </w:r>
+          </w:p>
+        </w:tc>
+      </w:tr>
+      <w:tr>
+        <w:tc>
+          <w:tcPr>
+            <w:tcW w:type="dxa" w:w="864"/>
+            <w:tcMar>
+              <w:top w:w="80" w:type="dxa"/>
+              <w:bottom w:w="80" w:type="dxa"/>
+              <w:left w:w="100" w:type="dxa"/>
+              <w:right w:w="100" w:type="dxa"/>
+            </w:tcMar>
+            <w:tcBorders>
+              <w:top w:val="single" w:sz="4" w:space="0" w:color="000000"/>
+              <w:bottom w:val="single" w:sz="4" w:space="0" w:color="000000"/>
+              <w:left w:val="single" w:sz="4" w:space="0" w:color="000000"/>
+              <w:right w:val="single" w:sz="4" w:space="0" w:color="000000"/>
+            </w:tcBorders>
+          </w:tcPr>
+          <w:p>
+            <w:pPr>
+              <w:spacing w:line="276" w:lineRule="auto" w:after="40"/>
+              <w:jc w:val="center"/>
+            </w:pPr>
+            <w:r>
+              <w:rPr>
+                <w:rFonts w:ascii="Times New Roman" w:hAnsi="Times New Roman"/>
+                <w:sz w:val="22"/>
+              </w:rPr>
+              <w:t>6</w:t>
+            </w:r>
+          </w:p>
+        </w:tc>
+        <w:tc>
+          <w:tcPr>
+            <w:tcW w:type="dxa" w:w="5184"/>
+            <w:tcMar>
+              <w:top w:w="80" w:type="dxa"/>
+              <w:bottom w:w="80" w:type="dxa"/>
+              <w:left w:w="100" w:type="dxa"/>
+              <w:right w:w="100" w:type="dxa"/>
+            </w:tcMar>
+            <w:tcBorders>
+              <w:top w:val="single" w:sz="4" w:space="0" w:color="000000"/>
+              <w:bottom w:val="single" w:sz="4" w:space="0" w:color="000000"/>
+              <w:left w:val="single" w:sz="4" w:space="0" w:color="000000"/>
+              <w:right w:val="single" w:sz="4" w:space="0" w:color="000000"/>
+            </w:tcBorders>
+          </w:tcPr>
+          <w:p>
+            <w:pPr>
+              <w:spacing w:line="276" w:lineRule="auto" w:after="40"/>
+              <w:jc w:val="left"/>
+            </w:pPr>
+            <w:r>
+              <w:rPr>
+                <w:rFonts w:ascii="Times New Roman" w:hAnsi="Times New Roman"/>
+                <w:sz w:val="22"/>
+              </w:rPr>
+              <w:t>Tiêu chí 6: Chương 4 - Kết luận và hướng phát triển (Tóm tắt kết quả, bài học kinh nghiệm, đề xuất cải tiến/mở rộng)</w:t>
+            </w:r>
+          </w:p>
+        </w:tc>
+        <w:tc>
+          <w:tcPr>
+            <w:tcW w:type="dxa" w:w="1584"/>
+            <w:tcMar>
+              <w:top w:w="80" w:type="dxa"/>
+              <w:bottom w:w="80" w:type="dxa"/>
+              <w:left w:w="100" w:type="dxa"/>
+              <w:right w:w="100" w:type="dxa"/>
+            </w:tcMar>
+            <w:tcBorders>
+              <w:top w:val="single" w:sz="4" w:space="0" w:color="000000"/>
+              <w:bottom w:val="single" w:sz="4" w:space="0" w:color="000000"/>
+              <w:left w:val="single" w:sz="4" w:space="0" w:color="000000"/>
+              <w:right w:val="single" w:sz="4" w:space="0" w:color="000000"/>
+            </w:tcBorders>
+          </w:tcPr>
+          <w:p>
+            <w:pPr>
+              <w:spacing w:line="276" w:lineRule="auto" w:after="40"/>
+              <w:jc w:val="center"/>
+            </w:pPr>
+            <w:r>
+              <w:rPr>
+                <w:rFonts w:ascii="Times New Roman" w:hAnsi="Times New Roman"/>
+                <w:sz w:val="22"/>
+              </w:rPr>
+              <w:t>1,5 điểm</w:t>
+            </w:r>
+          </w:p>
+        </w:tc>
+        <w:tc>
+          <w:tcPr>
+            <w:tcW w:type="dxa" w:w="2448"/>
+            <w:tcMar>
+              <w:top w:w="80" w:type="dxa"/>
+              <w:bottom w:w="80" w:type="dxa"/>
+              <w:left w:w="100" w:type="dxa"/>
+              <w:right w:w="100" w:type="dxa"/>
+            </w:tcMar>
+            <w:tcBorders>
+              <w:top w:val="single" w:sz="4" w:space="0" w:color="000000"/>
+              <w:bottom w:val="single" w:sz="4" w:space="0" w:color="000000"/>
+              <w:left w:val="single" w:sz="4" w:space="0" w:color="000000"/>
+              <w:right w:val="single" w:sz="4" w:space="0" w:color="000000"/>
+            </w:tcBorders>
+          </w:tcPr>
+          <w:p>
+            <w:pPr>
+              <w:spacing w:line="276" w:lineRule="auto" w:after="40"/>
+              <w:jc w:val="center"/>
+            </w:pPr>
+            <w:r>
+              <w:rPr>
+                <w:rFonts w:ascii="Times New Roman" w:hAnsi="Times New Roman"/>
+                <w:sz w:val="22"/>
+              </w:rPr>
+              <w:t>Theo yêu cầu đề thi</w:t>
+            </w:r>
+          </w:p>
+        </w:tc>
+      </w:tr>
+      <w:tr>
+        <w:tc>
+          <w:tcPr>
+            <w:tcW w:type="dxa" w:w="864"/>
+            <w:tcMar>
+              <w:top w:w="80" w:type="dxa"/>
+              <w:bottom w:w="80" w:type="dxa"/>
+              <w:left w:w="100" w:type="dxa"/>
+              <w:right w:w="100" w:type="dxa"/>
+            </w:tcMar>
+            <w:tcBorders>
+              <w:top w:val="single" w:sz="4" w:space="0" w:color="000000"/>
+              <w:bottom w:val="single" w:sz="4" w:space="0" w:color="000000"/>
+              <w:left w:val="single" w:sz="4" w:space="0" w:color="000000"/>
+              <w:right w:val="single" w:sz="4" w:space="0" w:color="000000"/>
+            </w:tcBorders>
+          </w:tcPr>
+          <w:p>
+            <w:pPr>
+              <w:spacing w:line="276" w:lineRule="auto" w:after="40"/>
+              <w:jc w:val="center"/>
+            </w:pPr>
+            <w:r>
+              <w:rPr>
+                <w:rFonts w:ascii="Times New Roman" w:hAnsi="Times New Roman"/>
+                <w:sz w:val="22"/>
+              </w:rPr>
+              <w:t>....</w:t>
+            </w:r>
+          </w:p>
+        </w:tc>
+        <w:tc>
+          <w:tcPr>
+            <w:tcW w:type="dxa" w:w="5184"/>
+            <w:tcMar>
+              <w:top w:w="80" w:type="dxa"/>
+              <w:bottom w:w="80" w:type="dxa"/>
+              <w:left w:w="100" w:type="dxa"/>
+              <w:right w:w="100" w:type="dxa"/>
+            </w:tcMar>
+            <w:tcBorders>
+              <w:top w:val="single" w:sz="4" w:space="0" w:color="000000"/>
+              <w:bottom w:val="single" w:sz="4" w:space="0" w:color="000000"/>
+              <w:left w:val="single" w:sz="4" w:space="0" w:color="000000"/>
+              <w:right w:val="single" w:sz="4" w:space="0" w:color="000000"/>
+            </w:tcBorders>
+          </w:tcPr>
+          <w:p>
+            <w:pPr>
+              <w:spacing w:line="276" w:lineRule="auto" w:after="40"/>
+              <w:jc w:val="left"/>
+            </w:pPr>
+            <w:r>
+              <w:rPr>
+                <w:rFonts w:ascii="Times New Roman" w:hAnsi="Times New Roman"/>
+                <w:sz w:val="22"/>
+              </w:rPr>
+            </w:r>
+          </w:p>
+        </w:tc>
+        <w:tc>
+          <w:tcPr>
+            <w:tcW w:type="dxa" w:w="1584"/>
+            <w:tcMar>
+              <w:top w:w="80" w:type="dxa"/>
+              <w:bottom w:w="80" w:type="dxa"/>
+              <w:left w:w="100" w:type="dxa"/>
+              <w:right w:w="100" w:type="dxa"/>
+            </w:tcMar>
+            <w:tcBorders>
+              <w:top w:val="single" w:sz="4" w:space="0" w:color="000000"/>
+              <w:bottom w:val="single" w:sz="4" w:space="0" w:color="000000"/>
+              <w:left w:val="single" w:sz="4" w:space="0" w:color="000000"/>
+              <w:right w:val="single" w:sz="4" w:space="0" w:color="000000"/>
+            </w:tcBorders>
+          </w:tcPr>
+          <w:p>
+            <w:pPr>
+              <w:spacing w:line="276" w:lineRule="auto" w:after="40"/>
+              <w:jc w:val="center"/>
+            </w:pPr>
+            <w:r>
+              <w:rPr>
+                <w:rFonts w:ascii="Times New Roman" w:hAnsi="Times New Roman"/>
+                <w:sz w:val="22"/>
+              </w:rPr>
+            </w:r>
+          </w:p>
+        </w:tc>
+        <w:tc>
+          <w:tcPr>
+            <w:tcW w:type="dxa" w:w="2448"/>
+            <w:tcMar>
+              <w:top w:w="80" w:type="dxa"/>
+              <w:bottom w:w="80" w:type="dxa"/>
+              <w:left w:w="100" w:type="dxa"/>
+              <w:right w:w="100" w:type="dxa"/>
+            </w:tcMar>
+            <w:tcBorders>
+              <w:top w:val="single" w:sz="4" w:space="0" w:color="000000"/>
+              <w:bottom w:val="single" w:sz="4" w:space="0" w:color="000000"/>
+              <w:left w:val="single" w:sz="4" w:space="0" w:color="000000"/>
+              <w:right w:val="single" w:sz="4" w:space="0" w:color="000000"/>
+            </w:tcBorders>
+          </w:tcPr>
+          <w:p>
+            <w:pPr>
+              <w:spacing w:line="276" w:lineRule="auto" w:after="40"/>
+              <w:jc w:val="center"/>
+            </w:pPr>
+            <w:r>
+              <w:rPr>
+                <w:rFonts w:ascii="Times New Roman" w:hAnsi="Times New Roman"/>
+                <w:sz w:val="22"/>
+              </w:rPr>
+            </w:r>
+          </w:p>
+        </w:tc>
+      </w:tr>
+      <w:tr>
+        <w:tc>
+          <w:tcPr>
+            <w:tcW w:type="dxa" w:w="6048"/>
+            <w:gridSpan w:val="2"/>
+            <w:tcMar>
+              <w:top w:w="100" w:type="dxa"/>
+              <w:bottom w:w="100" w:type="dxa"/>
+              <w:left w:w="140" w:type="dxa"/>
+              <w:right w:w="140" w:type="dxa"/>
+            </w:tcMar>
+            <w:tcBorders>
+              <w:top w:val="single" w:sz="6" w:space="0" w:color="000000"/>
+              <w:bottom w:val="single" w:sz="6" w:space="0" w:color="000000"/>
+              <w:left w:val="single" w:sz="6" w:space="0" w:color="000000"/>
+              <w:right w:val="single" w:sz="6" w:space="0" w:color="000000"/>
+            </w:tcBorders>
+          </w:tcPr>
+          <w:p>
+            <w:pPr>
+              <w:jc w:val="center"/>
+            </w:pPr>
+            <w:r>
+              <w:rPr>
+                <w:rFonts w:ascii="Times New Roman" w:hAnsi="Times New Roman"/>
+                <w:b/>
+                <w:sz w:val="24"/>
+              </w:rPr>
+              <w:t>Tổng điểm</w:t>
+            </w:r>
+          </w:p>
+        </w:tc>
+        <w:tc>
+          <w:tcPr>
+            <w:tcW w:type="dxa" w:w="1584"/>
+            <w:tcMar>
+              <w:top w:w="100" w:type="dxa"/>
+              <w:bottom w:w="100" w:type="dxa"/>
+              <w:left w:w="140" w:type="dxa"/>
+              <w:right w:w="140" w:type="dxa"/>
+            </w:tcMar>
+            <w:tcBorders>
+              <w:top w:val="single" w:sz="6" w:space="0" w:color="000000"/>
+              <w:bottom w:val="single" w:sz="6" w:space="0" w:color="000000"/>
+              <w:left w:val="single" w:sz="6" w:space="0" w:color="000000"/>
+              <w:right w:val="single" w:sz="6" w:space="0" w:color="000000"/>
+            </w:tcBorders>
+          </w:tcPr>
+          <w:p>
+            <w:pPr>
+              <w:jc w:val="center"/>
+            </w:pPr>
+            <w:r>
+              <w:rPr>
+                <w:rFonts w:ascii="Times New Roman" w:hAnsi="Times New Roman"/>
+                <w:b/>
+                <w:sz w:val="24"/>
+              </w:rPr>
+              <w:t>10,0 điểm</w:t>
+            </w:r>
+          </w:p>
+        </w:tc>
+        <w:tc>
+          <w:tcPr>
+            <w:tcW w:type="dxa" w:w="2448"/>
+            <w:tcBorders>
+              <w:top w:val="single" w:sz="6" w:space="0" w:color="000000"/>
+              <w:bottom w:val="single" w:sz="6" w:space="0" w:color="000000"/>
+              <w:left w:val="single" w:sz="6" w:space="0" w:color="000000"/>
+              <w:right w:val="single" w:sz="6" w:space="0" w:color="000000"/>
+            </w:tcBorders>
+          </w:tcPr>
+          <w:p>
+            <w:r/>
+          </w:p>
+        </w:tc>
+      </w:tr>
+    </w:tbl>
+    <w:p>
+      <w:pPr>
+        <w:spacing w:before="500" w:after="0"/>
+        <w:jc w:val="right"/>
+      </w:pPr>
+      <w:r>
+        <w:rPr>
+          <w:rFonts w:ascii="Times New Roman" w:hAnsi="Times New Roman"/>
+          <w:i/>
           <w:sz w:val="24"/>
         </w:rPr>
-        <w:t>TP. HỒ CHÍ MINH, THÁNG 10 NĂM 2026</w:t>
+        <w:t>Tp. HCM, ngày        tháng        năm 2026</w:t>
+        <w:br/>
+      </w:r>
+      <w:r>
+        <w:rPr>
+          <w:rFonts w:ascii="Times New Roman" w:hAnsi="Times New Roman"/>
+          <w:b/>
+          <w:sz w:val="24"/>
+        </w:rPr>
+        <w:t>Giảng viên</w:t>
+        <w:br/>
+      </w:r>
+      <w:r>
+        <w:rPr>
+          <w:rFonts w:ascii="Times New Roman" w:hAnsi="Times New Roman"/>
+          <w:i/>
+          <w:sz w:val="24"/>
+        </w:rPr>
+        <w:t>(Ký và ghi rõ họ tên)</w:t>
+        <w:br/>
+        <w:br/>
+        <w:br/>
+        <w:br/>
+      </w:r>
+      <w:r>
+        <w:rPr>
+          <w:rFonts w:ascii="Times New Roman" w:hAnsi="Times New Roman"/>
+          <w:b/>
+          <w:sz w:val="24"/>
+        </w:rPr>
+        <w:t>TS. Phan Văn Đức  —  ThS. Nguyễn Lê Tuấn Vũ</w:t>
       </w:r>
     </w:p>
     <w:p>
       <w:r>
         <w:br w:type="page"/>
+      </w:r>
+    </w:p>
+    <w:p>
+      <w:pPr>
+        <w:spacing w:before="400" w:after="500"/>
+        <w:jc w:val="center"/>
+      </w:pPr>
+      <w:r>
+        <w:rPr>
+          <w:rFonts w:ascii="Times New Roman" w:hAnsi="Times New Roman"/>
+          <w:b/>
+          <w:color w:val="000000"/>
+          <w:sz w:val="36"/>
+        </w:rPr>
+        <w:t>NỘI DUNG BÀI TIỂU LUẬN</w:t>
       </w:r>
     </w:p>
     <w:p>
@@ -383,7 +1560,7 @@
         <w:rPr>
           <w:rFonts w:ascii="Times New Roman" w:hAnsi="Times New Roman"/>
           <w:b/>
-          <w:color w:val="005691"/>
+          <w:color w:val="003366"/>
           <w:sz w:val="28"/>
         </w:rPr>
         <w:t>LỜI CẢM ƠN</w:t>
@@ -458,7 +1635,7 @@
         <w:rPr>
           <w:rFonts w:ascii="Times New Roman" w:hAnsi="Times New Roman"/>
           <w:b/>
-          <w:color w:val="005691"/>
+          <w:color w:val="003366"/>
           <w:sz w:val="28"/>
         </w:rPr>
         <w:t>LỜI CAM ĐOAN</w:t>
@@ -601,53 +1778,17 @@
     </w:p>
     <w:p>
       <w:pPr>
-        <w:spacing w:before="240"/>
-        <w:jc w:val="right"/>
-      </w:pPr>
-      <w:r>
-        <w:t>TP. Hồ Chí Minh, ngày 22 tháng 10 năm 2026</w:t>
-        <w:br/>
-        <w:t>Đại diện Nhóm 2 - Trưởng nhóm</w:t>
-        <w:br/>
-        <w:br/>
-        <w:br/>
-        <w:br/>
-        <w:t>Phan Công Đồng (MSSV: 25150018)</w:t>
-      </w:r>
-    </w:p>
-    <w:p>
-      <w:r>
-        <w:br w:type="page"/>
-      </w:r>
-    </w:p>
-    <w:p>
-      <w:pPr>
         <w:keepNext/>
-        <w:spacing w:line="360" w:lineRule="auto" w:before="280" w:after="120"/>
+        <w:spacing w:line="360" w:lineRule="auto" w:before="200" w:after="80"/>
       </w:pPr>
       <w:r>
         <w:rPr>
           <w:rFonts w:ascii="Times New Roman" w:hAnsi="Times New Roman"/>
           <w:b/>
-          <w:color w:val="005691"/>
-          <w:sz w:val="28"/>
+          <w:color w:val="1E3C6E"/>
+          <w:sz w:val="26"/>
         </w:rPr>
-        <w:t>PHIẾU ĐÁNH GIÁ TIỂU LUẬN KẾT THÚC HỌC PHẦN</w:t>
-      </w:r>
-    </w:p>
-    <w:p>
-      <w:pPr>
-        <w:spacing w:line="360" w:lineRule="auto" w:after="80"/>
-        <w:jc w:val="both"/>
-      </w:pPr>
-      <w:r>
-        <w:rPr>
-          <w:rFonts w:ascii="Times New Roman" w:hAnsi="Times New Roman"/>
-          <w:i w:val="0"/>
-          <w:color w:val="222222"/>
-          <w:sz w:val="24"/>
-        </w:rPr>
-        <w:t>Bảng đánh giá bài thi tiểu luận môn học Cảm biến và Cơ cấu chấp hành theo đúng cấu trúc Đề thi của Khoa Công nghệ Thông tin - Trường Đại học Gia Định:</w:t>
+        <w:t>DANH SÁCH THÀNH VIÊN VÀ PHÂN CÔNG NHIỆM VỤ (NHÓM 2)</w:t>
       </w:r>
     </w:p>
     <w:tbl>
@@ -658,18 +1799,17 @@
         <w:tblLook w:firstColumn="1" w:firstRow="1" w:lastColumn="0" w:lastRow="0" w:noHBand="0" w:noVBand="1" w:val="04A0"/>
       </w:tblPr>
       <w:tblGrid>
-        <w:gridCol w:w="1568"/>
-        <w:gridCol w:w="1568"/>
-        <w:gridCol w:w="1568"/>
-        <w:gridCol w:w="1568"/>
-        <w:gridCol w:w="1568"/>
-        <w:gridCol w:w="1568"/>
+        <w:gridCol w:w="1881"/>
+        <w:gridCol w:w="1881"/>
+        <w:gridCol w:w="1881"/>
+        <w:gridCol w:w="1881"/>
+        <w:gridCol w:w="1881"/>
       </w:tblGrid>
       <w:tr>
         <w:tc>
           <w:tcPr>
             <w:tcW w:type="dxa" w:w="720"/>
-            <w:shd w:fill="005691"/>
+            <w:shd w:fill="003366"/>
             <w:tcMar>
               <w:top w:w="120" w:type="dxa"/>
               <w:bottom w:w="120" w:type="dxa"/>
@@ -677,8 +1817,8 @@
               <w:right w:w="140" w:type="dxa"/>
             </w:tcMar>
             <w:tcBorders>
-              <w:top w:val="single" w:sz="8" w:space="0" w:color="003366"/>
-              <w:bottom w:val="single" w:sz="8" w:space="0" w:color="003366"/>
+              <w:top w:val="single" w:sz="8" w:space="0" w:color="002244"/>
+              <w:bottom w:val="single" w:sz="8" w:space="0" w:color="002244"/>
               <w:left w:val="none"/>
               <w:right w:val="none"/>
             </w:tcBorders>
@@ -701,8 +1841,8 @@
         </w:tc>
         <w:tc>
           <w:tcPr>
-            <w:tcW w:type="dxa" w:w="3744"/>
-            <w:shd w:fill="005691"/>
+            <w:tcW w:type="dxa" w:w="2592"/>
+            <w:shd w:fill="003366"/>
             <w:tcMar>
               <w:top w:w="120" w:type="dxa"/>
               <w:bottom w:w="120" w:type="dxa"/>
@@ -710,8 +1850,8 @@
               <w:right w:w="140" w:type="dxa"/>
             </w:tcMar>
             <w:tcBorders>
-              <w:top w:val="single" w:sz="8" w:space="0" w:color="003366"/>
-              <w:bottom w:val="single" w:sz="8" w:space="0" w:color="003366"/>
+              <w:top w:val="single" w:sz="8" w:space="0" w:color="002244"/>
+              <w:bottom w:val="single" w:sz="8" w:space="0" w:color="002244"/>
               <w:left w:val="none"/>
               <w:right w:val="none"/>
             </w:tcBorders>
@@ -728,14 +1868,14 @@
                 <w:color w:val="FFFFFF"/>
                 <w:sz w:val="22"/>
               </w:rPr>
-              <w:t>Tiêu chí đánh giá</w:t>
+              <w:t>Họ và tên sinh viên</w:t>
             </w:r>
           </w:p>
         </w:tc>
         <w:tc>
           <w:tcPr>
             <w:tcW w:type="dxa" w:w="1440"/>
-            <w:shd w:fill="005691"/>
+            <w:shd w:fill="003366"/>
             <w:tcMar>
               <w:top w:w="120" w:type="dxa"/>
               <w:bottom w:w="120" w:type="dxa"/>
@@ -743,8 +1883,8 @@
               <w:right w:w="140" w:type="dxa"/>
             </w:tcMar>
             <w:tcBorders>
-              <w:top w:val="single" w:sz="8" w:space="0" w:color="003366"/>
-              <w:bottom w:val="single" w:sz="8" w:space="0" w:color="003366"/>
+              <w:top w:val="single" w:sz="8" w:space="0" w:color="002244"/>
+              <w:bottom w:val="single" w:sz="8" w:space="0" w:color="002244"/>
               <w:left w:val="none"/>
               <w:right w:val="none"/>
             </w:tcBorders>
@@ -761,14 +1901,14 @@
                 <w:color w:val="FFFFFF"/>
                 <w:sz w:val="22"/>
               </w:rPr>
-              <w:t>Thang điểm</w:t>
+              <w:t>MSSV</w:t>
             </w:r>
           </w:p>
         </w:tc>
         <w:tc>
           <w:tcPr>
-            <w:tcW w:type="dxa" w:w="1728"/>
-            <w:shd w:fill="005691"/>
+            <w:tcW w:type="dxa" w:w="4608"/>
+            <w:shd w:fill="003366"/>
             <w:tcMar>
               <w:top w:w="120" w:type="dxa"/>
               <w:bottom w:w="120" w:type="dxa"/>
@@ -776,8 +1916,8 @@
               <w:right w:w="140" w:type="dxa"/>
             </w:tcMar>
             <w:tcBorders>
-              <w:top w:val="single" w:sz="8" w:space="0" w:color="003366"/>
-              <w:bottom w:val="single" w:sz="8" w:space="0" w:color="003366"/>
+              <w:top w:val="single" w:sz="8" w:space="0" w:color="002244"/>
+              <w:bottom w:val="single" w:sz="8" w:space="0" w:color="002244"/>
               <w:left w:val="none"/>
               <w:right w:val="none"/>
             </w:tcBorders>
@@ -794,14 +1934,14 @@
                 <w:color w:val="FFFFFF"/>
                 <w:sz w:val="22"/>
               </w:rPr>
-              <w:t>Chuẩn CLO</w:t>
+              <w:t>Vai trò &amp; Nhiệm vụ đảm trách</w:t>
             </w:r>
           </w:p>
         </w:tc>
         <w:tc>
           <w:tcPr>
-            <w:tcW w:type="dxa" w:w="1152"/>
-            <w:shd w:fill="005691"/>
+            <w:tcW w:type="dxa" w:w="1440"/>
+            <w:shd w:fill="003366"/>
             <w:tcMar>
               <w:top w:w="120" w:type="dxa"/>
               <w:bottom w:w="120" w:type="dxa"/>
@@ -809,8 +1949,8 @@
               <w:right w:w="140" w:type="dxa"/>
             </w:tcMar>
             <w:tcBorders>
-              <w:top w:val="single" w:sz="8" w:space="0" w:color="003366"/>
-              <w:bottom w:val="single" w:sz="8" w:space="0" w:color="003366"/>
+              <w:top w:val="single" w:sz="8" w:space="0" w:color="002244"/>
+              <w:bottom w:val="single" w:sz="8" w:space="0" w:color="002244"/>
               <w:left w:val="none"/>
               <w:right w:val="none"/>
             </w:tcBorders>
@@ -827,40 +1967,7 @@
                 <w:color w:val="FFFFFF"/>
                 <w:sz w:val="22"/>
               </w:rPr>
-              <w:t>Điểm đạt</w:t>
-            </w:r>
-          </w:p>
-        </w:tc>
-        <w:tc>
-          <w:tcPr>
-            <w:tcW w:type="dxa" w:w="2016"/>
-            <w:shd w:fill="005691"/>
-            <w:tcMar>
-              <w:top w:w="120" w:type="dxa"/>
-              <w:bottom w:w="120" w:type="dxa"/>
-              <w:left w:w="140" w:type="dxa"/>
-              <w:right w:w="140" w:type="dxa"/>
-            </w:tcMar>
-            <w:tcBorders>
-              <w:top w:val="single" w:sz="8" w:space="0" w:color="003366"/>
-              <w:bottom w:val="single" w:sz="8" w:space="0" w:color="003366"/>
-              <w:left w:val="none"/>
-              <w:right w:val="none"/>
-            </w:tcBorders>
-          </w:tcPr>
-          <w:p>
-            <w:pPr>
-              <w:spacing w:line="276" w:lineRule="auto" w:after="40"/>
-              <w:jc w:val="center"/>
-            </w:pPr>
-            <w:r>
-              <w:rPr>
-                <w:rFonts w:ascii="Times New Roman" w:hAnsi="Times New Roman"/>
-                <w:b/>
-                <w:color w:val="FFFFFF"/>
-                <w:sz w:val="22"/>
-              </w:rPr>
-              <w:t>Nhận xét của Giảng viên</w:t>
+              <w:t>Mức độ đóng góp</w:t>
             </w:r>
           </w:p>
         </w:tc>
@@ -900,7 +2007,7 @@
         </w:tc>
         <w:tc>
           <w:tcPr>
-            <w:tcW w:type="dxa" w:w="3744"/>
+            <w:tcW w:type="dxa" w:w="2592"/>
             <w:shd w:fill="FFFFFF"/>
             <w:tcMar>
               <w:top w:w="100" w:type="dxa"/>
@@ -926,7 +2033,7 @@
                 <w:color w:val="222222"/>
                 <w:sz w:val="22"/>
               </w:rPr>
-              <w:t>Bố cục (Mô tả HT, 5 YC chức năng, 3 YC phi chức năng, Lưu đồ, Mô tả hoạt động)</w:t>
+              <w:t>Phan Công Đồng</w:t>
             </w:r>
           </w:p>
         </w:tc>
@@ -958,13 +2065,13 @@
                 <w:color w:val="222222"/>
                 <w:sz w:val="22"/>
               </w:rPr>
-              <w:t>1.5 điểm</w:t>
+              <w:t>25150018</w:t>
             </w:r>
           </w:p>
         </w:tc>
         <w:tc>
           <w:tcPr>
-            <w:tcW w:type="dxa" w:w="1728"/>
+            <w:tcW w:type="dxa" w:w="4608"/>
             <w:shd w:fill="FFFFFF"/>
             <w:tcMar>
               <w:top w:w="100" w:type="dxa"/>
@@ -990,13 +2097,13 @@
                 <w:color w:val="222222"/>
                 <w:sz w:val="22"/>
               </w:rPr>
-              <w:t>CLO1, CLO2, CLO3</w:t>
+              <w:t>Trưởng nhóm: Thiết kế phần cứng, lập trình ESP32 FreeRTOS, triển khai VPS &amp; Telegram Bot, viết báo cáo</w:t>
             </w:r>
           </w:p>
         </w:tc>
         <w:tc>
           <w:tcPr>
-            <w:tcW w:type="dxa" w:w="1152"/>
+            <w:tcW w:type="dxa" w:w="1440"/>
             <w:shd w:fill="FFFFFF"/>
             <w:tcMar>
               <w:top w:w="100" w:type="dxa"/>
@@ -1022,37 +2129,7 @@
                 <w:color w:val="222222"/>
                 <w:sz w:val="22"/>
               </w:rPr>
-            </w:r>
-          </w:p>
-        </w:tc>
-        <w:tc>
-          <w:tcPr>
-            <w:tcW w:type="dxa" w:w="2016"/>
-            <w:shd w:fill="FFFFFF"/>
-            <w:tcMar>
-              <w:top w:w="100" w:type="dxa"/>
-              <w:bottom w:w="100" w:type="dxa"/>
-              <w:left w:w="140" w:type="dxa"/>
-              <w:right w:w="140" w:type="dxa"/>
-            </w:tcMar>
-            <w:tcBorders>
-              <w:top w:val="single" w:sz="4" w:space="0" w:color="E2E8F0"/>
-              <w:bottom w:val="single" w:sz="4" w:space="0" w:color="E2E8F0"/>
-              <w:left w:val="none"/>
-              <w:right w:val="none"/>
-            </w:tcBorders>
-          </w:tcPr>
-          <w:p>
-            <w:pPr>
-              <w:spacing w:line="276" w:lineRule="auto" w:after="40"/>
-              <w:jc w:val="left"/>
-            </w:pPr>
-            <w:r>
-              <w:rPr>
-                <w:rFonts w:ascii="Times New Roman" w:hAnsi="Times New Roman"/>
-                <w:color w:val="222222"/>
-                <w:sz w:val="22"/>
-              </w:rPr>
+              <w:t>100% (Hoàn thành xuất sắc)</w:t>
             </w:r>
           </w:p>
         </w:tc>
@@ -1092,7 +2169,7 @@
         </w:tc>
         <w:tc>
           <w:tcPr>
-            <w:tcW w:type="dxa" w:w="3744"/>
+            <w:tcW w:type="dxa" w:w="2592"/>
             <w:shd w:fill="F8FAFC"/>
             <w:tcMar>
               <w:top w:w="100" w:type="dxa"/>
@@ -1118,7 +2195,7 @@
                 <w:color w:val="222222"/>
                 <w:sz w:val="22"/>
               </w:rPr>
-              <w:t>Hình thức (Times New Roman 12, giãn dòng 1.5, lề 2.5cm, chính tả, trích dẫn)</w:t>
+              <w:t>Thành viên Nhóm 2</w:t>
             </w:r>
           </w:p>
         </w:tc>
@@ -1150,13 +2227,13 @@
                 <w:color w:val="222222"/>
                 <w:sz w:val="22"/>
               </w:rPr>
-              <w:t>1.5 điểm</w:t>
+              <w:t>251500xx</w:t>
             </w:r>
           </w:p>
         </w:tc>
         <w:tc>
           <w:tcPr>
-            <w:tcW w:type="dxa" w:w="1728"/>
+            <w:tcW w:type="dxa" w:w="4608"/>
             <w:shd w:fill="F8FAFC"/>
             <w:tcMar>
               <w:top w:w="100" w:type="dxa"/>
@@ -1182,13 +2259,13 @@
                 <w:color w:val="222222"/>
                 <w:sz w:val="22"/>
               </w:rPr>
-              <w:t>CLO1, CLO2, CLO3</w:t>
+              <w:t>Hỗ trợ hàn mạch, lắp ráp mô hình hộp bảo vệ, thu thập số liệu thực nghiệm nhiệt độ và ngọn lửa</w:t>
             </w:r>
           </w:p>
         </w:tc>
         <w:tc>
           <w:tcPr>
-            <w:tcW w:type="dxa" w:w="1152"/>
+            <w:tcW w:type="dxa" w:w="1440"/>
             <w:shd w:fill="F8FAFC"/>
             <w:tcMar>
               <w:top w:w="100" w:type="dxa"/>
@@ -1214,37 +2291,7 @@
                 <w:color w:val="222222"/>
                 <w:sz w:val="22"/>
               </w:rPr>
-            </w:r>
-          </w:p>
-        </w:tc>
-        <w:tc>
-          <w:tcPr>
-            <w:tcW w:type="dxa" w:w="2016"/>
-            <w:shd w:fill="F8FAFC"/>
-            <w:tcMar>
-              <w:top w:w="100" w:type="dxa"/>
-              <w:bottom w:w="100" w:type="dxa"/>
-              <w:left w:w="140" w:type="dxa"/>
-              <w:right w:w="140" w:type="dxa"/>
-            </w:tcMar>
-            <w:tcBorders>
-              <w:top w:val="single" w:sz="4" w:space="0" w:color="E2E8F0"/>
-              <w:bottom w:val="single" w:sz="4" w:space="0" w:color="E2E8F0"/>
-              <w:left w:val="none"/>
-              <w:right w:val="none"/>
-            </w:tcBorders>
-          </w:tcPr>
-          <w:p>
-            <w:pPr>
-              <w:spacing w:line="276" w:lineRule="auto" w:after="40"/>
-              <w:jc w:val="left"/>
-            </w:pPr>
-            <w:r>
-              <w:rPr>
-                <w:rFonts w:ascii="Times New Roman" w:hAnsi="Times New Roman"/>
-                <w:color w:val="222222"/>
-                <w:sz w:val="22"/>
-              </w:rPr>
+              <w:t>100% (Hoàn thành tốt)</w:t>
             </w:r>
           </w:p>
         </w:tc>
@@ -1284,7 +2331,7 @@
         </w:tc>
         <w:tc>
           <w:tcPr>
-            <w:tcW w:type="dxa" w:w="3744"/>
+            <w:tcW w:type="dxa" w:w="2592"/>
             <w:shd w:fill="FFFFFF"/>
             <w:tcMar>
               <w:top w:w="100" w:type="dxa"/>
@@ -1310,7 +2357,7 @@
                 <w:color w:val="222222"/>
                 <w:sz w:val="22"/>
               </w:rPr>
-              <w:t>Chương 1: Giới thiệu tổng quan (Lý do, vấn đề, đóng góp, giới hạn)</w:t>
+              <w:t>Thành viên Nhóm 2</w:t>
             </w:r>
           </w:p>
         </w:tc>
@@ -1342,13 +2389,13 @@
                 <w:color w:val="222222"/>
                 <w:sz w:val="22"/>
               </w:rPr>
-              <w:t>1.5 điểm</w:t>
+              <w:t>251500yy</w:t>
             </w:r>
           </w:p>
         </w:tc>
         <w:tc>
           <w:tcPr>
-            <w:tcW w:type="dxa" w:w="1728"/>
+            <w:tcW w:type="dxa" w:w="4608"/>
             <w:shd w:fill="FFFFFF"/>
             <w:tcMar>
               <w:top w:w="100" w:type="dxa"/>
@@ -1374,327 +2421,7 @@
                 <w:color w:val="222222"/>
                 <w:sz w:val="22"/>
               </w:rPr>
-              <w:t>CLO1, CLO2, CLO4</w:t>
-            </w:r>
-          </w:p>
-        </w:tc>
-        <w:tc>
-          <w:tcPr>
-            <w:tcW w:type="dxa" w:w="1152"/>
-            <w:shd w:fill="FFFFFF"/>
-            <w:tcMar>
-              <w:top w:w="100" w:type="dxa"/>
-              <w:bottom w:w="100" w:type="dxa"/>
-              <w:left w:w="140" w:type="dxa"/>
-              <w:right w:w="140" w:type="dxa"/>
-            </w:tcMar>
-            <w:tcBorders>
-              <w:top w:val="single" w:sz="4" w:space="0" w:color="E2E8F0"/>
-              <w:bottom w:val="single" w:sz="4" w:space="0" w:color="E2E8F0"/>
-              <w:left w:val="none"/>
-              <w:right w:val="none"/>
-            </w:tcBorders>
-          </w:tcPr>
-          <w:p>
-            <w:pPr>
-              <w:spacing w:line="276" w:lineRule="auto" w:after="40"/>
-              <w:jc w:val="left"/>
-            </w:pPr>
-            <w:r>
-              <w:rPr>
-                <w:rFonts w:ascii="Times New Roman" w:hAnsi="Times New Roman"/>
-                <w:color w:val="222222"/>
-                <w:sz w:val="22"/>
-              </w:rPr>
-            </w:r>
-          </w:p>
-        </w:tc>
-        <w:tc>
-          <w:tcPr>
-            <w:tcW w:type="dxa" w:w="2016"/>
-            <w:shd w:fill="FFFFFF"/>
-            <w:tcMar>
-              <w:top w:w="100" w:type="dxa"/>
-              <w:bottom w:w="100" w:type="dxa"/>
-              <w:left w:w="140" w:type="dxa"/>
-              <w:right w:w="140" w:type="dxa"/>
-            </w:tcMar>
-            <w:tcBorders>
-              <w:top w:val="single" w:sz="4" w:space="0" w:color="E2E8F0"/>
-              <w:bottom w:val="single" w:sz="4" w:space="0" w:color="E2E8F0"/>
-              <w:left w:val="none"/>
-              <w:right w:val="none"/>
-            </w:tcBorders>
-          </w:tcPr>
-          <w:p>
-            <w:pPr>
-              <w:spacing w:line="276" w:lineRule="auto" w:after="40"/>
-              <w:jc w:val="left"/>
-            </w:pPr>
-            <w:r>
-              <w:rPr>
-                <w:rFonts w:ascii="Times New Roman" w:hAnsi="Times New Roman"/>
-                <w:color w:val="222222"/>
-                <w:sz w:val="22"/>
-              </w:rPr>
-            </w:r>
-          </w:p>
-        </w:tc>
-      </w:tr>
-      <w:tr>
-        <w:tc>
-          <w:tcPr>
-            <w:tcW w:type="dxa" w:w="720"/>
-            <w:shd w:fill="F8FAFC"/>
-            <w:tcMar>
-              <w:top w:w="100" w:type="dxa"/>
-              <w:bottom w:w="100" w:type="dxa"/>
-              <w:left w:w="140" w:type="dxa"/>
-              <w:right w:w="140" w:type="dxa"/>
-            </w:tcMar>
-            <w:tcBorders>
-              <w:top w:val="single" w:sz="4" w:space="0" w:color="E2E8F0"/>
-              <w:bottom w:val="single" w:sz="4" w:space="0" w:color="E2E8F0"/>
-              <w:left w:val="none"/>
-              <w:right w:val="none"/>
-            </w:tcBorders>
-          </w:tcPr>
-          <w:p>
-            <w:pPr>
-              <w:spacing w:line="276" w:lineRule="auto" w:after="40"/>
-              <w:jc w:val="center"/>
-            </w:pPr>
-            <w:r>
-              <w:rPr>
-                <w:rFonts w:ascii="Times New Roman" w:hAnsi="Times New Roman"/>
-                <w:color w:val="222222"/>
-                <w:sz w:val="22"/>
-              </w:rPr>
-              <w:t>4</w:t>
-            </w:r>
-          </w:p>
-        </w:tc>
-        <w:tc>
-          <w:tcPr>
-            <w:tcW w:type="dxa" w:w="3744"/>
-            <w:shd w:fill="F8FAFC"/>
-            <w:tcMar>
-              <w:top w:w="100" w:type="dxa"/>
-              <w:bottom w:w="100" w:type="dxa"/>
-              <w:left w:w="140" w:type="dxa"/>
-              <w:right w:w="140" w:type="dxa"/>
-            </w:tcMar>
-            <w:tcBorders>
-              <w:top w:val="single" w:sz="4" w:space="0" w:color="E2E8F0"/>
-              <w:bottom w:val="single" w:sz="4" w:space="0" w:color="E2E8F0"/>
-              <w:left w:val="none"/>
-              <w:right w:val="none"/>
-            </w:tcBorders>
-          </w:tcPr>
-          <w:p>
-            <w:pPr>
-              <w:spacing w:line="276" w:lineRule="auto" w:after="40"/>
-              <w:jc w:val="left"/>
-            </w:pPr>
-            <w:r>
-              <w:rPr>
-                <w:rFonts w:ascii="Times New Roman" w:hAnsi="Times New Roman"/>
-                <w:color w:val="222222"/>
-                <w:sz w:val="22"/>
-              </w:rPr>
-              <w:t>Chương 2: Cơ sở lý thuyết (Nguyên lý linh kiện, ưu/nhược điểm)</w:t>
-            </w:r>
-          </w:p>
-        </w:tc>
-        <w:tc>
-          <w:tcPr>
-            <w:tcW w:type="dxa" w:w="1440"/>
-            <w:shd w:fill="F8FAFC"/>
-            <w:tcMar>
-              <w:top w:w="100" w:type="dxa"/>
-              <w:bottom w:w="100" w:type="dxa"/>
-              <w:left w:w="140" w:type="dxa"/>
-              <w:right w:w="140" w:type="dxa"/>
-            </w:tcMar>
-            <w:tcBorders>
-              <w:top w:val="single" w:sz="4" w:space="0" w:color="E2E8F0"/>
-              <w:bottom w:val="single" w:sz="4" w:space="0" w:color="E2E8F0"/>
-              <w:left w:val="none"/>
-              <w:right w:val="none"/>
-            </w:tcBorders>
-          </w:tcPr>
-          <w:p>
-            <w:pPr>
-              <w:spacing w:line="276" w:lineRule="auto" w:after="40"/>
-              <w:jc w:val="left"/>
-            </w:pPr>
-            <w:r>
-              <w:rPr>
-                <w:rFonts w:ascii="Times New Roman" w:hAnsi="Times New Roman"/>
-                <w:color w:val="222222"/>
-                <w:sz w:val="22"/>
-              </w:rPr>
-              <w:t>2.0 điểm</w:t>
-            </w:r>
-          </w:p>
-        </w:tc>
-        <w:tc>
-          <w:tcPr>
-            <w:tcW w:type="dxa" w:w="1728"/>
-            <w:shd w:fill="F8FAFC"/>
-            <w:tcMar>
-              <w:top w:w="100" w:type="dxa"/>
-              <w:bottom w:w="100" w:type="dxa"/>
-              <w:left w:w="140" w:type="dxa"/>
-              <w:right w:w="140" w:type="dxa"/>
-            </w:tcMar>
-            <w:tcBorders>
-              <w:top w:val="single" w:sz="4" w:space="0" w:color="E2E8F0"/>
-              <w:bottom w:val="single" w:sz="4" w:space="0" w:color="E2E8F0"/>
-              <w:left w:val="none"/>
-              <w:right w:val="none"/>
-            </w:tcBorders>
-          </w:tcPr>
-          <w:p>
-            <w:pPr>
-              <w:spacing w:line="276" w:lineRule="auto" w:after="40"/>
-              <w:jc w:val="left"/>
-            </w:pPr>
-            <w:r>
-              <w:rPr>
-                <w:rFonts w:ascii="Times New Roman" w:hAnsi="Times New Roman"/>
-                <w:color w:val="222222"/>
-                <w:sz w:val="22"/>
-              </w:rPr>
-              <w:t>CLO2, CLO3, CLO4</w:t>
-            </w:r>
-          </w:p>
-        </w:tc>
-        <w:tc>
-          <w:tcPr>
-            <w:tcW w:type="dxa" w:w="1152"/>
-            <w:shd w:fill="F8FAFC"/>
-            <w:tcMar>
-              <w:top w:w="100" w:type="dxa"/>
-              <w:bottom w:w="100" w:type="dxa"/>
-              <w:left w:w="140" w:type="dxa"/>
-              <w:right w:w="140" w:type="dxa"/>
-            </w:tcMar>
-            <w:tcBorders>
-              <w:top w:val="single" w:sz="4" w:space="0" w:color="E2E8F0"/>
-              <w:bottom w:val="single" w:sz="4" w:space="0" w:color="E2E8F0"/>
-              <w:left w:val="none"/>
-              <w:right w:val="none"/>
-            </w:tcBorders>
-          </w:tcPr>
-          <w:p>
-            <w:pPr>
-              <w:spacing w:line="276" w:lineRule="auto" w:after="40"/>
-              <w:jc w:val="left"/>
-            </w:pPr>
-            <w:r>
-              <w:rPr>
-                <w:rFonts w:ascii="Times New Roman" w:hAnsi="Times New Roman"/>
-                <w:color w:val="222222"/>
-                <w:sz w:val="22"/>
-              </w:rPr>
-            </w:r>
-          </w:p>
-        </w:tc>
-        <w:tc>
-          <w:tcPr>
-            <w:tcW w:type="dxa" w:w="2016"/>
-            <w:shd w:fill="F8FAFC"/>
-            <w:tcMar>
-              <w:top w:w="100" w:type="dxa"/>
-              <w:bottom w:w="100" w:type="dxa"/>
-              <w:left w:w="140" w:type="dxa"/>
-              <w:right w:w="140" w:type="dxa"/>
-            </w:tcMar>
-            <w:tcBorders>
-              <w:top w:val="single" w:sz="4" w:space="0" w:color="E2E8F0"/>
-              <w:bottom w:val="single" w:sz="4" w:space="0" w:color="E2E8F0"/>
-              <w:left w:val="none"/>
-              <w:right w:val="none"/>
-            </w:tcBorders>
-          </w:tcPr>
-          <w:p>
-            <w:pPr>
-              <w:spacing w:line="276" w:lineRule="auto" w:after="40"/>
-              <w:jc w:val="left"/>
-            </w:pPr>
-            <w:r>
-              <w:rPr>
-                <w:rFonts w:ascii="Times New Roman" w:hAnsi="Times New Roman"/>
-                <w:color w:val="222222"/>
-                <w:sz w:val="22"/>
-              </w:rPr>
-            </w:r>
-          </w:p>
-        </w:tc>
-      </w:tr>
-      <w:tr>
-        <w:tc>
-          <w:tcPr>
-            <w:tcW w:type="dxa" w:w="720"/>
-            <w:shd w:fill="FFFFFF"/>
-            <w:tcMar>
-              <w:top w:w="100" w:type="dxa"/>
-              <w:bottom w:w="100" w:type="dxa"/>
-              <w:left w:w="140" w:type="dxa"/>
-              <w:right w:w="140" w:type="dxa"/>
-            </w:tcMar>
-            <w:tcBorders>
-              <w:top w:val="single" w:sz="4" w:space="0" w:color="E2E8F0"/>
-              <w:bottom w:val="single" w:sz="4" w:space="0" w:color="E2E8F0"/>
-              <w:left w:val="none"/>
-              <w:right w:val="none"/>
-            </w:tcBorders>
-          </w:tcPr>
-          <w:p>
-            <w:pPr>
-              <w:spacing w:line="276" w:lineRule="auto" w:after="40"/>
-              <w:jc w:val="center"/>
-            </w:pPr>
-            <w:r>
-              <w:rPr>
-                <w:rFonts w:ascii="Times New Roman" w:hAnsi="Times New Roman"/>
-                <w:color w:val="222222"/>
-                <w:sz w:val="22"/>
-              </w:rPr>
-              <w:t>5</w:t>
-            </w:r>
-          </w:p>
-        </w:tc>
-        <w:tc>
-          <w:tcPr>
-            <w:tcW w:type="dxa" w:w="3744"/>
-            <w:shd w:fill="FFFFFF"/>
-            <w:tcMar>
-              <w:top w:w="100" w:type="dxa"/>
-              <w:bottom w:w="100" w:type="dxa"/>
-              <w:left w:w="140" w:type="dxa"/>
-              <w:right w:w="140" w:type="dxa"/>
-            </w:tcMar>
-            <w:tcBorders>
-              <w:top w:val="single" w:sz="4" w:space="0" w:color="E2E8F0"/>
-              <w:bottom w:val="single" w:sz="4" w:space="0" w:color="E2E8F0"/>
-              <w:left w:val="none"/>
-              <w:right w:val="none"/>
-            </w:tcBorders>
-          </w:tcPr>
-          <w:p>
-            <w:pPr>
-              <w:spacing w:line="276" w:lineRule="auto" w:after="40"/>
-              <w:jc w:val="left"/>
-            </w:pPr>
-            <w:r>
-              <w:rPr>
-                <w:rFonts w:ascii="Times New Roman" w:hAnsi="Times New Roman"/>
-                <w:color w:val="222222"/>
-                <w:sz w:val="22"/>
-              </w:rPr>
-              <w:t>Chương 3: Thiết kế HT &amp; thực nghiệm (Sơ đồ, bảng chân, mã nguồn, lưu đồ, số liệu)</w:t>
+              <w:t>Hỗ trợ kiểm thử rung lắc cảm biến gia tốc, chuẩn bị slide thuyết trình và tài liệu tham khảo</w:t>
             </w:r>
           </w:p>
         </w:tc>
@@ -1726,484 +2453,7 @@
                 <w:color w:val="222222"/>
                 <w:sz w:val="22"/>
               </w:rPr>
-              <w:t>2.0 điểm</w:t>
-            </w:r>
-          </w:p>
-        </w:tc>
-        <w:tc>
-          <w:tcPr>
-            <w:tcW w:type="dxa" w:w="1728"/>
-            <w:shd w:fill="FFFFFF"/>
-            <w:tcMar>
-              <w:top w:w="100" w:type="dxa"/>
-              <w:bottom w:w="100" w:type="dxa"/>
-              <w:left w:w="140" w:type="dxa"/>
-              <w:right w:w="140" w:type="dxa"/>
-            </w:tcMar>
-            <w:tcBorders>
-              <w:top w:val="single" w:sz="4" w:space="0" w:color="E2E8F0"/>
-              <w:bottom w:val="single" w:sz="4" w:space="0" w:color="E2E8F0"/>
-              <w:left w:val="none"/>
-              <w:right w:val="none"/>
-            </w:tcBorders>
-          </w:tcPr>
-          <w:p>
-            <w:pPr>
-              <w:spacing w:line="276" w:lineRule="auto" w:after="40"/>
-              <w:jc w:val="left"/>
-            </w:pPr>
-            <w:r>
-              <w:rPr>
-                <w:rFonts w:ascii="Times New Roman" w:hAnsi="Times New Roman"/>
-                <w:color w:val="222222"/>
-                <w:sz w:val="22"/>
-              </w:rPr>
-              <w:t>CLO2, CLO5, CLO6</w:t>
-            </w:r>
-          </w:p>
-        </w:tc>
-        <w:tc>
-          <w:tcPr>
-            <w:tcW w:type="dxa" w:w="1152"/>
-            <w:shd w:fill="FFFFFF"/>
-            <w:tcMar>
-              <w:top w:w="100" w:type="dxa"/>
-              <w:bottom w:w="100" w:type="dxa"/>
-              <w:left w:w="140" w:type="dxa"/>
-              <w:right w:w="140" w:type="dxa"/>
-            </w:tcMar>
-            <w:tcBorders>
-              <w:top w:val="single" w:sz="4" w:space="0" w:color="E2E8F0"/>
-              <w:bottom w:val="single" w:sz="4" w:space="0" w:color="E2E8F0"/>
-              <w:left w:val="none"/>
-              <w:right w:val="none"/>
-            </w:tcBorders>
-          </w:tcPr>
-          <w:p>
-            <w:pPr>
-              <w:spacing w:line="276" w:lineRule="auto" w:after="40"/>
-              <w:jc w:val="left"/>
-            </w:pPr>
-            <w:r>
-              <w:rPr>
-                <w:rFonts w:ascii="Times New Roman" w:hAnsi="Times New Roman"/>
-                <w:color w:val="222222"/>
-                <w:sz w:val="22"/>
-              </w:rPr>
-            </w:r>
-          </w:p>
-        </w:tc>
-        <w:tc>
-          <w:tcPr>
-            <w:tcW w:type="dxa" w:w="2016"/>
-            <w:shd w:fill="FFFFFF"/>
-            <w:tcMar>
-              <w:top w:w="100" w:type="dxa"/>
-              <w:bottom w:w="100" w:type="dxa"/>
-              <w:left w:w="140" w:type="dxa"/>
-              <w:right w:w="140" w:type="dxa"/>
-            </w:tcMar>
-            <w:tcBorders>
-              <w:top w:val="single" w:sz="4" w:space="0" w:color="E2E8F0"/>
-              <w:bottom w:val="single" w:sz="4" w:space="0" w:color="E2E8F0"/>
-              <w:left w:val="none"/>
-              <w:right w:val="none"/>
-            </w:tcBorders>
-          </w:tcPr>
-          <w:p>
-            <w:pPr>
-              <w:spacing w:line="276" w:lineRule="auto" w:after="40"/>
-              <w:jc w:val="left"/>
-            </w:pPr>
-            <w:r>
-              <w:rPr>
-                <w:rFonts w:ascii="Times New Roman" w:hAnsi="Times New Roman"/>
-                <w:color w:val="222222"/>
-                <w:sz w:val="22"/>
-              </w:rPr>
-            </w:r>
-          </w:p>
-        </w:tc>
-      </w:tr>
-      <w:tr>
-        <w:tc>
-          <w:tcPr>
-            <w:tcW w:type="dxa" w:w="720"/>
-            <w:shd w:fill="F8FAFC"/>
-            <w:tcMar>
-              <w:top w:w="100" w:type="dxa"/>
-              <w:bottom w:w="100" w:type="dxa"/>
-              <w:left w:w="140" w:type="dxa"/>
-              <w:right w:w="140" w:type="dxa"/>
-            </w:tcMar>
-            <w:tcBorders>
-              <w:top w:val="single" w:sz="4" w:space="0" w:color="E2E8F0"/>
-              <w:bottom w:val="single" w:sz="4" w:space="0" w:color="E2E8F0"/>
-              <w:left w:val="none"/>
-              <w:right w:val="none"/>
-            </w:tcBorders>
-          </w:tcPr>
-          <w:p>
-            <w:pPr>
-              <w:spacing w:line="276" w:lineRule="auto" w:after="40"/>
-              <w:jc w:val="center"/>
-            </w:pPr>
-            <w:r>
-              <w:rPr>
-                <w:rFonts w:ascii="Times New Roman" w:hAnsi="Times New Roman"/>
-                <w:color w:val="222222"/>
-                <w:sz w:val="22"/>
-              </w:rPr>
-              <w:t>6</w:t>
-            </w:r>
-          </w:p>
-        </w:tc>
-        <w:tc>
-          <w:tcPr>
-            <w:tcW w:type="dxa" w:w="3744"/>
-            <w:shd w:fill="F8FAFC"/>
-            <w:tcMar>
-              <w:top w:w="100" w:type="dxa"/>
-              <w:bottom w:w="100" w:type="dxa"/>
-              <w:left w:w="140" w:type="dxa"/>
-              <w:right w:w="140" w:type="dxa"/>
-            </w:tcMar>
-            <w:tcBorders>
-              <w:top w:val="single" w:sz="4" w:space="0" w:color="E2E8F0"/>
-              <w:bottom w:val="single" w:sz="4" w:space="0" w:color="E2E8F0"/>
-              <w:left w:val="none"/>
-              <w:right w:val="none"/>
-            </w:tcBorders>
-          </w:tcPr>
-          <w:p>
-            <w:pPr>
-              <w:spacing w:line="276" w:lineRule="auto" w:after="40"/>
-              <w:jc w:val="left"/>
-            </w:pPr>
-            <w:r>
-              <w:rPr>
-                <w:rFonts w:ascii="Times New Roman" w:hAnsi="Times New Roman"/>
-                <w:color w:val="222222"/>
-                <w:sz w:val="22"/>
-              </w:rPr>
-              <w:t>Chương 4: Kết luận &amp; hướng phát triển (Tóm tắt, kinh nghiệm, đề xuất)</w:t>
-            </w:r>
-          </w:p>
-        </w:tc>
-        <w:tc>
-          <w:tcPr>
-            <w:tcW w:type="dxa" w:w="1440"/>
-            <w:shd w:fill="F8FAFC"/>
-            <w:tcMar>
-              <w:top w:w="100" w:type="dxa"/>
-              <w:bottom w:w="100" w:type="dxa"/>
-              <w:left w:w="140" w:type="dxa"/>
-              <w:right w:w="140" w:type="dxa"/>
-            </w:tcMar>
-            <w:tcBorders>
-              <w:top w:val="single" w:sz="4" w:space="0" w:color="E2E8F0"/>
-              <w:bottom w:val="single" w:sz="4" w:space="0" w:color="E2E8F0"/>
-              <w:left w:val="none"/>
-              <w:right w:val="none"/>
-            </w:tcBorders>
-          </w:tcPr>
-          <w:p>
-            <w:pPr>
-              <w:spacing w:line="276" w:lineRule="auto" w:after="40"/>
-              <w:jc w:val="left"/>
-            </w:pPr>
-            <w:r>
-              <w:rPr>
-                <w:rFonts w:ascii="Times New Roman" w:hAnsi="Times New Roman"/>
-                <w:color w:val="222222"/>
-                <w:sz w:val="22"/>
-              </w:rPr>
-              <w:t>1.5 điểm</w:t>
-            </w:r>
-          </w:p>
-        </w:tc>
-        <w:tc>
-          <w:tcPr>
-            <w:tcW w:type="dxa" w:w="1728"/>
-            <w:shd w:fill="F8FAFC"/>
-            <w:tcMar>
-              <w:top w:w="100" w:type="dxa"/>
-              <w:bottom w:w="100" w:type="dxa"/>
-              <w:left w:w="140" w:type="dxa"/>
-              <w:right w:w="140" w:type="dxa"/>
-            </w:tcMar>
-            <w:tcBorders>
-              <w:top w:val="single" w:sz="4" w:space="0" w:color="E2E8F0"/>
-              <w:bottom w:val="single" w:sz="4" w:space="0" w:color="E2E8F0"/>
-              <w:left w:val="none"/>
-              <w:right w:val="none"/>
-            </w:tcBorders>
-          </w:tcPr>
-          <w:p>
-            <w:pPr>
-              <w:spacing w:line="276" w:lineRule="auto" w:after="40"/>
-              <w:jc w:val="left"/>
-            </w:pPr>
-            <w:r>
-              <w:rPr>
-                <w:rFonts w:ascii="Times New Roman" w:hAnsi="Times New Roman"/>
-                <w:color w:val="222222"/>
-                <w:sz w:val="22"/>
-              </w:rPr>
-              <w:t>CLO2, CLO5, CLO6</w:t>
-            </w:r>
-          </w:p>
-        </w:tc>
-        <w:tc>
-          <w:tcPr>
-            <w:tcW w:type="dxa" w:w="1152"/>
-            <w:shd w:fill="F8FAFC"/>
-            <w:tcMar>
-              <w:top w:w="100" w:type="dxa"/>
-              <w:bottom w:w="100" w:type="dxa"/>
-              <w:left w:w="140" w:type="dxa"/>
-              <w:right w:w="140" w:type="dxa"/>
-            </w:tcMar>
-            <w:tcBorders>
-              <w:top w:val="single" w:sz="4" w:space="0" w:color="E2E8F0"/>
-              <w:bottom w:val="single" w:sz="4" w:space="0" w:color="E2E8F0"/>
-              <w:left w:val="none"/>
-              <w:right w:val="none"/>
-            </w:tcBorders>
-          </w:tcPr>
-          <w:p>
-            <w:pPr>
-              <w:spacing w:line="276" w:lineRule="auto" w:after="40"/>
-              <w:jc w:val="left"/>
-            </w:pPr>
-            <w:r>
-              <w:rPr>
-                <w:rFonts w:ascii="Times New Roman" w:hAnsi="Times New Roman"/>
-                <w:color w:val="222222"/>
-                <w:sz w:val="22"/>
-              </w:rPr>
-            </w:r>
-          </w:p>
-        </w:tc>
-        <w:tc>
-          <w:tcPr>
-            <w:tcW w:type="dxa" w:w="2016"/>
-            <w:shd w:fill="F8FAFC"/>
-            <w:tcMar>
-              <w:top w:w="100" w:type="dxa"/>
-              <w:bottom w:w="100" w:type="dxa"/>
-              <w:left w:w="140" w:type="dxa"/>
-              <w:right w:w="140" w:type="dxa"/>
-            </w:tcMar>
-            <w:tcBorders>
-              <w:top w:val="single" w:sz="4" w:space="0" w:color="E2E8F0"/>
-              <w:bottom w:val="single" w:sz="4" w:space="0" w:color="E2E8F0"/>
-              <w:left w:val="none"/>
-              <w:right w:val="none"/>
-            </w:tcBorders>
-          </w:tcPr>
-          <w:p>
-            <w:pPr>
-              <w:spacing w:line="276" w:lineRule="auto" w:after="40"/>
-              <w:jc w:val="left"/>
-            </w:pPr>
-            <w:r>
-              <w:rPr>
-                <w:rFonts w:ascii="Times New Roman" w:hAnsi="Times New Roman"/>
-                <w:color w:val="222222"/>
-                <w:sz w:val="22"/>
-              </w:rPr>
-            </w:r>
-          </w:p>
-        </w:tc>
-      </w:tr>
-      <w:tr>
-        <w:tc>
-          <w:tcPr>
-            <w:tcW w:type="dxa" w:w="720"/>
-            <w:shd w:fill="FFFFFF"/>
-            <w:tcMar>
-              <w:top w:w="100" w:type="dxa"/>
-              <w:bottom w:w="100" w:type="dxa"/>
-              <w:left w:w="140" w:type="dxa"/>
-              <w:right w:w="140" w:type="dxa"/>
-            </w:tcMar>
-            <w:tcBorders>
-              <w:top w:val="single" w:sz="4" w:space="0" w:color="E2E8F0"/>
-              <w:bottom w:val="single" w:sz="4" w:space="0" w:color="E2E8F0"/>
-              <w:left w:val="none"/>
-              <w:right w:val="none"/>
-            </w:tcBorders>
-          </w:tcPr>
-          <w:p>
-            <w:pPr>
-              <w:spacing w:line="276" w:lineRule="auto" w:after="40"/>
-              <w:jc w:val="center"/>
-            </w:pPr>
-            <w:r>
-              <w:rPr>
-                <w:rFonts w:ascii="Times New Roman" w:hAnsi="Times New Roman"/>
-                <w:color w:val="222222"/>
-                <w:sz w:val="22"/>
-              </w:rPr>
-            </w:r>
-          </w:p>
-        </w:tc>
-        <w:tc>
-          <w:tcPr>
-            <w:tcW w:type="dxa" w:w="3744"/>
-            <w:shd w:fill="FFFFFF"/>
-            <w:tcMar>
-              <w:top w:w="100" w:type="dxa"/>
-              <w:bottom w:w="100" w:type="dxa"/>
-              <w:left w:w="140" w:type="dxa"/>
-              <w:right w:w="140" w:type="dxa"/>
-            </w:tcMar>
-            <w:tcBorders>
-              <w:top w:val="single" w:sz="4" w:space="0" w:color="E2E8F0"/>
-              <w:bottom w:val="single" w:sz="4" w:space="0" w:color="E2E8F0"/>
-              <w:left w:val="none"/>
-              <w:right w:val="none"/>
-            </w:tcBorders>
-          </w:tcPr>
-          <w:p>
-            <w:pPr>
-              <w:spacing w:line="276" w:lineRule="auto" w:after="40"/>
-              <w:jc w:val="left"/>
-            </w:pPr>
-            <w:r>
-              <w:rPr>
-                <w:rFonts w:ascii="Times New Roman" w:hAnsi="Times New Roman"/>
-                <w:color w:val="222222"/>
-                <w:sz w:val="22"/>
-              </w:rPr>
-              <w:t>TỔNG ĐIỂM TOÀN DIỆN BÀI THI</w:t>
-            </w:r>
-          </w:p>
-        </w:tc>
-        <w:tc>
-          <w:tcPr>
-            <w:tcW w:type="dxa" w:w="1440"/>
-            <w:shd w:fill="FFFFFF"/>
-            <w:tcMar>
-              <w:top w:w="100" w:type="dxa"/>
-              <w:bottom w:w="100" w:type="dxa"/>
-              <w:left w:w="140" w:type="dxa"/>
-              <w:right w:w="140" w:type="dxa"/>
-            </w:tcMar>
-            <w:tcBorders>
-              <w:top w:val="single" w:sz="4" w:space="0" w:color="E2E8F0"/>
-              <w:bottom w:val="single" w:sz="4" w:space="0" w:color="E2E8F0"/>
-              <w:left w:val="none"/>
-              <w:right w:val="none"/>
-            </w:tcBorders>
-          </w:tcPr>
-          <w:p>
-            <w:pPr>
-              <w:spacing w:line="276" w:lineRule="auto" w:after="40"/>
-              <w:jc w:val="left"/>
-            </w:pPr>
-            <w:r>
-              <w:rPr>
-                <w:rFonts w:ascii="Times New Roman" w:hAnsi="Times New Roman"/>
-                <w:color w:val="222222"/>
-                <w:sz w:val="22"/>
-              </w:rPr>
-              <w:t>10.0 điểm</w:t>
-            </w:r>
-          </w:p>
-        </w:tc>
-        <w:tc>
-          <w:tcPr>
-            <w:tcW w:type="dxa" w:w="1728"/>
-            <w:shd w:fill="FFFFFF"/>
-            <w:tcMar>
-              <w:top w:w="100" w:type="dxa"/>
-              <w:bottom w:w="100" w:type="dxa"/>
-              <w:left w:w="140" w:type="dxa"/>
-              <w:right w:w="140" w:type="dxa"/>
-            </w:tcMar>
-            <w:tcBorders>
-              <w:top w:val="single" w:sz="4" w:space="0" w:color="E2E8F0"/>
-              <w:bottom w:val="single" w:sz="4" w:space="0" w:color="E2E8F0"/>
-              <w:left w:val="none"/>
-              <w:right w:val="none"/>
-            </w:tcBorders>
-          </w:tcPr>
-          <w:p>
-            <w:pPr>
-              <w:spacing w:line="276" w:lineRule="auto" w:after="40"/>
-              <w:jc w:val="left"/>
-            </w:pPr>
-            <w:r>
-              <w:rPr>
-                <w:rFonts w:ascii="Times New Roman" w:hAnsi="Times New Roman"/>
-                <w:color w:val="222222"/>
-                <w:sz w:val="22"/>
-              </w:rPr>
-              <w:t>CLO1 - CLO6</w:t>
-            </w:r>
-          </w:p>
-        </w:tc>
-        <w:tc>
-          <w:tcPr>
-            <w:tcW w:type="dxa" w:w="1152"/>
-            <w:shd w:fill="FFFFFF"/>
-            <w:tcMar>
-              <w:top w:w="100" w:type="dxa"/>
-              <w:bottom w:w="100" w:type="dxa"/>
-              <w:left w:w="140" w:type="dxa"/>
-              <w:right w:w="140" w:type="dxa"/>
-            </w:tcMar>
-            <w:tcBorders>
-              <w:top w:val="single" w:sz="4" w:space="0" w:color="E2E8F0"/>
-              <w:bottom w:val="single" w:sz="4" w:space="0" w:color="E2E8F0"/>
-              <w:left w:val="none"/>
-              <w:right w:val="none"/>
-            </w:tcBorders>
-          </w:tcPr>
-          <w:p>
-            <w:pPr>
-              <w:spacing w:line="276" w:lineRule="auto" w:after="40"/>
-              <w:jc w:val="left"/>
-            </w:pPr>
-            <w:r>
-              <w:rPr>
-                <w:rFonts w:ascii="Times New Roman" w:hAnsi="Times New Roman"/>
-                <w:color w:val="222222"/>
-                <w:sz w:val="22"/>
-              </w:rPr>
-            </w:r>
-          </w:p>
-        </w:tc>
-        <w:tc>
-          <w:tcPr>
-            <w:tcW w:type="dxa" w:w="2016"/>
-            <w:shd w:fill="FFFFFF"/>
-            <w:tcMar>
-              <w:top w:w="100" w:type="dxa"/>
-              <w:bottom w:w="100" w:type="dxa"/>
-              <w:left w:w="140" w:type="dxa"/>
-              <w:right w:w="140" w:type="dxa"/>
-            </w:tcMar>
-            <w:tcBorders>
-              <w:top w:val="single" w:sz="4" w:space="0" w:color="E2E8F0"/>
-              <w:bottom w:val="single" w:sz="4" w:space="0" w:color="E2E8F0"/>
-              <w:left w:val="none"/>
-              <w:right w:val="none"/>
-            </w:tcBorders>
-          </w:tcPr>
-          <w:p>
-            <w:pPr>
-              <w:spacing w:line="276" w:lineRule="auto" w:after="40"/>
-              <w:jc w:val="left"/>
-            </w:pPr>
-            <w:r>
-              <w:rPr>
-                <w:rFonts w:ascii="Times New Roman" w:hAnsi="Times New Roman"/>
-                <w:color w:val="222222"/>
-                <w:sz w:val="22"/>
-              </w:rPr>
+              <w:t>100% (Hoàn thành tốt)</w:t>
             </w:r>
           </w:p>
         </w:tc>
@@ -2217,706 +2467,13 @@
     <w:p>
       <w:pPr>
         <w:keepNext/>
-        <w:spacing w:line="360" w:lineRule="auto" w:before="200" w:after="80"/>
-      </w:pPr>
-      <w:r>
-        <w:rPr>
-          <w:rFonts w:ascii="Times New Roman" w:hAnsi="Times New Roman"/>
-          <w:b/>
-          <w:color w:val="1E3C6E"/>
-          <w:sz w:val="26"/>
-        </w:rPr>
-        <w:t>BẢNG PHÂN CÔNG NHIỆM VỤ THÀNH VIÊN NHÓM 2</w:t>
-      </w:r>
-    </w:p>
-    <w:tbl>
-      <w:tblPr>
-        <w:tblW w:type="auto" w:w="0"/>
-        <w:jc w:val="center"/>
-        <w:tblLayout w:type="fixed"/>
-        <w:tblLook w:firstColumn="1" w:firstRow="1" w:lastColumn="0" w:lastRow="0" w:noHBand="0" w:noVBand="1" w:val="04A0"/>
-      </w:tblPr>
-      <w:tblGrid>
-        <w:gridCol w:w="1881"/>
-        <w:gridCol w:w="1881"/>
-        <w:gridCol w:w="1881"/>
-        <w:gridCol w:w="1881"/>
-        <w:gridCol w:w="1881"/>
-      </w:tblGrid>
-      <w:tr>
-        <w:tc>
-          <w:tcPr>
-            <w:tcW w:type="dxa" w:w="720"/>
-            <w:shd w:fill="005691"/>
-            <w:tcMar>
-              <w:top w:w="120" w:type="dxa"/>
-              <w:bottom w:w="120" w:type="dxa"/>
-              <w:left w:w="140" w:type="dxa"/>
-              <w:right w:w="140" w:type="dxa"/>
-            </w:tcMar>
-            <w:tcBorders>
-              <w:top w:val="single" w:sz="8" w:space="0" w:color="003366"/>
-              <w:bottom w:val="single" w:sz="8" w:space="0" w:color="003366"/>
-              <w:left w:val="none"/>
-              <w:right w:val="none"/>
-            </w:tcBorders>
-          </w:tcPr>
-          <w:p>
-            <w:pPr>
-              <w:spacing w:line="276" w:lineRule="auto" w:after="40"/>
-              <w:jc w:val="center"/>
-            </w:pPr>
-            <w:r>
-              <w:rPr>
-                <w:rFonts w:ascii="Times New Roman" w:hAnsi="Times New Roman"/>
-                <w:b/>
-                <w:color w:val="FFFFFF"/>
-                <w:sz w:val="22"/>
-              </w:rPr>
-              <w:t>STT</w:t>
-            </w:r>
-          </w:p>
-        </w:tc>
-        <w:tc>
-          <w:tcPr>
-            <w:tcW w:type="dxa" w:w="2592"/>
-            <w:shd w:fill="005691"/>
-            <w:tcMar>
-              <w:top w:w="120" w:type="dxa"/>
-              <w:bottom w:w="120" w:type="dxa"/>
-              <w:left w:w="140" w:type="dxa"/>
-              <w:right w:w="140" w:type="dxa"/>
-            </w:tcMar>
-            <w:tcBorders>
-              <w:top w:val="single" w:sz="8" w:space="0" w:color="003366"/>
-              <w:bottom w:val="single" w:sz="8" w:space="0" w:color="003366"/>
-              <w:left w:val="none"/>
-              <w:right w:val="none"/>
-            </w:tcBorders>
-          </w:tcPr>
-          <w:p>
-            <w:pPr>
-              <w:spacing w:line="276" w:lineRule="auto" w:after="40"/>
-              <w:jc w:val="center"/>
-            </w:pPr>
-            <w:r>
-              <w:rPr>
-                <w:rFonts w:ascii="Times New Roman" w:hAnsi="Times New Roman"/>
-                <w:b/>
-                <w:color w:val="FFFFFF"/>
-                <w:sz w:val="22"/>
-              </w:rPr>
-              <w:t>Họ và tên sinh viên</w:t>
-            </w:r>
-          </w:p>
-        </w:tc>
-        <w:tc>
-          <w:tcPr>
-            <w:tcW w:type="dxa" w:w="1440"/>
-            <w:shd w:fill="005691"/>
-            <w:tcMar>
-              <w:top w:w="120" w:type="dxa"/>
-              <w:bottom w:w="120" w:type="dxa"/>
-              <w:left w:w="140" w:type="dxa"/>
-              <w:right w:w="140" w:type="dxa"/>
-            </w:tcMar>
-            <w:tcBorders>
-              <w:top w:val="single" w:sz="8" w:space="0" w:color="003366"/>
-              <w:bottom w:val="single" w:sz="8" w:space="0" w:color="003366"/>
-              <w:left w:val="none"/>
-              <w:right w:val="none"/>
-            </w:tcBorders>
-          </w:tcPr>
-          <w:p>
-            <w:pPr>
-              <w:spacing w:line="276" w:lineRule="auto" w:after="40"/>
-              <w:jc w:val="center"/>
-            </w:pPr>
-            <w:r>
-              <w:rPr>
-                <w:rFonts w:ascii="Times New Roman" w:hAnsi="Times New Roman"/>
-                <w:b/>
-                <w:color w:val="FFFFFF"/>
-                <w:sz w:val="22"/>
-              </w:rPr>
-              <w:t>MSSV</w:t>
-            </w:r>
-          </w:p>
-        </w:tc>
-        <w:tc>
-          <w:tcPr>
-            <w:tcW w:type="dxa" w:w="4608"/>
-            <w:shd w:fill="005691"/>
-            <w:tcMar>
-              <w:top w:w="120" w:type="dxa"/>
-              <w:bottom w:w="120" w:type="dxa"/>
-              <w:left w:w="140" w:type="dxa"/>
-              <w:right w:w="140" w:type="dxa"/>
-            </w:tcMar>
-            <w:tcBorders>
-              <w:top w:val="single" w:sz="8" w:space="0" w:color="003366"/>
-              <w:bottom w:val="single" w:sz="8" w:space="0" w:color="003366"/>
-              <w:left w:val="none"/>
-              <w:right w:val="none"/>
-            </w:tcBorders>
-          </w:tcPr>
-          <w:p>
-            <w:pPr>
-              <w:spacing w:line="276" w:lineRule="auto" w:after="40"/>
-              <w:jc w:val="center"/>
-            </w:pPr>
-            <w:r>
-              <w:rPr>
-                <w:rFonts w:ascii="Times New Roman" w:hAnsi="Times New Roman"/>
-                <w:b/>
-                <w:color w:val="FFFFFF"/>
-                <w:sz w:val="22"/>
-              </w:rPr>
-              <w:t>Vai trò &amp; Nhiệm vụ đảm trách</w:t>
-            </w:r>
-          </w:p>
-        </w:tc>
-        <w:tc>
-          <w:tcPr>
-            <w:tcW w:type="dxa" w:w="1440"/>
-            <w:shd w:fill="005691"/>
-            <w:tcMar>
-              <w:top w:w="120" w:type="dxa"/>
-              <w:bottom w:w="120" w:type="dxa"/>
-              <w:left w:w="140" w:type="dxa"/>
-              <w:right w:w="140" w:type="dxa"/>
-            </w:tcMar>
-            <w:tcBorders>
-              <w:top w:val="single" w:sz="8" w:space="0" w:color="003366"/>
-              <w:bottom w:val="single" w:sz="8" w:space="0" w:color="003366"/>
-              <w:left w:val="none"/>
-              <w:right w:val="none"/>
-            </w:tcBorders>
-          </w:tcPr>
-          <w:p>
-            <w:pPr>
-              <w:spacing w:line="276" w:lineRule="auto" w:after="40"/>
-              <w:jc w:val="center"/>
-            </w:pPr>
-            <w:r>
-              <w:rPr>
-                <w:rFonts w:ascii="Times New Roman" w:hAnsi="Times New Roman"/>
-                <w:b/>
-                <w:color w:val="FFFFFF"/>
-                <w:sz w:val="22"/>
-              </w:rPr>
-              <w:t>Mức độ đóng góp</w:t>
-            </w:r>
-          </w:p>
-        </w:tc>
-      </w:tr>
-      <w:tr>
-        <w:tc>
-          <w:tcPr>
-            <w:tcW w:type="dxa" w:w="720"/>
-            <w:shd w:fill="FFFFFF"/>
-            <w:tcMar>
-              <w:top w:w="100" w:type="dxa"/>
-              <w:bottom w:w="100" w:type="dxa"/>
-              <w:left w:w="140" w:type="dxa"/>
-              <w:right w:w="140" w:type="dxa"/>
-            </w:tcMar>
-            <w:tcBorders>
-              <w:top w:val="single" w:sz="4" w:space="0" w:color="E2E8F0"/>
-              <w:bottom w:val="single" w:sz="4" w:space="0" w:color="E2E8F0"/>
-              <w:left w:val="none"/>
-              <w:right w:val="none"/>
-            </w:tcBorders>
-          </w:tcPr>
-          <w:p>
-            <w:pPr>
-              <w:spacing w:line="276" w:lineRule="auto" w:after="40"/>
-              <w:jc w:val="center"/>
-            </w:pPr>
-            <w:r>
-              <w:rPr>
-                <w:rFonts w:ascii="Times New Roman" w:hAnsi="Times New Roman"/>
-                <w:color w:val="222222"/>
-                <w:sz w:val="22"/>
-              </w:rPr>
-              <w:t>1</w:t>
-            </w:r>
-          </w:p>
-        </w:tc>
-        <w:tc>
-          <w:tcPr>
-            <w:tcW w:type="dxa" w:w="2592"/>
-            <w:shd w:fill="FFFFFF"/>
-            <w:tcMar>
-              <w:top w:w="100" w:type="dxa"/>
-              <w:bottom w:w="100" w:type="dxa"/>
-              <w:left w:w="140" w:type="dxa"/>
-              <w:right w:w="140" w:type="dxa"/>
-            </w:tcMar>
-            <w:tcBorders>
-              <w:top w:val="single" w:sz="4" w:space="0" w:color="E2E8F0"/>
-              <w:bottom w:val="single" w:sz="4" w:space="0" w:color="E2E8F0"/>
-              <w:left w:val="none"/>
-              <w:right w:val="none"/>
-            </w:tcBorders>
-          </w:tcPr>
-          <w:p>
-            <w:pPr>
-              <w:spacing w:line="276" w:lineRule="auto" w:after="40"/>
-              <w:jc w:val="left"/>
-            </w:pPr>
-            <w:r>
-              <w:rPr>
-                <w:rFonts w:ascii="Times New Roman" w:hAnsi="Times New Roman"/>
-                <w:color w:val="222222"/>
-                <w:sz w:val="22"/>
-              </w:rPr>
-              <w:t>Phan Công Đồng</w:t>
-            </w:r>
-          </w:p>
-        </w:tc>
-        <w:tc>
-          <w:tcPr>
-            <w:tcW w:type="dxa" w:w="1440"/>
-            <w:shd w:fill="FFFFFF"/>
-            <w:tcMar>
-              <w:top w:w="100" w:type="dxa"/>
-              <w:bottom w:w="100" w:type="dxa"/>
-              <w:left w:w="140" w:type="dxa"/>
-              <w:right w:w="140" w:type="dxa"/>
-            </w:tcMar>
-            <w:tcBorders>
-              <w:top w:val="single" w:sz="4" w:space="0" w:color="E2E8F0"/>
-              <w:bottom w:val="single" w:sz="4" w:space="0" w:color="E2E8F0"/>
-              <w:left w:val="none"/>
-              <w:right w:val="none"/>
-            </w:tcBorders>
-          </w:tcPr>
-          <w:p>
-            <w:pPr>
-              <w:spacing w:line="276" w:lineRule="auto" w:after="40"/>
-              <w:jc w:val="left"/>
-            </w:pPr>
-            <w:r>
-              <w:rPr>
-                <w:rFonts w:ascii="Times New Roman" w:hAnsi="Times New Roman"/>
-                <w:color w:val="222222"/>
-                <w:sz w:val="22"/>
-              </w:rPr>
-              <w:t>25150018</w:t>
-            </w:r>
-          </w:p>
-        </w:tc>
-        <w:tc>
-          <w:tcPr>
-            <w:tcW w:type="dxa" w:w="4608"/>
-            <w:shd w:fill="FFFFFF"/>
-            <w:tcMar>
-              <w:top w:w="100" w:type="dxa"/>
-              <w:bottom w:w="100" w:type="dxa"/>
-              <w:left w:w="140" w:type="dxa"/>
-              <w:right w:w="140" w:type="dxa"/>
-            </w:tcMar>
-            <w:tcBorders>
-              <w:top w:val="single" w:sz="4" w:space="0" w:color="E2E8F0"/>
-              <w:bottom w:val="single" w:sz="4" w:space="0" w:color="E2E8F0"/>
-              <w:left w:val="none"/>
-              <w:right w:val="none"/>
-            </w:tcBorders>
-          </w:tcPr>
-          <w:p>
-            <w:pPr>
-              <w:spacing w:line="276" w:lineRule="auto" w:after="40"/>
-              <w:jc w:val="left"/>
-            </w:pPr>
-            <w:r>
-              <w:rPr>
-                <w:rFonts w:ascii="Times New Roman" w:hAnsi="Times New Roman"/>
-                <w:color w:val="222222"/>
-                <w:sz w:val="22"/>
-              </w:rPr>
-              <w:t>Trưởng nhóm: Thiết kế phần cứng, lập trình ESP32 FreeRTOS, triển khai VPS &amp; Telegram Bot, viết báo cáo</w:t>
-            </w:r>
-          </w:p>
-        </w:tc>
-        <w:tc>
-          <w:tcPr>
-            <w:tcW w:type="dxa" w:w="1440"/>
-            <w:shd w:fill="FFFFFF"/>
-            <w:tcMar>
-              <w:top w:w="100" w:type="dxa"/>
-              <w:bottom w:w="100" w:type="dxa"/>
-              <w:left w:w="140" w:type="dxa"/>
-              <w:right w:w="140" w:type="dxa"/>
-            </w:tcMar>
-            <w:tcBorders>
-              <w:top w:val="single" w:sz="4" w:space="0" w:color="E2E8F0"/>
-              <w:bottom w:val="single" w:sz="4" w:space="0" w:color="E2E8F0"/>
-              <w:left w:val="none"/>
-              <w:right w:val="none"/>
-            </w:tcBorders>
-          </w:tcPr>
-          <w:p>
-            <w:pPr>
-              <w:spacing w:line="276" w:lineRule="auto" w:after="40"/>
-              <w:jc w:val="left"/>
-            </w:pPr>
-            <w:r>
-              <w:rPr>
-                <w:rFonts w:ascii="Times New Roman" w:hAnsi="Times New Roman"/>
-                <w:color w:val="222222"/>
-                <w:sz w:val="22"/>
-              </w:rPr>
-              <w:t>100% (Hoàn thành xuất sắc)</w:t>
-            </w:r>
-          </w:p>
-        </w:tc>
-      </w:tr>
-      <w:tr>
-        <w:tc>
-          <w:tcPr>
-            <w:tcW w:type="dxa" w:w="720"/>
-            <w:shd w:fill="F8FAFC"/>
-            <w:tcMar>
-              <w:top w:w="100" w:type="dxa"/>
-              <w:bottom w:w="100" w:type="dxa"/>
-              <w:left w:w="140" w:type="dxa"/>
-              <w:right w:w="140" w:type="dxa"/>
-            </w:tcMar>
-            <w:tcBorders>
-              <w:top w:val="single" w:sz="4" w:space="0" w:color="E2E8F0"/>
-              <w:bottom w:val="single" w:sz="4" w:space="0" w:color="E2E8F0"/>
-              <w:left w:val="none"/>
-              <w:right w:val="none"/>
-            </w:tcBorders>
-          </w:tcPr>
-          <w:p>
-            <w:pPr>
-              <w:spacing w:line="276" w:lineRule="auto" w:after="40"/>
-              <w:jc w:val="center"/>
-            </w:pPr>
-            <w:r>
-              <w:rPr>
-                <w:rFonts w:ascii="Times New Roman" w:hAnsi="Times New Roman"/>
-                <w:color w:val="222222"/>
-                <w:sz w:val="22"/>
-              </w:rPr>
-              <w:t>2</w:t>
-            </w:r>
-          </w:p>
-        </w:tc>
-        <w:tc>
-          <w:tcPr>
-            <w:tcW w:type="dxa" w:w="2592"/>
-            <w:shd w:fill="F8FAFC"/>
-            <w:tcMar>
-              <w:top w:w="100" w:type="dxa"/>
-              <w:bottom w:w="100" w:type="dxa"/>
-              <w:left w:w="140" w:type="dxa"/>
-              <w:right w:w="140" w:type="dxa"/>
-            </w:tcMar>
-            <w:tcBorders>
-              <w:top w:val="single" w:sz="4" w:space="0" w:color="E2E8F0"/>
-              <w:bottom w:val="single" w:sz="4" w:space="0" w:color="E2E8F0"/>
-              <w:left w:val="none"/>
-              <w:right w:val="none"/>
-            </w:tcBorders>
-          </w:tcPr>
-          <w:p>
-            <w:pPr>
-              <w:spacing w:line="276" w:lineRule="auto" w:after="40"/>
-              <w:jc w:val="left"/>
-            </w:pPr>
-            <w:r>
-              <w:rPr>
-                <w:rFonts w:ascii="Times New Roman" w:hAnsi="Times New Roman"/>
-                <w:color w:val="222222"/>
-                <w:sz w:val="22"/>
-              </w:rPr>
-              <w:t>Thành viên Nhóm 2</w:t>
-            </w:r>
-          </w:p>
-        </w:tc>
-        <w:tc>
-          <w:tcPr>
-            <w:tcW w:type="dxa" w:w="1440"/>
-            <w:shd w:fill="F8FAFC"/>
-            <w:tcMar>
-              <w:top w:w="100" w:type="dxa"/>
-              <w:bottom w:w="100" w:type="dxa"/>
-              <w:left w:w="140" w:type="dxa"/>
-              <w:right w:w="140" w:type="dxa"/>
-            </w:tcMar>
-            <w:tcBorders>
-              <w:top w:val="single" w:sz="4" w:space="0" w:color="E2E8F0"/>
-              <w:bottom w:val="single" w:sz="4" w:space="0" w:color="E2E8F0"/>
-              <w:left w:val="none"/>
-              <w:right w:val="none"/>
-            </w:tcBorders>
-          </w:tcPr>
-          <w:p>
-            <w:pPr>
-              <w:spacing w:line="276" w:lineRule="auto" w:after="40"/>
-              <w:jc w:val="left"/>
-            </w:pPr>
-            <w:r>
-              <w:rPr>
-                <w:rFonts w:ascii="Times New Roman" w:hAnsi="Times New Roman"/>
-                <w:color w:val="222222"/>
-                <w:sz w:val="22"/>
-              </w:rPr>
-              <w:t>251500xx</w:t>
-            </w:r>
-          </w:p>
-        </w:tc>
-        <w:tc>
-          <w:tcPr>
-            <w:tcW w:type="dxa" w:w="4608"/>
-            <w:shd w:fill="F8FAFC"/>
-            <w:tcMar>
-              <w:top w:w="100" w:type="dxa"/>
-              <w:bottom w:w="100" w:type="dxa"/>
-              <w:left w:w="140" w:type="dxa"/>
-              <w:right w:w="140" w:type="dxa"/>
-            </w:tcMar>
-            <w:tcBorders>
-              <w:top w:val="single" w:sz="4" w:space="0" w:color="E2E8F0"/>
-              <w:bottom w:val="single" w:sz="4" w:space="0" w:color="E2E8F0"/>
-              <w:left w:val="none"/>
-              <w:right w:val="none"/>
-            </w:tcBorders>
-          </w:tcPr>
-          <w:p>
-            <w:pPr>
-              <w:spacing w:line="276" w:lineRule="auto" w:after="40"/>
-              <w:jc w:val="left"/>
-            </w:pPr>
-            <w:r>
-              <w:rPr>
-                <w:rFonts w:ascii="Times New Roman" w:hAnsi="Times New Roman"/>
-                <w:color w:val="222222"/>
-                <w:sz w:val="22"/>
-              </w:rPr>
-              <w:t>Hỗ trợ hàn mạch, lắp ráp mô hình hộp bảo vệ, thu thập số liệu thực nghiệm nhiệt độ và ngọn lửa</w:t>
-            </w:r>
-          </w:p>
-        </w:tc>
-        <w:tc>
-          <w:tcPr>
-            <w:tcW w:type="dxa" w:w="1440"/>
-            <w:shd w:fill="F8FAFC"/>
-            <w:tcMar>
-              <w:top w:w="100" w:type="dxa"/>
-              <w:bottom w:w="100" w:type="dxa"/>
-              <w:left w:w="140" w:type="dxa"/>
-              <w:right w:w="140" w:type="dxa"/>
-            </w:tcMar>
-            <w:tcBorders>
-              <w:top w:val="single" w:sz="4" w:space="0" w:color="E2E8F0"/>
-              <w:bottom w:val="single" w:sz="4" w:space="0" w:color="E2E8F0"/>
-              <w:left w:val="none"/>
-              <w:right w:val="none"/>
-            </w:tcBorders>
-          </w:tcPr>
-          <w:p>
-            <w:pPr>
-              <w:spacing w:line="276" w:lineRule="auto" w:after="40"/>
-              <w:jc w:val="left"/>
-            </w:pPr>
-            <w:r>
-              <w:rPr>
-                <w:rFonts w:ascii="Times New Roman" w:hAnsi="Times New Roman"/>
-                <w:color w:val="222222"/>
-                <w:sz w:val="22"/>
-              </w:rPr>
-              <w:t>100% (Hoàn thành tốt)</w:t>
-            </w:r>
-          </w:p>
-        </w:tc>
-      </w:tr>
-      <w:tr>
-        <w:tc>
-          <w:tcPr>
-            <w:tcW w:type="dxa" w:w="720"/>
-            <w:shd w:fill="FFFFFF"/>
-            <w:tcMar>
-              <w:top w:w="100" w:type="dxa"/>
-              <w:bottom w:w="100" w:type="dxa"/>
-              <w:left w:w="140" w:type="dxa"/>
-              <w:right w:w="140" w:type="dxa"/>
-            </w:tcMar>
-            <w:tcBorders>
-              <w:top w:val="single" w:sz="4" w:space="0" w:color="E2E8F0"/>
-              <w:bottom w:val="single" w:sz="4" w:space="0" w:color="E2E8F0"/>
-              <w:left w:val="none"/>
-              <w:right w:val="none"/>
-            </w:tcBorders>
-          </w:tcPr>
-          <w:p>
-            <w:pPr>
-              <w:spacing w:line="276" w:lineRule="auto" w:after="40"/>
-              <w:jc w:val="center"/>
-            </w:pPr>
-            <w:r>
-              <w:rPr>
-                <w:rFonts w:ascii="Times New Roman" w:hAnsi="Times New Roman"/>
-                <w:color w:val="222222"/>
-                <w:sz w:val="22"/>
-              </w:rPr>
-              <w:t>3</w:t>
-            </w:r>
-          </w:p>
-        </w:tc>
-        <w:tc>
-          <w:tcPr>
-            <w:tcW w:type="dxa" w:w="2592"/>
-            <w:shd w:fill="FFFFFF"/>
-            <w:tcMar>
-              <w:top w:w="100" w:type="dxa"/>
-              <w:bottom w:w="100" w:type="dxa"/>
-              <w:left w:w="140" w:type="dxa"/>
-              <w:right w:w="140" w:type="dxa"/>
-            </w:tcMar>
-            <w:tcBorders>
-              <w:top w:val="single" w:sz="4" w:space="0" w:color="E2E8F0"/>
-              <w:bottom w:val="single" w:sz="4" w:space="0" w:color="E2E8F0"/>
-              <w:left w:val="none"/>
-              <w:right w:val="none"/>
-            </w:tcBorders>
-          </w:tcPr>
-          <w:p>
-            <w:pPr>
-              <w:spacing w:line="276" w:lineRule="auto" w:after="40"/>
-              <w:jc w:val="left"/>
-            </w:pPr>
-            <w:r>
-              <w:rPr>
-                <w:rFonts w:ascii="Times New Roman" w:hAnsi="Times New Roman"/>
-                <w:color w:val="222222"/>
-                <w:sz w:val="22"/>
-              </w:rPr>
-              <w:t>Thành viên Nhóm 2</w:t>
-            </w:r>
-          </w:p>
-        </w:tc>
-        <w:tc>
-          <w:tcPr>
-            <w:tcW w:type="dxa" w:w="1440"/>
-            <w:shd w:fill="FFFFFF"/>
-            <w:tcMar>
-              <w:top w:w="100" w:type="dxa"/>
-              <w:bottom w:w="100" w:type="dxa"/>
-              <w:left w:w="140" w:type="dxa"/>
-              <w:right w:w="140" w:type="dxa"/>
-            </w:tcMar>
-            <w:tcBorders>
-              <w:top w:val="single" w:sz="4" w:space="0" w:color="E2E8F0"/>
-              <w:bottom w:val="single" w:sz="4" w:space="0" w:color="E2E8F0"/>
-              <w:left w:val="none"/>
-              <w:right w:val="none"/>
-            </w:tcBorders>
-          </w:tcPr>
-          <w:p>
-            <w:pPr>
-              <w:spacing w:line="276" w:lineRule="auto" w:after="40"/>
-              <w:jc w:val="left"/>
-            </w:pPr>
-            <w:r>
-              <w:rPr>
-                <w:rFonts w:ascii="Times New Roman" w:hAnsi="Times New Roman"/>
-                <w:color w:val="222222"/>
-                <w:sz w:val="22"/>
-              </w:rPr>
-              <w:t>251500yy</w:t>
-            </w:r>
-          </w:p>
-        </w:tc>
-        <w:tc>
-          <w:tcPr>
-            <w:tcW w:type="dxa" w:w="4608"/>
-            <w:shd w:fill="FFFFFF"/>
-            <w:tcMar>
-              <w:top w:w="100" w:type="dxa"/>
-              <w:bottom w:w="100" w:type="dxa"/>
-              <w:left w:w="140" w:type="dxa"/>
-              <w:right w:w="140" w:type="dxa"/>
-            </w:tcMar>
-            <w:tcBorders>
-              <w:top w:val="single" w:sz="4" w:space="0" w:color="E2E8F0"/>
-              <w:bottom w:val="single" w:sz="4" w:space="0" w:color="E2E8F0"/>
-              <w:left w:val="none"/>
-              <w:right w:val="none"/>
-            </w:tcBorders>
-          </w:tcPr>
-          <w:p>
-            <w:pPr>
-              <w:spacing w:line="276" w:lineRule="auto" w:after="40"/>
-              <w:jc w:val="left"/>
-            </w:pPr>
-            <w:r>
-              <w:rPr>
-                <w:rFonts w:ascii="Times New Roman" w:hAnsi="Times New Roman"/>
-                <w:color w:val="222222"/>
-                <w:sz w:val="22"/>
-              </w:rPr>
-              <w:t>Hỗ trợ kiểm thử rung lắc cảm biến gia tốc, chuẩn bị slide thuyết trình và tài liệu tham khảo</w:t>
-            </w:r>
-          </w:p>
-        </w:tc>
-        <w:tc>
-          <w:tcPr>
-            <w:tcW w:type="dxa" w:w="1440"/>
-            <w:shd w:fill="FFFFFF"/>
-            <w:tcMar>
-              <w:top w:w="100" w:type="dxa"/>
-              <w:bottom w:w="100" w:type="dxa"/>
-              <w:left w:w="140" w:type="dxa"/>
-              <w:right w:w="140" w:type="dxa"/>
-            </w:tcMar>
-            <w:tcBorders>
-              <w:top w:val="single" w:sz="4" w:space="0" w:color="E2E8F0"/>
-              <w:bottom w:val="single" w:sz="4" w:space="0" w:color="E2E8F0"/>
-              <w:left w:val="none"/>
-              <w:right w:val="none"/>
-            </w:tcBorders>
-          </w:tcPr>
-          <w:p>
-            <w:pPr>
-              <w:spacing w:line="276" w:lineRule="auto" w:after="40"/>
-              <w:jc w:val="left"/>
-            </w:pPr>
-            <w:r>
-              <w:rPr>
-                <w:rFonts w:ascii="Times New Roman" w:hAnsi="Times New Roman"/>
-                <w:color w:val="222222"/>
-                <w:sz w:val="22"/>
-              </w:rPr>
-              <w:t>100% (Hoàn thành tốt)</w:t>
-            </w:r>
-          </w:p>
-        </w:tc>
-      </w:tr>
-    </w:tbl>
-    <w:p>
-      <w:pPr>
-        <w:spacing w:after="80"/>
-      </w:pPr>
-    </w:p>
-    <w:p>
-      <w:r>
-        <w:br w:type="page"/>
-      </w:r>
-    </w:p>
-    <w:p>
-      <w:pPr>
-        <w:keepNext/>
         <w:spacing w:line="360" w:lineRule="auto" w:before="280" w:after="120"/>
       </w:pPr>
       <w:r>
         <w:rPr>
           <w:rFonts w:ascii="Times New Roman" w:hAnsi="Times New Roman"/>
           <w:b/>
-          <w:color w:val="005691"/>
+          <w:color w:val="003366"/>
           <w:sz w:val="28"/>
         </w:rPr>
         <w:t>MỤC LỤC BÁO CÁO</w:t>
@@ -2951,7 +2508,7 @@
               <w:rPr>
                 <w:rFonts w:ascii="Times New Roman" w:hAnsi="Times New Roman"/>
                 <w:b/>
-                <w:color w:val="005691"/>
+                <w:color w:val="003366"/>
                 <w:sz w:val="22"/>
               </w:rPr>
               <w:t>PHẦN BỐ CỤC: TỔNG QUAN HỆ THỐNG VÀ CÁC YÊU CẦU ĐẶT RA</w:t>
@@ -3248,7 +2805,7 @@
               <w:rPr>
                 <w:rFonts w:ascii="Times New Roman" w:hAnsi="Times New Roman"/>
                 <w:b/>
-                <w:color w:val="005691"/>
+                <w:color w:val="003366"/>
                 <w:sz w:val="22"/>
               </w:rPr>
               <w:t>CHƯƠNG 1: GIỚI THIỆU TỔNG QUAN ĐỀ TÀI</w:t>
@@ -3496,7 +3053,7 @@
               <w:rPr>
                 <w:rFonts w:ascii="Times New Roman" w:hAnsi="Times New Roman"/>
                 <w:b/>
-                <w:color w:val="005691"/>
+                <w:color w:val="003366"/>
                 <w:sz w:val="22"/>
               </w:rPr>
               <w:t>CHƯƠNG 2: CƠ SỞ LÝ THUYẾT VÀ LINH KIỆN HỆ THỐNG</w:t>
@@ -3940,7 +3497,7 @@
               <w:rPr>
                 <w:rFonts w:ascii="Times New Roman" w:hAnsi="Times New Roman"/>
                 <w:b/>
-                <w:color w:val="005691"/>
+                <w:color w:val="003366"/>
                 <w:sz w:val="22"/>
               </w:rPr>
               <w:t>CHƯƠNG 3: THIẾT KẾ HỆ THỐNG VÀ THỰC NGHIỆM</w:t>
@@ -4384,7 +3941,7 @@
               <w:rPr>
                 <w:rFonts w:ascii="Times New Roman" w:hAnsi="Times New Roman"/>
                 <w:b/>
-                <w:color w:val="005691"/>
+                <w:color w:val="003366"/>
                 <w:sz w:val="22"/>
               </w:rPr>
               <w:t>CHƯƠNG 4: KẾT LUẬN VÀ HƯỚNG PHÁT TRIỂN</w:t>
@@ -4583,7 +4140,7 @@
               <w:rPr>
                 <w:rFonts w:ascii="Times New Roman" w:hAnsi="Times New Roman"/>
                 <w:b/>
-                <w:color w:val="005691"/>
+                <w:color w:val="003366"/>
                 <w:sz w:val="22"/>
               </w:rPr>
               <w:t>PHỤ LỤC BÁO CÁO</w:t>
@@ -4782,7 +4339,7 @@
               <w:rPr>
                 <w:rFonts w:ascii="Times New Roman" w:hAnsi="Times New Roman"/>
                 <w:b/>
-                <w:color w:val="005691"/>
+                <w:color w:val="003366"/>
                 <w:sz w:val="22"/>
               </w:rPr>
               <w:t>TÀI LIỆU THAM KHẢO (Sách, Giáo trình, Bài giảng, Internet/Datasheet)</w:t>
@@ -4830,7 +4387,7 @@
         <w:rPr>
           <w:rFonts w:ascii="Times New Roman" w:hAnsi="Times New Roman"/>
           <w:b/>
-          <w:color w:val="005691"/>
+          <w:color w:val="003366"/>
           <w:sz w:val="28"/>
         </w:rPr>
         <w:t>PHẦN BỐ CỤC: TỔNG QUAN HỆ THỐNG VÀ CÁC YÊU CẦU ĐẶT RA</w:t>
@@ -5588,8 +5145,58 @@
       </w:r>
     </w:p>
     <w:p>
+      <w:pPr>
+        <w:spacing w:before="160" w:after="80"/>
+        <w:jc w:val="center"/>
+      </w:pPr>
       <w:r>
-        <w:br w:type="page"/>
+        <w:drawing>
+          <wp:inline xmlns:a="http://schemas.openxmlformats.org/drawingml/2006/main" xmlns:pic="http://schemas.openxmlformats.org/drawingml/2006/picture">
+            <wp:extent cx="5303520" cy="2993322"/>
+            <wp:docPr id="3" name="Picture 3"/>
+            <wp:cNvGraphicFramePr>
+              <a:graphicFrameLocks noChangeAspect="1"/>
+            </wp:cNvGraphicFramePr>
+            <a:graphic>
+              <a:graphicData uri="http://schemas.openxmlformats.org/drawingml/2006/picture">
+                <pic:pic>
+                  <pic:nvPicPr>
+                    <pic:cNvPr id="0" name="so_do_nguyen_ly_hoat_dong.jpg"/>
+                    <pic:cNvPicPr/>
+                  </pic:nvPicPr>
+                  <pic:blipFill>
+                    <a:blip r:embed="rId11"/>
+                    <a:stretch>
+                      <a:fillRect/>
+                    </a:stretch>
+                  </pic:blipFill>
+                  <pic:spPr>
+                    <a:xfrm>
+                      <a:off x="0" y="0"/>
+                      <a:ext cx="5303520" cy="2993322"/>
+                    </a:xfrm>
+                    <a:prstGeom prst="rect"/>
+                  </pic:spPr>
+                </pic:pic>
+              </a:graphicData>
+            </a:graphic>
+          </wp:inline>
+        </w:drawing>
+      </w:r>
+    </w:p>
+    <w:p>
+      <w:pPr>
+        <w:spacing w:after="160"/>
+        <w:jc w:val="center"/>
+      </w:pPr>
+      <w:r>
+        <w:rPr>
+          <w:rFonts w:ascii="Times New Roman" w:hAnsi="Times New Roman"/>
+          <w:i/>
+          <w:color w:val="646464"/>
+          <w:sz w:val="22"/>
+        </w:rPr>
+        <w:t>Hình 0.2. Sơ đồ mô tả dòng chảy dữ liệu và nguyên lý hoạt động tổng thể của hệ thống</w:t>
       </w:r>
     </w:p>
     <w:p>
@@ -5601,7 +5208,7 @@
         <w:rPr>
           <w:rFonts w:ascii="Times New Roman" w:hAnsi="Times New Roman"/>
           <w:b/>
-          <w:color w:val="005691"/>
+          <w:color w:val="003366"/>
           <w:sz w:val="28"/>
         </w:rPr>
         <w:t>CHƯƠNG 1: GIỚI THIỆU TỔNG QUAN ĐỀ TÀI</w:t>
@@ -5965,11 +5572,6 @@
       </w:r>
     </w:p>
     <w:p>
-      <w:r>
-        <w:br w:type="page"/>
-      </w:r>
-    </w:p>
-    <w:p>
       <w:pPr>
         <w:keepNext/>
         <w:spacing w:line="360" w:lineRule="auto" w:before="280" w:after="120"/>
@@ -5978,7 +5580,7 @@
         <w:rPr>
           <w:rFonts w:ascii="Times New Roman" w:hAnsi="Times New Roman"/>
           <w:b/>
-          <w:color w:val="005691"/>
+          <w:color w:val="003366"/>
           <w:sz w:val="28"/>
         </w:rPr>
         <w:t>CHƯƠNG 2: CƠ SỞ LÝ THUYẾT VÀ LINH KIỆN HỆ THỐNG</w:t>
@@ -6023,7 +5625,7 @@
         <w:drawing>
           <wp:inline xmlns:a="http://schemas.openxmlformats.org/drawingml/2006/main" xmlns:pic="http://schemas.openxmlformats.org/drawingml/2006/picture">
             <wp:extent cx="3474720" cy="1954530"/>
-            <wp:docPr id="3" name="Picture 3"/>
+            <wp:docPr id="4" name="Picture 4"/>
             <wp:cNvGraphicFramePr>
               <a:graphicFrameLocks noChangeAspect="1"/>
             </wp:cNvGraphicFramePr>
@@ -6035,7 +5637,7 @@
                     <pic:cNvPicPr/>
                   </pic:nvPicPr>
                   <pic:blipFill>
-                    <a:blip r:embed="rId11"/>
+                    <a:blip r:embed="rId12"/>
                     <a:stretch>
                       <a:fillRect/>
                     </a:stretch>
@@ -6195,7 +5797,7 @@
         <w:drawing>
           <wp:inline xmlns:a="http://schemas.openxmlformats.org/drawingml/2006/main" xmlns:pic="http://schemas.openxmlformats.org/drawingml/2006/picture">
             <wp:extent cx="3200400" cy="3091789"/>
-            <wp:docPr id="4" name="Picture 4"/>
+            <wp:docPr id="5" name="Picture 5"/>
             <wp:cNvGraphicFramePr>
               <a:graphicFrameLocks noChangeAspect="1"/>
             </wp:cNvGraphicFramePr>
@@ -6207,7 +5809,7 @@
                     <pic:cNvPicPr/>
                   </pic:nvPicPr>
                   <pic:blipFill>
-                    <a:blip r:embed="rId12"/>
+                    <a:blip r:embed="rId13"/>
                     <a:stretch>
                       <a:fillRect/>
                     </a:stretch>
@@ -6370,7 +5972,7 @@
         <w:drawing>
           <wp:inline xmlns:a="http://schemas.openxmlformats.org/drawingml/2006/main" xmlns:pic="http://schemas.openxmlformats.org/drawingml/2006/picture">
             <wp:extent cx="3291840" cy="1013887"/>
-            <wp:docPr id="5" name="Picture 5"/>
+            <wp:docPr id="6" name="Picture 6"/>
             <wp:cNvGraphicFramePr>
               <a:graphicFrameLocks noChangeAspect="1"/>
             </wp:cNvGraphicFramePr>
@@ -6382,7 +5984,7 @@
                     <pic:cNvPicPr/>
                   </pic:nvPicPr>
                   <pic:blipFill>
-                    <a:blip r:embed="rId13"/>
+                    <a:blip r:embed="rId14"/>
                     <a:stretch>
                       <a:fillRect/>
                     </a:stretch>
@@ -6557,7 +6159,7 @@
         <w:drawing>
           <wp:inline xmlns:a="http://schemas.openxmlformats.org/drawingml/2006/main" xmlns:pic="http://schemas.openxmlformats.org/drawingml/2006/picture">
             <wp:extent cx="2926080" cy="2913734"/>
-            <wp:docPr id="6" name="Picture 6"/>
+            <wp:docPr id="7" name="Picture 7"/>
             <wp:cNvGraphicFramePr>
               <a:graphicFrameLocks noChangeAspect="1"/>
             </wp:cNvGraphicFramePr>
@@ -6569,7 +6171,7 @@
                     <pic:cNvPicPr/>
                   </pic:nvPicPr>
                   <pic:blipFill>
-                    <a:blip r:embed="rId14"/>
+                    <a:blip r:embed="rId15"/>
                     <a:stretch>
                       <a:fillRect/>
                     </a:stretch>
@@ -6657,7 +6259,7 @@
         <w:drawing>
           <wp:inline xmlns:a="http://schemas.openxmlformats.org/drawingml/2006/main" xmlns:pic="http://schemas.openxmlformats.org/drawingml/2006/picture">
             <wp:extent cx="3108960" cy="2074535"/>
-            <wp:docPr id="7" name="Picture 7"/>
+            <wp:docPr id="8" name="Picture 8"/>
             <wp:cNvGraphicFramePr>
               <a:graphicFrameLocks noChangeAspect="1"/>
             </wp:cNvGraphicFramePr>
@@ -6669,7 +6271,7 @@
                     <pic:cNvPicPr/>
                   </pic:nvPicPr>
                   <pic:blipFill>
-                    <a:blip r:embed="rId15"/>
+                    <a:blip r:embed="rId16"/>
                     <a:stretch>
                       <a:fillRect/>
                     </a:stretch>
@@ -6779,6 +6381,61 @@
           <w:sz w:val="24"/>
         </w:rPr>
         <w:t>Màn hình tinh thể lỏng LCD 1602 có khả năng hiển thị 2 dòng, mỗi dòng 16 ký tự chữ số. Để tiết kiệm chân GPIO của ESP32, màn hình được hàn tích hợp module chuyển đổi nối tiếp sang song song PCF8574. Nhờ đó, thay vì phải tốn 6 đến 10 chân điều khiển song song, toàn bộ màn hình LCD chỉ sử dụng đúng 2 dây SDA (GPIO 21) và SCL (GPIO 22) chung với bus I2C của cảm biến gia tốc.</w:t>
+      </w:r>
+    </w:p>
+    <w:p>
+      <w:pPr>
+        <w:spacing w:before="160" w:after="80"/>
+        <w:jc w:val="center"/>
+      </w:pPr>
+      <w:r>
+        <w:drawing>
+          <wp:inline xmlns:a="http://schemas.openxmlformats.org/drawingml/2006/main" xmlns:pic="http://schemas.openxmlformats.org/drawingml/2006/picture">
+            <wp:extent cx="3474720" cy="3443275"/>
+            <wp:docPr id="9" name="Picture 9"/>
+            <wp:cNvGraphicFramePr>
+              <a:graphicFrameLocks noChangeAspect="1"/>
+            </wp:cNvGraphicFramePr>
+            <a:graphic>
+              <a:graphicData uri="http://schemas.openxmlformats.org/drawingml/2006/picture">
+                <pic:pic>
+                  <pic:nvPicPr>
+                    <pic:cNvPr id="0" name="lcd1602_module.jpg"/>
+                    <pic:cNvPicPr/>
+                  </pic:nvPicPr>
+                  <pic:blipFill>
+                    <a:blip r:embed="rId17"/>
+                    <a:stretch>
+                      <a:fillRect/>
+                    </a:stretch>
+                  </pic:blipFill>
+                  <pic:spPr>
+                    <a:xfrm>
+                      <a:off x="0" y="0"/>
+                      <a:ext cx="3474720" cy="3443275"/>
+                    </a:xfrm>
+                    <a:prstGeom prst="rect"/>
+                  </pic:spPr>
+                </pic:pic>
+              </a:graphicData>
+            </a:graphic>
+          </wp:inline>
+        </w:drawing>
+      </w:r>
+    </w:p>
+    <w:p>
+      <w:pPr>
+        <w:spacing w:after="160"/>
+        <w:jc w:val="center"/>
+      </w:pPr>
+      <w:r>
+        <w:rPr>
+          <w:rFonts w:ascii="Times New Roman" w:hAnsi="Times New Roman"/>
+          <w:i/>
+          <w:color w:val="646464"/>
+          <w:sz w:val="22"/>
+        </w:rPr>
+        <w:t>Hình 2.6. Màn hình tinh thể lỏng LCD 1602 kết hợp module chuyển đổi I2C PCF8574</w:t>
       </w:r>
     </w:p>
     <w:p>
@@ -6993,7 +6650,7 @@
         <w:tc>
           <w:tcPr>
             <w:tcW w:type="dxa" w:w="1728"/>
-            <w:shd w:fill="005691"/>
+            <w:shd w:fill="003366"/>
             <w:tcMar>
               <w:top w:w="120" w:type="dxa"/>
               <w:bottom w:w="120" w:type="dxa"/>
@@ -7001,8 +6658,8 @@
               <w:right w:w="140" w:type="dxa"/>
             </w:tcMar>
             <w:tcBorders>
-              <w:top w:val="single" w:sz="8" w:space="0" w:color="003366"/>
-              <w:bottom w:val="single" w:sz="8" w:space="0" w:color="003366"/>
+              <w:top w:val="single" w:sz="8" w:space="0" w:color="002244"/>
+              <w:bottom w:val="single" w:sz="8" w:space="0" w:color="002244"/>
               <w:left w:val="none"/>
               <w:right w:val="none"/>
             </w:tcBorders>
@@ -7026,7 +6683,7 @@
         <w:tc>
           <w:tcPr>
             <w:tcW w:type="dxa" w:w="1872"/>
-            <w:shd w:fill="005691"/>
+            <w:shd w:fill="003366"/>
             <w:tcMar>
               <w:top w:w="120" w:type="dxa"/>
               <w:bottom w:w="120" w:type="dxa"/>
@@ -7034,8 +6691,8 @@
               <w:right w:w="140" w:type="dxa"/>
             </w:tcMar>
             <w:tcBorders>
-              <w:top w:val="single" w:sz="8" w:space="0" w:color="003366"/>
-              <w:bottom w:val="single" w:sz="8" w:space="0" w:color="003366"/>
+              <w:top w:val="single" w:sz="8" w:space="0" w:color="002244"/>
+              <w:bottom w:val="single" w:sz="8" w:space="0" w:color="002244"/>
               <w:left w:val="none"/>
               <w:right w:val="none"/>
             </w:tcBorders>
@@ -7059,7 +6716,7 @@
         <w:tc>
           <w:tcPr>
             <w:tcW w:type="dxa" w:w="3312"/>
-            <w:shd w:fill="005691"/>
+            <w:shd w:fill="003366"/>
             <w:tcMar>
               <w:top w:w="120" w:type="dxa"/>
               <w:bottom w:w="120" w:type="dxa"/>
@@ -7067,8 +6724,8 @@
               <w:right w:w="140" w:type="dxa"/>
             </w:tcMar>
             <w:tcBorders>
-              <w:top w:val="single" w:sz="8" w:space="0" w:color="003366"/>
-              <w:bottom w:val="single" w:sz="8" w:space="0" w:color="003366"/>
+              <w:top w:val="single" w:sz="8" w:space="0" w:color="002244"/>
+              <w:bottom w:val="single" w:sz="8" w:space="0" w:color="002244"/>
               <w:left w:val="none"/>
               <w:right w:val="none"/>
             </w:tcBorders>
@@ -7092,7 +6749,7 @@
         <w:tc>
           <w:tcPr>
             <w:tcW w:type="dxa" w:w="3168"/>
-            <w:shd w:fill="005691"/>
+            <w:shd w:fill="003366"/>
             <w:tcMar>
               <w:top w:w="120" w:type="dxa"/>
               <w:bottom w:w="120" w:type="dxa"/>
@@ -7100,8 +6757,8 @@
               <w:right w:w="140" w:type="dxa"/>
             </w:tcMar>
             <w:tcBorders>
-              <w:top w:val="single" w:sz="8" w:space="0" w:color="003366"/>
-              <w:bottom w:val="single" w:sz="8" w:space="0" w:color="003366"/>
+              <w:top w:val="single" w:sz="8" w:space="0" w:color="002244"/>
+              <w:bottom w:val="single" w:sz="8" w:space="0" w:color="002244"/>
               <w:left w:val="none"/>
               <w:right w:val="none"/>
             </w:tcBorders>
@@ -8040,11 +7697,6 @@
       </w:pPr>
     </w:p>
     <w:p>
-      <w:r>
-        <w:br w:type="page"/>
-      </w:r>
-    </w:p>
-    <w:p>
       <w:pPr>
         <w:keepNext/>
         <w:spacing w:line="360" w:lineRule="auto" w:before="280" w:after="120"/>
@@ -8053,7 +7705,7 @@
         <w:rPr>
           <w:rFonts w:ascii="Times New Roman" w:hAnsi="Times New Roman"/>
           <w:b/>
-          <w:color w:val="005691"/>
+          <w:color w:val="003366"/>
           <w:sz w:val="28"/>
         </w:rPr>
         <w:t>CHƯƠNG 3: THIẾT KẾ HỆ THỐNG VÀ THỰC NGHIỆM</w:t>
@@ -8211,6 +7863,61 @@
     </w:p>
     <w:p>
       <w:pPr>
+        <w:spacing w:before="160" w:after="80"/>
+        <w:jc w:val="center"/>
+      </w:pPr>
+      <w:r>
+        <w:drawing>
+          <wp:inline xmlns:a="http://schemas.openxmlformats.org/drawingml/2006/main" xmlns:pic="http://schemas.openxmlformats.org/drawingml/2006/picture">
+            <wp:extent cx="5120640" cy="3130391"/>
+            <wp:docPr id="10" name="Picture 10"/>
+            <wp:cNvGraphicFramePr>
+              <a:graphicFrameLocks noChangeAspect="1"/>
+            </wp:cNvGraphicFramePr>
+            <a:graphic>
+              <a:graphicData uri="http://schemas.openxmlformats.org/drawingml/2006/picture">
+                <pic:pic>
+                  <pic:nvPicPr>
+                    <pic:cNvPr id="0" name="so_do_khoi_he_thong.jpg"/>
+                    <pic:cNvPicPr/>
+                  </pic:nvPicPr>
+                  <pic:blipFill>
+                    <a:blip r:embed="rId18"/>
+                    <a:stretch>
+                      <a:fillRect/>
+                    </a:stretch>
+                  </pic:blipFill>
+                  <pic:spPr>
+                    <a:xfrm>
+                      <a:off x="0" y="0"/>
+                      <a:ext cx="5120640" cy="3130391"/>
+                    </a:xfrm>
+                    <a:prstGeom prst="rect"/>
+                  </pic:spPr>
+                </pic:pic>
+              </a:graphicData>
+            </a:graphic>
+          </wp:inline>
+        </w:drawing>
+      </w:r>
+    </w:p>
+    <w:p>
+      <w:pPr>
+        <w:spacing w:after="160"/>
+        <w:jc w:val="center"/>
+      </w:pPr>
+      <w:r>
+        <w:rPr>
+          <w:rFonts w:ascii="Times New Roman" w:hAnsi="Times New Roman"/>
+          <w:i/>
+          <w:color w:val="646464"/>
+          <w:sz w:val="22"/>
+        </w:rPr>
+        <w:t>Hình 3.1. Sơ đồ khối kiến trúc phần cứng tổng thể của Hệ thống Cảnh báo Thiên tai đa năng</w:t>
+      </w:r>
+    </w:p>
+    <w:p>
+      <w:pPr>
         <w:keepNext/>
         <w:spacing w:line="360" w:lineRule="auto" w:before="200" w:after="80"/>
       </w:pPr>
@@ -8257,7 +7964,7 @@
         <w:tc>
           <w:tcPr>
             <w:tcW w:type="dxa" w:w="1440"/>
-            <w:shd w:fill="005691"/>
+            <w:shd w:fill="003366"/>
             <w:tcMar>
               <w:top w:w="120" w:type="dxa"/>
               <w:bottom w:w="120" w:type="dxa"/>
@@ -8265,8 +7972,8 @@
               <w:right w:w="140" w:type="dxa"/>
             </w:tcMar>
             <w:tcBorders>
-              <w:top w:val="single" w:sz="8" w:space="0" w:color="003366"/>
-              <w:bottom w:val="single" w:sz="8" w:space="0" w:color="003366"/>
+              <w:top w:val="single" w:sz="8" w:space="0" w:color="002244"/>
+              <w:bottom w:val="single" w:sz="8" w:space="0" w:color="002244"/>
               <w:left w:val="none"/>
               <w:right w:val="none"/>
             </w:tcBorders>
@@ -8290,7 +7997,7 @@
         <w:tc>
           <w:tcPr>
             <w:tcW w:type="dxa" w:w="1728"/>
-            <w:shd w:fill="005691"/>
+            <w:shd w:fill="003366"/>
             <w:tcMar>
               <w:top w:w="120" w:type="dxa"/>
               <w:bottom w:w="120" w:type="dxa"/>
@@ -8298,8 +8005,8 @@
               <w:right w:w="140" w:type="dxa"/>
             </w:tcMar>
             <w:tcBorders>
-              <w:top w:val="single" w:sz="8" w:space="0" w:color="003366"/>
-              <w:bottom w:val="single" w:sz="8" w:space="0" w:color="003366"/>
+              <w:top w:val="single" w:sz="8" w:space="0" w:color="002244"/>
+              <w:bottom w:val="single" w:sz="8" w:space="0" w:color="002244"/>
               <w:left w:val="none"/>
               <w:right w:val="none"/>
             </w:tcBorders>
@@ -8323,7 +8030,7 @@
         <w:tc>
           <w:tcPr>
             <w:tcW w:type="dxa" w:w="2592"/>
-            <w:shd w:fill="005691"/>
+            <w:shd w:fill="003366"/>
             <w:tcMar>
               <w:top w:w="120" w:type="dxa"/>
               <w:bottom w:w="120" w:type="dxa"/>
@@ -8331,8 +8038,8 @@
               <w:right w:w="140" w:type="dxa"/>
             </w:tcMar>
             <w:tcBorders>
-              <w:top w:val="single" w:sz="8" w:space="0" w:color="003366"/>
-              <w:bottom w:val="single" w:sz="8" w:space="0" w:color="003366"/>
+              <w:top w:val="single" w:sz="8" w:space="0" w:color="002244"/>
+              <w:bottom w:val="single" w:sz="8" w:space="0" w:color="002244"/>
               <w:left w:val="none"/>
               <w:right w:val="none"/>
             </w:tcBorders>
@@ -8356,7 +8063,7 @@
         <w:tc>
           <w:tcPr>
             <w:tcW w:type="dxa" w:w="1728"/>
-            <w:shd w:fill="005691"/>
+            <w:shd w:fill="003366"/>
             <w:tcMar>
               <w:top w:w="120" w:type="dxa"/>
               <w:bottom w:w="120" w:type="dxa"/>
@@ -8364,8 +8071,8 @@
               <w:right w:w="140" w:type="dxa"/>
             </w:tcMar>
             <w:tcBorders>
-              <w:top w:val="single" w:sz="8" w:space="0" w:color="003366"/>
-              <w:bottom w:val="single" w:sz="8" w:space="0" w:color="003366"/>
+              <w:top w:val="single" w:sz="8" w:space="0" w:color="002244"/>
+              <w:bottom w:val="single" w:sz="8" w:space="0" w:color="002244"/>
               <w:left w:val="none"/>
               <w:right w:val="none"/>
             </w:tcBorders>
@@ -8389,7 +8096,7 @@
         <w:tc>
           <w:tcPr>
             <w:tcW w:type="dxa" w:w="2880"/>
-            <w:shd w:fill="005691"/>
+            <w:shd w:fill="003366"/>
             <w:tcMar>
               <w:top w:w="120" w:type="dxa"/>
               <w:bottom w:w="120" w:type="dxa"/>
@@ -8397,8 +8104,8 @@
               <w:right w:w="140" w:type="dxa"/>
             </w:tcMar>
             <w:tcBorders>
-              <w:top w:val="single" w:sz="8" w:space="0" w:color="003366"/>
-              <w:bottom w:val="single" w:sz="8" w:space="0" w:color="003366"/>
+              <w:top w:val="single" w:sz="8" w:space="0" w:color="002244"/>
+              <w:bottom w:val="single" w:sz="8" w:space="0" w:color="002244"/>
               <w:left w:val="none"/>
               <w:right w:val="none"/>
             </w:tcBorders>
@@ -10085,7 +9792,7 @@
         <w:drawing>
           <wp:inline xmlns:a="http://schemas.openxmlformats.org/drawingml/2006/main" xmlns:pic="http://schemas.openxmlformats.org/drawingml/2006/picture">
             <wp:extent cx="5669280" cy="3188970"/>
-            <wp:docPr id="8" name="Picture 8"/>
+            <wp:docPr id="11" name="Picture 11"/>
             <wp:cNvGraphicFramePr>
               <a:graphicFrameLocks noChangeAspect="1"/>
             </wp:cNvGraphicFramePr>
@@ -10097,7 +9804,7 @@
                     <pic:cNvPicPr/>
                   </pic:nvPicPr>
                   <pic:blipFill>
-                    <a:blip r:embed="rId16"/>
+                    <a:blip r:embed="rId19"/>
                     <a:stretch>
                       <a:fillRect/>
                     </a:stretch>
@@ -10128,7 +9835,77 @@
           <w:color w:val="646464"/>
           <w:sz w:val="22"/>
         </w:rPr>
-        <w:t>Hình 3.1. Sơ đồ nối chân phần cứng chi tiết của Hệ thống Cảnh báo Thiên tai đa năng ESP32</w:t>
+        <w:t>Hình 3.2. Sơ đồ nối chân phần cứng chi tiết của Hệ thống Cảnh báo Thiên tai đa năng ESP32</w:t>
+      </w:r>
+    </w:p>
+    <w:p>
+      <w:pPr>
+        <w:spacing w:line="360" w:lineRule="auto" w:after="80"/>
+        <w:jc w:val="both"/>
+      </w:pPr>
+      <w:r>
+        <w:rPr>
+          <w:rFonts w:ascii="Times New Roman" w:hAnsi="Times New Roman"/>
+          <w:i w:val="0"/>
+          <w:color w:val="222222"/>
+          <w:sz w:val="24"/>
+        </w:rPr>
+        <w:t>Bên cạnh bảng nối chân, mô hình đấu nối dây thực tế trên Breadboard được mô phỏng trực quan giúp quá trình lắp ráp mạch diễn ra chuẩn xác, tránh ngắn mạch:</w:t>
+      </w:r>
+    </w:p>
+    <w:p>
+      <w:pPr>
+        <w:spacing w:before="160" w:after="80"/>
+        <w:jc w:val="center"/>
+      </w:pPr>
+      <w:r>
+        <w:drawing>
+          <wp:inline xmlns:a="http://schemas.openxmlformats.org/drawingml/2006/main" xmlns:pic="http://schemas.openxmlformats.org/drawingml/2006/picture">
+            <wp:extent cx="5303520" cy="3138540"/>
+            <wp:docPr id="12" name="Picture 12"/>
+            <wp:cNvGraphicFramePr>
+              <a:graphicFrameLocks noChangeAspect="1"/>
+            </wp:cNvGraphicFramePr>
+            <a:graphic>
+              <a:graphicData uri="http://schemas.openxmlformats.org/drawingml/2006/picture">
+                <pic:pic>
+                  <pic:nvPicPr>
+                    <pic:cNvPr id="0" name="so_do_dau_noi_breadboard.jpg"/>
+                    <pic:cNvPicPr/>
+                  </pic:nvPicPr>
+                  <pic:blipFill>
+                    <a:blip r:embed="rId20"/>
+                    <a:stretch>
+                      <a:fillRect/>
+                    </a:stretch>
+                  </pic:blipFill>
+                  <pic:spPr>
+                    <a:xfrm>
+                      <a:off x="0" y="0"/>
+                      <a:ext cx="5303520" cy="3138540"/>
+                    </a:xfrm>
+                    <a:prstGeom prst="rect"/>
+                  </pic:spPr>
+                </pic:pic>
+              </a:graphicData>
+            </a:graphic>
+          </wp:inline>
+        </w:drawing>
+      </w:r>
+    </w:p>
+    <w:p>
+      <w:pPr>
+        <w:spacing w:after="160"/>
+        <w:jc w:val="center"/>
+      </w:pPr>
+      <w:r>
+        <w:rPr>
+          <w:rFonts w:ascii="Times New Roman" w:hAnsi="Times New Roman"/>
+          <w:i/>
+          <w:color w:val="646464"/>
+          <w:sz w:val="22"/>
+        </w:rPr>
+        <w:t>Hình 3.3. Sơ đồ nguyên lý đấu nối dây các linh kiện phần cứng trên Breadboard</w:t>
       </w:r>
     </w:p>
     <w:p>
@@ -10559,7 +10336,7 @@
         <w:tc>
           <w:tcPr>
             <w:tcW w:type="dxa" w:w="2160"/>
-            <w:shd w:fill="005691"/>
+            <w:shd w:fill="003366"/>
             <w:tcMar>
               <w:top w:w="120" w:type="dxa"/>
               <w:bottom w:w="120" w:type="dxa"/>
@@ -10567,8 +10344,8 @@
               <w:right w:w="140" w:type="dxa"/>
             </w:tcMar>
             <w:tcBorders>
-              <w:top w:val="single" w:sz="8" w:space="0" w:color="003366"/>
-              <w:bottom w:val="single" w:sz="8" w:space="0" w:color="003366"/>
+              <w:top w:val="single" w:sz="8" w:space="0" w:color="002244"/>
+              <w:bottom w:val="single" w:sz="8" w:space="0" w:color="002244"/>
               <w:left w:val="none"/>
               <w:right w:val="none"/>
             </w:tcBorders>
@@ -10592,7 +10369,7 @@
         <w:tc>
           <w:tcPr>
             <w:tcW w:type="dxa" w:w="1152"/>
-            <w:shd w:fill="005691"/>
+            <w:shd w:fill="003366"/>
             <w:tcMar>
               <w:top w:w="120" w:type="dxa"/>
               <w:bottom w:w="120" w:type="dxa"/>
@@ -10600,8 +10377,8 @@
               <w:right w:w="140" w:type="dxa"/>
             </w:tcMar>
             <w:tcBorders>
-              <w:top w:val="single" w:sz="8" w:space="0" w:color="003366"/>
-              <w:bottom w:val="single" w:sz="8" w:space="0" w:color="003366"/>
+              <w:top w:val="single" w:sz="8" w:space="0" w:color="002244"/>
+              <w:bottom w:val="single" w:sz="8" w:space="0" w:color="002244"/>
               <w:left w:val="none"/>
               <w:right w:val="none"/>
             </w:tcBorders>
@@ -10625,7 +10402,7 @@
         <w:tc>
           <w:tcPr>
             <w:tcW w:type="dxa" w:w="1152"/>
-            <w:shd w:fill="005691"/>
+            <w:shd w:fill="003366"/>
             <w:tcMar>
               <w:top w:w="120" w:type="dxa"/>
               <w:bottom w:w="120" w:type="dxa"/>
@@ -10633,8 +10410,8 @@
               <w:right w:w="140" w:type="dxa"/>
             </w:tcMar>
             <w:tcBorders>
-              <w:top w:val="single" w:sz="8" w:space="0" w:color="003366"/>
-              <w:bottom w:val="single" w:sz="8" w:space="0" w:color="003366"/>
+              <w:top w:val="single" w:sz="8" w:space="0" w:color="002244"/>
+              <w:bottom w:val="single" w:sz="8" w:space="0" w:color="002244"/>
               <w:left w:val="none"/>
               <w:right w:val="none"/>
             </w:tcBorders>
@@ -10658,7 +10435,7 @@
         <w:tc>
           <w:tcPr>
             <w:tcW w:type="dxa" w:w="1152"/>
-            <w:shd w:fill="005691"/>
+            <w:shd w:fill="003366"/>
             <w:tcMar>
               <w:top w:w="120" w:type="dxa"/>
               <w:bottom w:w="120" w:type="dxa"/>
@@ -10666,8 +10443,8 @@
               <w:right w:w="140" w:type="dxa"/>
             </w:tcMar>
             <w:tcBorders>
-              <w:top w:val="single" w:sz="8" w:space="0" w:color="003366"/>
-              <w:bottom w:val="single" w:sz="8" w:space="0" w:color="003366"/>
+              <w:top w:val="single" w:sz="8" w:space="0" w:color="002244"/>
+              <w:bottom w:val="single" w:sz="8" w:space="0" w:color="002244"/>
               <w:left w:val="none"/>
               <w:right w:val="none"/>
             </w:tcBorders>
@@ -10691,7 +10468,7 @@
         <w:tc>
           <w:tcPr>
             <w:tcW w:type="dxa" w:w="1728"/>
-            <w:shd w:fill="005691"/>
+            <w:shd w:fill="003366"/>
             <w:tcMar>
               <w:top w:w="120" w:type="dxa"/>
               <w:bottom w:w="120" w:type="dxa"/>
@@ -10699,8 +10476,8 @@
               <w:right w:w="140" w:type="dxa"/>
             </w:tcMar>
             <w:tcBorders>
-              <w:top w:val="single" w:sz="8" w:space="0" w:color="003366"/>
-              <w:bottom w:val="single" w:sz="8" w:space="0" w:color="003366"/>
+              <w:top w:val="single" w:sz="8" w:space="0" w:color="002244"/>
+              <w:bottom w:val="single" w:sz="8" w:space="0" w:color="002244"/>
               <w:left w:val="none"/>
               <w:right w:val="none"/>
             </w:tcBorders>
@@ -10724,7 +10501,7 @@
         <w:tc>
           <w:tcPr>
             <w:tcW w:type="dxa" w:w="1728"/>
-            <w:shd w:fill="005691"/>
+            <w:shd w:fill="003366"/>
             <w:tcMar>
               <w:top w:w="120" w:type="dxa"/>
               <w:bottom w:w="120" w:type="dxa"/>
@@ -10732,8 +10509,8 @@
               <w:right w:w="140" w:type="dxa"/>
             </w:tcMar>
             <w:tcBorders>
-              <w:top w:val="single" w:sz="8" w:space="0" w:color="003366"/>
-              <w:bottom w:val="single" w:sz="8" w:space="0" w:color="003366"/>
+              <w:top w:val="single" w:sz="8" w:space="0" w:color="002244"/>
+              <w:bottom w:val="single" w:sz="8" w:space="0" w:color="002244"/>
               <w:left w:val="none"/>
               <w:right w:val="none"/>
             </w:tcBorders>
@@ -10757,7 +10534,7 @@
         <w:tc>
           <w:tcPr>
             <w:tcW w:type="dxa" w:w="1584"/>
-            <w:shd w:fill="005691"/>
+            <w:shd w:fill="003366"/>
             <w:tcMar>
               <w:top w:w="120" w:type="dxa"/>
               <w:bottom w:w="120" w:type="dxa"/>
@@ -10765,8 +10542,8 @@
               <w:right w:w="140" w:type="dxa"/>
             </w:tcMar>
             <w:tcBorders>
-              <w:top w:val="single" w:sz="8" w:space="0" w:color="003366"/>
-              <w:bottom w:val="single" w:sz="8" w:space="0" w:color="003366"/>
+              <w:top w:val="single" w:sz="8" w:space="0" w:color="002244"/>
+              <w:bottom w:val="single" w:sz="8" w:space="0" w:color="002244"/>
               <w:left w:val="none"/>
               <w:right w:val="none"/>
             </w:tcBorders>
@@ -12385,7 +12162,7 @@
         <w:drawing>
           <wp:inline xmlns:a="http://schemas.openxmlformats.org/drawingml/2006/main" xmlns:pic="http://schemas.openxmlformats.org/drawingml/2006/picture">
             <wp:extent cx="5029200" cy="2828925"/>
-            <wp:docPr id="9" name="Picture 9"/>
+            <wp:docPr id="13" name="Picture 13"/>
             <wp:cNvGraphicFramePr>
               <a:graphicFrameLocks noChangeAspect="1"/>
             </wp:cNvGraphicFramePr>
@@ -12397,7 +12174,7 @@
                     <pic:cNvPicPr/>
                   </pic:nvPicPr>
                   <pic:blipFill>
-                    <a:blip r:embed="rId17"/>
+                    <a:blip r:embed="rId21"/>
                     <a:stretch>
                       <a:fillRect/>
                     </a:stretch>
@@ -12428,7 +12205,7 @@
           <w:color w:val="646464"/>
           <w:sz w:val="22"/>
         </w:rPr>
-        <w:t>Hình 3.2. Biểu đồ so sánh độ trễ kích hoạt còi tại chỗ trước và sau khi ứng dụng FreeRTOS đa nhân</w:t>
+        <w:t>Hình 3.4. Biểu đồ so sánh độ trễ kích hoạt còi tại chỗ trước và sau khi ứng dụng FreeRTOS đa nhân</w:t>
       </w:r>
     </w:p>
     <w:p>
@@ -12519,11 +12296,6 @@
       </w:r>
     </w:p>
     <w:p>
-      <w:r>
-        <w:br w:type="page"/>
-      </w:r>
-    </w:p>
-    <w:p>
       <w:pPr>
         <w:keepNext/>
         <w:spacing w:line="360" w:lineRule="auto" w:before="280" w:after="120"/>
@@ -12532,7 +12304,7 @@
         <w:rPr>
           <w:rFonts w:ascii="Times New Roman" w:hAnsi="Times New Roman"/>
           <w:b/>
-          <w:color w:val="005691"/>
+          <w:color w:val="003366"/>
           <w:sz w:val="28"/>
         </w:rPr>
         <w:t>CHƯƠNG 4: KẾT LUẬN VÀ HƯỚNG PHÁT TRIỂN</w:t>
@@ -12869,11 +12641,6 @@
       </w:r>
     </w:p>
     <w:p>
-      <w:r>
-        <w:br w:type="page"/>
-      </w:r>
-    </w:p>
-    <w:p>
       <w:pPr>
         <w:keepNext/>
         <w:spacing w:line="360" w:lineRule="auto" w:before="280" w:after="120"/>
@@ -12882,7 +12649,7 @@
         <w:rPr>
           <w:rFonts w:ascii="Times New Roman" w:hAnsi="Times New Roman"/>
           <w:b/>
-          <w:color w:val="005691"/>
+          <w:color w:val="003366"/>
           <w:sz w:val="28"/>
         </w:rPr>
         <w:t>PHỤ LỤC BÁO CÁO</w:t>
@@ -14315,7 +14082,7 @@
         <w:drawing>
           <wp:inline xmlns:a="http://schemas.openxmlformats.org/drawingml/2006/main" xmlns:pic="http://schemas.openxmlformats.org/drawingml/2006/picture">
             <wp:extent cx="5486400" cy="3086100"/>
-            <wp:docPr id="10" name="Picture 10"/>
+            <wp:docPr id="14" name="Picture 14"/>
             <wp:cNvGraphicFramePr>
               <a:graphicFrameLocks noChangeAspect="1"/>
             </wp:cNvGraphicFramePr>
@@ -14327,7 +14094,7 @@
                     <pic:cNvPicPr/>
                   </pic:nvPicPr>
                   <pic:blipFill>
-                    <a:blip r:embed="rId16"/>
+                    <a:blip r:embed="rId19"/>
                     <a:stretch>
                       <a:fillRect/>
                     </a:stretch>
@@ -14359,6 +14126,61 @@
           <w:sz w:val="22"/>
         </w:rPr>
         <w:t>Hình B.1. Sơ đồ nối dây phần cứng chi tiết của hệ thống (Định dạng chuẩn 16:9)</w:t>
+      </w:r>
+    </w:p>
+    <w:p>
+      <w:pPr>
+        <w:spacing w:before="160" w:after="80"/>
+        <w:jc w:val="center"/>
+      </w:pPr>
+      <w:r>
+        <w:drawing>
+          <wp:inline xmlns:a="http://schemas.openxmlformats.org/drawingml/2006/main" xmlns:pic="http://schemas.openxmlformats.org/drawingml/2006/picture">
+            <wp:extent cx="5303520" cy="3138540"/>
+            <wp:docPr id="15" name="Picture 15"/>
+            <wp:cNvGraphicFramePr>
+              <a:graphicFrameLocks noChangeAspect="1"/>
+            </wp:cNvGraphicFramePr>
+            <a:graphic>
+              <a:graphicData uri="http://schemas.openxmlformats.org/drawingml/2006/picture">
+                <pic:pic>
+                  <pic:nvPicPr>
+                    <pic:cNvPr id="0" name="so_do_dau_noi_breadboard.jpg"/>
+                    <pic:cNvPicPr/>
+                  </pic:nvPicPr>
+                  <pic:blipFill>
+                    <a:blip r:embed="rId20"/>
+                    <a:stretch>
+                      <a:fillRect/>
+                    </a:stretch>
+                  </pic:blipFill>
+                  <pic:spPr>
+                    <a:xfrm>
+                      <a:off x="0" y="0"/>
+                      <a:ext cx="5303520" cy="3138540"/>
+                    </a:xfrm>
+                    <a:prstGeom prst="rect"/>
+                  </pic:spPr>
+                </pic:pic>
+              </a:graphicData>
+            </a:graphic>
+          </wp:inline>
+        </w:drawing>
+      </w:r>
+    </w:p>
+    <w:p>
+      <w:pPr>
+        <w:spacing w:after="160"/>
+        <w:jc w:val="center"/>
+      </w:pPr>
+      <w:r>
+        <w:rPr>
+          <w:rFonts w:ascii="Times New Roman" w:hAnsi="Times New Roman"/>
+          <w:i/>
+          <w:color w:val="646464"/>
+          <w:sz w:val="22"/>
+        </w:rPr>
+        <w:t>Hình B.2. Sơ đồ bố trí và đấu nối dây mô hình phần cứng thực nghiệm trên Breadboard</w:t>
       </w:r>
     </w:p>
     <w:p>
@@ -14412,7 +14234,7 @@
         <w:tc>
           <w:tcPr>
             <w:tcW w:type="dxa" w:w="720"/>
-            <w:shd w:fill="005691"/>
+            <w:shd w:fill="003366"/>
             <w:tcMar>
               <w:top w:w="120" w:type="dxa"/>
               <w:bottom w:w="120" w:type="dxa"/>
@@ -14420,8 +14242,8 @@
               <w:right w:w="140" w:type="dxa"/>
             </w:tcMar>
             <w:tcBorders>
-              <w:top w:val="single" w:sz="8" w:space="0" w:color="003366"/>
-              <w:bottom w:val="single" w:sz="8" w:space="0" w:color="003366"/>
+              <w:top w:val="single" w:sz="8" w:space="0" w:color="002244"/>
+              <w:bottom w:val="single" w:sz="8" w:space="0" w:color="002244"/>
               <w:left w:val="none"/>
               <w:right w:val="none"/>
             </w:tcBorders>
@@ -14445,7 +14267,7 @@
         <w:tc>
           <w:tcPr>
             <w:tcW w:type="dxa" w:w="2160"/>
-            <w:shd w:fill="005691"/>
+            <w:shd w:fill="003366"/>
             <w:tcMar>
               <w:top w:w="120" w:type="dxa"/>
               <w:bottom w:w="120" w:type="dxa"/>
@@ -14453,8 +14275,8 @@
               <w:right w:w="140" w:type="dxa"/>
             </w:tcMar>
             <w:tcBorders>
-              <w:top w:val="single" w:sz="8" w:space="0" w:color="003366"/>
-              <w:bottom w:val="single" w:sz="8" w:space="0" w:color="003366"/>
+              <w:top w:val="single" w:sz="8" w:space="0" w:color="002244"/>
+              <w:bottom w:val="single" w:sz="8" w:space="0" w:color="002244"/>
               <w:left w:val="none"/>
               <w:right w:val="none"/>
             </w:tcBorders>
@@ -14478,7 +14300,7 @@
         <w:tc>
           <w:tcPr>
             <w:tcW w:type="dxa" w:w="1296"/>
-            <w:shd w:fill="005691"/>
+            <w:shd w:fill="003366"/>
             <w:tcMar>
               <w:top w:w="120" w:type="dxa"/>
               <w:bottom w:w="120" w:type="dxa"/>
@@ -14486,8 +14308,8 @@
               <w:right w:w="140" w:type="dxa"/>
             </w:tcMar>
             <w:tcBorders>
-              <w:top w:val="single" w:sz="8" w:space="0" w:color="003366"/>
-              <w:bottom w:val="single" w:sz="8" w:space="0" w:color="003366"/>
+              <w:top w:val="single" w:sz="8" w:space="0" w:color="002244"/>
+              <w:bottom w:val="single" w:sz="8" w:space="0" w:color="002244"/>
               <w:left w:val="none"/>
               <w:right w:val="none"/>
             </w:tcBorders>
@@ -14511,7 +14333,7 @@
         <w:tc>
           <w:tcPr>
             <w:tcW w:type="dxa" w:w="1296"/>
-            <w:shd w:fill="005691"/>
+            <w:shd w:fill="003366"/>
             <w:tcMar>
               <w:top w:w="120" w:type="dxa"/>
               <w:bottom w:w="120" w:type="dxa"/>
@@ -14519,8 +14341,8 @@
               <w:right w:w="140" w:type="dxa"/>
             </w:tcMar>
             <w:tcBorders>
-              <w:top w:val="single" w:sz="8" w:space="0" w:color="003366"/>
-              <w:bottom w:val="single" w:sz="8" w:space="0" w:color="003366"/>
+              <w:top w:val="single" w:sz="8" w:space="0" w:color="002244"/>
+              <w:bottom w:val="single" w:sz="8" w:space="0" w:color="002244"/>
               <w:left w:val="none"/>
               <w:right w:val="none"/>
             </w:tcBorders>
@@ -14544,7 +14366,7 @@
         <w:tc>
           <w:tcPr>
             <w:tcW w:type="dxa" w:w="1584"/>
-            <w:shd w:fill="005691"/>
+            <w:shd w:fill="003366"/>
             <w:tcMar>
               <w:top w:w="120" w:type="dxa"/>
               <w:bottom w:w="120" w:type="dxa"/>
@@ -14552,8 +14374,8 @@
               <w:right w:w="140" w:type="dxa"/>
             </w:tcMar>
             <w:tcBorders>
-              <w:top w:val="single" w:sz="8" w:space="0" w:color="003366"/>
-              <w:bottom w:val="single" w:sz="8" w:space="0" w:color="003366"/>
+              <w:top w:val="single" w:sz="8" w:space="0" w:color="002244"/>
+              <w:bottom w:val="single" w:sz="8" w:space="0" w:color="002244"/>
               <w:left w:val="none"/>
               <w:right w:val="none"/>
             </w:tcBorders>
@@ -14577,7 +14399,7 @@
         <w:tc>
           <w:tcPr>
             <w:tcW w:type="dxa" w:w="1296"/>
-            <w:shd w:fill="005691"/>
+            <w:shd w:fill="003366"/>
             <w:tcMar>
               <w:top w:w="120" w:type="dxa"/>
               <w:bottom w:w="120" w:type="dxa"/>
@@ -14585,8 +14407,8 @@
               <w:right w:w="140" w:type="dxa"/>
             </w:tcMar>
             <w:tcBorders>
-              <w:top w:val="single" w:sz="8" w:space="0" w:color="003366"/>
-              <w:bottom w:val="single" w:sz="8" w:space="0" w:color="003366"/>
+              <w:top w:val="single" w:sz="8" w:space="0" w:color="002244"/>
+              <w:bottom w:val="single" w:sz="8" w:space="0" w:color="002244"/>
               <w:left w:val="none"/>
               <w:right w:val="none"/>
             </w:tcBorders>
@@ -14610,7 +14432,7 @@
         <w:tc>
           <w:tcPr>
             <w:tcW w:type="dxa" w:w="1152"/>
-            <w:shd w:fill="005691"/>
+            <w:shd w:fill="003366"/>
             <w:tcMar>
               <w:top w:w="120" w:type="dxa"/>
               <w:bottom w:w="120" w:type="dxa"/>
@@ -14618,8 +14440,8 @@
               <w:right w:w="140" w:type="dxa"/>
             </w:tcMar>
             <w:tcBorders>
-              <w:top w:val="single" w:sz="8" w:space="0" w:color="003366"/>
-              <w:bottom w:val="single" w:sz="8" w:space="0" w:color="003366"/>
+              <w:top w:val="single" w:sz="8" w:space="0" w:color="002244"/>
+              <w:bottom w:val="single" w:sz="8" w:space="0" w:color="002244"/>
               <w:left w:val="none"/>
               <w:right w:val="none"/>
             </w:tcBorders>
@@ -14643,7 +14465,7 @@
         <w:tc>
           <w:tcPr>
             <w:tcW w:type="dxa" w:w="2016"/>
-            <w:shd w:fill="005691"/>
+            <w:shd w:fill="003366"/>
             <w:tcMar>
               <w:top w:w="120" w:type="dxa"/>
               <w:bottom w:w="120" w:type="dxa"/>
@@ -14651,8 +14473,8 @@
               <w:right w:w="140" w:type="dxa"/>
             </w:tcMar>
             <w:tcBorders>
-              <w:top w:val="single" w:sz="8" w:space="0" w:color="003366"/>
-              <w:bottom w:val="single" w:sz="8" w:space="0" w:color="003366"/>
+              <w:top w:val="single" w:sz="8" w:space="0" w:color="002244"/>
+              <w:bottom w:val="single" w:sz="8" w:space="0" w:color="002244"/>
               <w:left w:val="none"/>
               <w:right w:val="none"/>
             </w:tcBorders>
@@ -16229,11 +16051,6 @@
       </w:pPr>
     </w:p>
     <w:p>
-      <w:r>
-        <w:br w:type="page"/>
-      </w:r>
-    </w:p>
-    <w:p>
       <w:pPr>
         <w:keepNext/>
         <w:spacing w:line="360" w:lineRule="auto" w:before="280" w:after="120"/>
@@ -16242,7 +16059,7 @@
         <w:rPr>
           <w:rFonts w:ascii="Times New Roman" w:hAnsi="Times New Roman"/>
           <w:b/>
-          <w:color w:val="005691"/>
+          <w:color w:val="003366"/>
           <w:sz w:val="28"/>
         </w:rPr>
         <w:t>TÀI LIỆU THAM KHẢO</w:t>
@@ -16281,7 +16098,7 @@
         <w:tc>
           <w:tcPr>
             <w:tcW w:type="dxa" w:w="720"/>
-            <w:shd w:fill="005691"/>
+            <w:shd w:fill="003366"/>
             <w:tcMar>
               <w:top w:w="120" w:type="dxa"/>
               <w:bottom w:w="120" w:type="dxa"/>
@@ -16289,8 +16106,8 @@
               <w:right w:w="140" w:type="dxa"/>
             </w:tcMar>
             <w:tcBorders>
-              <w:top w:val="single" w:sz="8" w:space="0" w:color="003366"/>
-              <w:bottom w:val="single" w:sz="8" w:space="0" w:color="003366"/>
+              <w:top w:val="single" w:sz="8" w:space="0" w:color="002244"/>
+              <w:bottom w:val="single" w:sz="8" w:space="0" w:color="002244"/>
               <w:left w:val="none"/>
               <w:right w:val="none"/>
             </w:tcBorders>
@@ -16314,7 +16131,7 @@
         <w:tc>
           <w:tcPr>
             <w:tcW w:type="dxa" w:w="2016"/>
-            <w:shd w:fill="005691"/>
+            <w:shd w:fill="003366"/>
             <w:tcMar>
               <w:top w:w="120" w:type="dxa"/>
               <w:bottom w:w="120" w:type="dxa"/>
@@ -16322,8 +16139,8 @@
               <w:right w:w="140" w:type="dxa"/>
             </w:tcMar>
             <w:tcBorders>
-              <w:top w:val="single" w:sz="8" w:space="0" w:color="003366"/>
-              <w:bottom w:val="single" w:sz="8" w:space="0" w:color="003366"/>
+              <w:top w:val="single" w:sz="8" w:space="0" w:color="002244"/>
+              <w:bottom w:val="single" w:sz="8" w:space="0" w:color="002244"/>
               <w:left w:val="none"/>
               <w:right w:val="none"/>
             </w:tcBorders>
@@ -16347,7 +16164,7 @@
         <w:tc>
           <w:tcPr>
             <w:tcW w:type="dxa" w:w="2592"/>
-            <w:shd w:fill="005691"/>
+            <w:shd w:fill="003366"/>
             <w:tcMar>
               <w:top w:w="120" w:type="dxa"/>
               <w:bottom w:w="120" w:type="dxa"/>
@@ -16355,8 +16172,8 @@
               <w:right w:w="140" w:type="dxa"/>
             </w:tcMar>
             <w:tcBorders>
-              <w:top w:val="single" w:sz="8" w:space="0" w:color="003366"/>
-              <w:bottom w:val="single" w:sz="8" w:space="0" w:color="003366"/>
+              <w:top w:val="single" w:sz="8" w:space="0" w:color="002244"/>
+              <w:bottom w:val="single" w:sz="8" w:space="0" w:color="002244"/>
               <w:left w:val="none"/>
               <w:right w:val="none"/>
             </w:tcBorders>
@@ -16380,7 +16197,7 @@
         <w:tc>
           <w:tcPr>
             <w:tcW w:type="dxa" w:w="3744"/>
-            <w:shd w:fill="005691"/>
+            <w:shd w:fill="003366"/>
             <w:tcMar>
               <w:top w:w="120" w:type="dxa"/>
               <w:bottom w:w="120" w:type="dxa"/>
@@ -16388,8 +16205,8 @@
               <w:right w:w="140" w:type="dxa"/>
             </w:tcMar>
             <w:tcBorders>
-              <w:top w:val="single" w:sz="8" w:space="0" w:color="003366"/>
-              <w:bottom w:val="single" w:sz="8" w:space="0" w:color="003366"/>
+              <w:top w:val="single" w:sz="8" w:space="0" w:color="002244"/>
+              <w:bottom w:val="single" w:sz="8" w:space="0" w:color="002244"/>
               <w:left w:val="none"/>
               <w:right w:val="none"/>
             </w:tcBorders>
@@ -16413,7 +16230,7 @@
         <w:tc>
           <w:tcPr>
             <w:tcW w:type="dxa" w:w="2448"/>
-            <w:shd w:fill="005691"/>
+            <w:shd w:fill="003366"/>
             <w:tcMar>
               <w:top w:w="120" w:type="dxa"/>
               <w:bottom w:w="120" w:type="dxa"/>
@@ -16421,8 +16238,8 @@
               <w:right w:w="140" w:type="dxa"/>
             </w:tcMar>
             <w:tcBorders>
-              <w:top w:val="single" w:sz="8" w:space="0" w:color="003366"/>
-              <w:bottom w:val="single" w:sz="8" w:space="0" w:color="003366"/>
+              <w:top w:val="single" w:sz="8" w:space="0" w:color="002244"/>
+              <w:bottom w:val="single" w:sz="8" w:space="0" w:color="002244"/>
               <w:left w:val="none"/>
               <w:right w:val="none"/>
             </w:tcBorders>
@@ -18072,9 +17889,15 @@
     </w:p>
     <w:sectPr>
       <w:pgSz w:w="12240" w:h="15840"/>
-      <w:pgMar w:top="1417" w:right="1417" w:bottom="1417" w:left="1417" w:header="680" w:footer="680" w:gutter="0"/>
+      <w:pgMar w:top="1417" w:right="1417" w:bottom="1417" w:left="1417" w:header="720" w:footer="720" w:gutter="0"/>
       <w:cols w:space="720"/>
       <w:docGrid w:linePitch="360"/>
+      <w:pgBorders w:offsetFrom="page">
+        <w:top w:val="single" w:sz="18" w:space="24" w:color="000000"/>
+        <w:left w:val="single" w:sz="18" w:space="24" w:color="000000"/>
+        <w:bottom w:val="single" w:sz="18" w:space="24" w:color="000000"/>
+        <w:right w:val="single" w:sz="18" w:space="24" w:color="000000"/>
+      </w:pgBorders>
     </w:sectPr>
   </w:body>
 </w:document>
@@ -18443,15 +18266,6 @@
     <w:name w:val="Normal"/>
     <w:qFormat/>
     <w:rsid w:val="00FC693F"/>
-    <w:pPr>
-      <w:spacing w:line="360" w:lineRule="auto" w:after="80"/>
-      <w:jc w:val="both"/>
-    </w:pPr>
-    <w:rPr>
-      <w:rFonts w:ascii="Times New Roman" w:hAnsi="Times New Roman"/>
-      <w:color w:val="1A1A1A"/>
-      <w:sz w:val="24"/>
-    </w:rPr>
   </w:style>
   <w:style w:type="paragraph" w:styleId="Header">
     <w:name w:val="header"/>
